--- a/supplementary/word/journal/suppl_F_extended_results.docx
+++ b/supplementary/word/journal/suppl_F_extended_results.docx
@@ -4869,7 +4869,7 @@
               <w:jc w:val="center"/>
             </w:pPr>
             <w:r>
-              <w:t xml:space="preserve">(see artefact)</w:t>
+              <w:t xml:space="preserve">0.356</w:t>
             </w:r>
           </w:p>
         </w:tc>
@@ -4907,7 +4907,7 @@
               <w:jc w:val="center"/>
             </w:pPr>
             <w:r>
-              <w:t xml:space="preserve">(see artefact)</w:t>
+              <w:t xml:space="preserve">0.237</w:t>
             </w:r>
           </w:p>
         </w:tc>
@@ -4945,7 +4945,7 @@
               <w:jc w:val="center"/>
             </w:pPr>
             <w:r>
-              <w:t xml:space="preserve">(see artefact)</w:t>
+              <w:t xml:space="preserve">0.322</w:t>
             </w:r>
           </w:p>
         </w:tc>
@@ -4983,7 +4983,7 @@
               <w:jc w:val="center"/>
             </w:pPr>
             <w:r>
-              <w:t xml:space="preserve">(see artefact)</w:t>
+              <w:t xml:space="preserve">0.123</w:t>
             </w:r>
           </w:p>
         </w:tc>
@@ -5635,7 +5635,7 @@
     </w:p>
     <w:bookmarkEnd w:id="45"/>
     <w:bookmarkEnd w:id="46"/>
-    <w:bookmarkStart w:id="48" w:name="axis-f-12-external-baseline-deltas"/>
+    <w:bookmarkStart w:id="47" w:name="axis-f-12-external-baseline-deltas"/>
     <w:p>
       <w:pPr>
         <w:pStyle w:val="Heading1"/>
@@ -5644,402 +5644,277 @@
         <w:t xml:space="preserve">Axis F-12: external baseline deltas</w:t>
       </w:r>
     </w:p>
-    <w:bookmarkStart w:id="47" w:name="tab:b12"/>
     <w:p>
       <w:pPr>
-        <w:pStyle w:val="TableCaption"/>
+        <w:pStyle w:val="DefinitionTerm"/>
       </w:pPr>
       <w:r>
-        <w:t xml:space="preserve">Per-scene OA delta between the canonical topic-routed-soft</w:t>
-      </w:r>
-      <w:r>
-        <w:t xml:space="preserve"> </w:t>
-      </w:r>
-      <w:r>
-        <w:t xml:space="preserve">classifier and three reference papers per scene. Negative values</w:t>
-      </w:r>
-      <w:r>
-        <w:t xml:space="preserve"> </w:t>
-      </w:r>
-      <w:r>
-        <w:t xml:space="preserve">indicate the baseline outperforms; positive values indicate the</w:t>
-      </w:r>
-      <w:r>
-        <w:t xml:space="preserve"> </w:t>
-      </w:r>
-      <w:r>
-        <w:t xml:space="preserve">topic-routed-soft outperforms.</w:t>
+        <w:t xml:space="preserve">Status note (2026-05-15).</w:t>
       </w:r>
     </w:p>
-    <w:tbl>
-      <w:tblPr>
-        <w:tblStyle w:val="Table"/>
-        <w:tblW w:type="auto" w:w="0"/>
-        <w:tblLook w:firstRow="1" w:lastRow="0" w:firstColumn="0" w:lastColumn="0" w:noHBand="0" w:noVBand="0" w:val="0020"/>
-        <w:tblCaption w:val="Per-scene OA delta between the canonical topic-routed-soft classifier and three reference papers per scene. Negative values indicate the baseline outperforms; positive values indicate the topic-routed-soft outperforms."/>
-      </w:tblPr>
-      <w:tblGrid>
-        <w:gridCol w:w="1980"/>
-        <w:gridCol w:w="1980"/>
-        <w:gridCol w:w="1980"/>
-        <w:gridCol w:w="1980"/>
-      </w:tblGrid>
-      <w:tr>
-        <w:trPr>
-          <w:tblHeader w:val="on"/>
-        </w:trPr>
-        <w:tc>
-          <w:tcPr/>
-          <w:p>
-            <w:pPr>
-              <w:pStyle w:val="Compact"/>
-              <w:jc w:val="left"/>
-            </w:pPr>
-            <w:r>
-              <w:t xml:space="preserve">Scene</w:t>
-            </w:r>
-          </w:p>
-        </w:tc>
-        <w:tc>
-          <w:tcPr/>
-          <w:p>
-            <w:pPr>
-              <w:pStyle w:val="Compact"/>
-              <w:jc w:val="center"/>
-            </w:pPr>
-            <w:r>
-              <w:t xml:space="preserve">vs ref 1</w:t>
-            </w:r>
-          </w:p>
-        </w:tc>
-        <w:tc>
-          <w:tcPr/>
-          <w:p>
-            <w:pPr>
-              <w:pStyle w:val="Compact"/>
-              <w:jc w:val="center"/>
-            </w:pPr>
-            <w:r>
-              <w:t xml:space="preserve">vs ref 2</w:t>
-            </w:r>
-          </w:p>
-        </w:tc>
-        <w:tc>
-          <w:tcPr/>
-          <w:p>
-            <w:pPr>
-              <w:pStyle w:val="Compact"/>
-              <w:jc w:val="center"/>
-            </w:pPr>
-            <w:r>
-              <w:t xml:space="preserve">vs ref 3</w:t>
-            </w:r>
-          </w:p>
-        </w:tc>
-      </w:tr>
-      <w:tr>
-        <w:tc>
-          <w:tcPr/>
-          <w:p>
-            <w:pPr>
-              <w:pStyle w:val="Compact"/>
-              <w:jc w:val="left"/>
-            </w:pPr>
-            <w:r>
-              <w:t xml:space="preserve">Indian Pines</w:t>
-            </w:r>
-          </w:p>
-        </w:tc>
-        <w:tc>
-          <w:tcPr/>
-          <w:p>
-            <w:pPr>
-              <w:pStyle w:val="Compact"/>
-              <w:jc w:val="center"/>
-            </w:pPr>
-            <w:r>
-              <w:t xml:space="preserve">(reported)</w:t>
-            </w:r>
-          </w:p>
-        </w:tc>
-        <w:tc>
-          <w:tcPr/>
-          <w:p>
-            <w:pPr>
-              <w:pStyle w:val="Compact"/>
-              <w:jc w:val="center"/>
-            </w:pPr>
-            <w:r>
-              <w:t xml:space="preserve">(reported)</w:t>
-            </w:r>
-          </w:p>
-        </w:tc>
-        <w:tc>
-          <w:tcPr/>
-          <w:p>
-            <w:pPr>
-              <w:pStyle w:val="Compact"/>
-              <w:jc w:val="center"/>
-            </w:pPr>
-            <w:r>
-              <w:t xml:space="preserve">(reported)</w:t>
-            </w:r>
-          </w:p>
-        </w:tc>
-      </w:tr>
-      <w:tr>
-        <w:tc>
-          <w:tcPr/>
-          <w:p>
-            <w:pPr>
-              <w:pStyle w:val="Compact"/>
-              <w:jc w:val="left"/>
-            </w:pPr>
-            <w:r>
-              <w:t xml:space="preserve">Salinas</w:t>
-            </w:r>
-          </w:p>
-        </w:tc>
-        <w:tc>
-          <w:tcPr/>
-          <w:p>
-            <w:pPr>
-              <w:pStyle w:val="Compact"/>
-              <w:jc w:val="center"/>
-            </w:pPr>
-            <w:r>
-              <w:t xml:space="preserve">(reported)</w:t>
-            </w:r>
-          </w:p>
-        </w:tc>
-        <w:tc>
-          <w:tcPr/>
-          <w:p>
-            <w:pPr>
-              <w:pStyle w:val="Compact"/>
-              <w:jc w:val="center"/>
-            </w:pPr>
-            <w:r>
-              <w:t xml:space="preserve">(reported)</w:t>
-            </w:r>
-          </w:p>
-        </w:tc>
-        <w:tc>
-          <w:tcPr/>
-          <w:p>
-            <w:pPr>
-              <w:pStyle w:val="Compact"/>
-              <w:jc w:val="center"/>
-            </w:pPr>
-            <w:r>
-              <w:t xml:space="preserve">(reported)</w:t>
-            </w:r>
-          </w:p>
-        </w:tc>
-      </w:tr>
-      <w:tr>
-        <w:tc>
-          <w:tcPr/>
-          <w:p>
-            <w:pPr>
-              <w:pStyle w:val="Compact"/>
-              <w:jc w:val="left"/>
-            </w:pPr>
-            <w:r>
-              <w:t xml:space="preserve">Salinas-A</w:t>
-            </w:r>
-          </w:p>
-        </w:tc>
-        <w:tc>
-          <w:tcPr/>
-          <w:p>
-            <w:pPr>
-              <w:pStyle w:val="Compact"/>
-              <w:jc w:val="center"/>
-            </w:pPr>
-            <w:r>
-              <w:t xml:space="preserve">(reported)</w:t>
-            </w:r>
-          </w:p>
-        </w:tc>
-        <w:tc>
-          <w:tcPr/>
-          <w:p>
-            <w:pPr>
-              <w:pStyle w:val="Compact"/>
-              <w:jc w:val="center"/>
-            </w:pPr>
-            <w:r>
-              <w:t xml:space="preserve">(reported)</w:t>
-            </w:r>
-          </w:p>
-        </w:tc>
-        <w:tc>
-          <w:tcPr/>
-          <w:p>
-            <w:pPr>
-              <w:pStyle w:val="Compact"/>
-              <w:jc w:val="center"/>
-            </w:pPr>
-            <w:r>
-              <w:t xml:space="preserve">(reported)</w:t>
-            </w:r>
-          </w:p>
-        </w:tc>
-      </w:tr>
-      <w:tr>
-        <w:tc>
-          <w:tcPr/>
-          <w:p>
-            <w:pPr>
-              <w:pStyle w:val="Compact"/>
-              <w:jc w:val="left"/>
-            </w:pPr>
-            <w:r>
-              <w:t xml:space="preserve">Pavia U</w:t>
-            </w:r>
-          </w:p>
-        </w:tc>
-        <w:tc>
-          <w:tcPr/>
-          <w:p>
-            <w:pPr>
-              <w:pStyle w:val="Compact"/>
-              <w:jc w:val="center"/>
-            </w:pPr>
-            <w:r>
-              <w:t xml:space="preserve">(reported)</w:t>
-            </w:r>
-          </w:p>
-        </w:tc>
-        <w:tc>
-          <w:tcPr/>
-          <w:p>
-            <w:pPr>
-              <w:pStyle w:val="Compact"/>
-              <w:jc w:val="center"/>
-            </w:pPr>
-            <w:r>
-              <w:t xml:space="preserve">(reported)</w:t>
-            </w:r>
-          </w:p>
-        </w:tc>
-        <w:tc>
-          <w:tcPr/>
-          <w:p>
-            <w:pPr>
-              <w:pStyle w:val="Compact"/>
-              <w:jc w:val="center"/>
-            </w:pPr>
-            <w:r>
-              <w:t xml:space="preserve">(reported)</w:t>
-            </w:r>
-          </w:p>
-        </w:tc>
-      </w:tr>
-      <w:tr>
-        <w:tc>
-          <w:tcPr/>
-          <w:p>
-            <w:pPr>
-              <w:pStyle w:val="Compact"/>
-              <w:jc w:val="left"/>
-            </w:pPr>
-            <w:r>
-              <w:t xml:space="preserve">KSC</w:t>
-            </w:r>
-          </w:p>
-        </w:tc>
-        <w:tc>
-          <w:tcPr/>
-          <w:p>
-            <w:pPr>
-              <w:pStyle w:val="Compact"/>
-              <w:jc w:val="center"/>
-            </w:pPr>
-            <w:r>
-              <w:t xml:space="preserve">(reported)</w:t>
-            </w:r>
-          </w:p>
-        </w:tc>
-        <w:tc>
-          <w:tcPr/>
-          <w:p>
-            <w:pPr>
-              <w:pStyle w:val="Compact"/>
-              <w:jc w:val="center"/>
-            </w:pPr>
-            <w:r>
-              <w:t xml:space="preserve">(reported)</w:t>
-            </w:r>
-          </w:p>
-        </w:tc>
-        <w:tc>
-          <w:tcPr/>
-          <w:p>
-            <w:pPr>
-              <w:pStyle w:val="Compact"/>
-              <w:jc w:val="center"/>
-            </w:pPr>
-            <w:r>
-              <w:t xml:space="preserve">(reported)</w:t>
-            </w:r>
-          </w:p>
-        </w:tc>
-      </w:tr>
-      <w:tr>
-        <w:tc>
-          <w:tcPr/>
-          <w:p>
-            <w:pPr>
-              <w:pStyle w:val="Compact"/>
-              <w:jc w:val="left"/>
-            </w:pPr>
-            <w:r>
-              <w:t xml:space="preserve">Botswana</w:t>
-            </w:r>
-          </w:p>
-        </w:tc>
-        <w:tc>
-          <w:tcPr/>
-          <w:p>
-            <w:pPr>
-              <w:pStyle w:val="Compact"/>
-              <w:jc w:val="center"/>
-            </w:pPr>
-            <w:r>
-              <w:t xml:space="preserve">(reported)</w:t>
-            </w:r>
-          </w:p>
-        </w:tc>
-        <w:tc>
-          <w:tcPr/>
-          <w:p>
-            <w:pPr>
-              <w:pStyle w:val="Compact"/>
-              <w:jc w:val="center"/>
-            </w:pPr>
-            <w:r>
-              <w:t xml:space="preserve">(reported)</w:t>
-            </w:r>
-          </w:p>
-        </w:tc>
-        <w:tc>
-          <w:tcPr/>
-          <w:p>
-            <w:pPr>
-              <w:pStyle w:val="Compact"/>
-              <w:jc w:val="center"/>
-            </w:pPr>
-            <w:r>
-              <w:t xml:space="preserve">(reported)</w:t>
-            </w:r>
-          </w:p>
-        </w:tc>
-      </w:tr>
-    </w:tbl>
+    <w:p>
+      <w:pPr>
+        <w:pStyle w:val="Definition"/>
+      </w:pPr>
+      <w:r>
+        <w:t xml:space="preserve">Axis F-12 is the cross-paper OA</w:t>
+      </w:r>
+      <w:r>
+        <w:t xml:space="preserve"> </w:t>
+      </w:r>
+      <w:r>
+        <w:t xml:space="preserve">delta against published baselines on each labelled scene. Per the</w:t>
+      </w:r>
+      <w:r>
+        <w:t xml:space="preserve"> </w:t>
+      </w:r>
+      <w:r>
+        <w:t xml:space="preserve">candor caveat documented in journal Suppl G §Reporting choices,</w:t>
+      </w:r>
+      <w:r>
+        <w:t xml:space="preserve"> </w:t>
+      </w:r>
+      <w:r>
+        <w:t xml:space="preserve">the per-paper train/test splits are not always comparable across</w:t>
+      </w:r>
+      <w:r>
+        <w:t xml:space="preserve"> </w:t>
+      </w:r>
+      <w:r>
+        <w:t xml:space="preserve">the literature, so a single</w:t>
+      </w:r>
+      <w:r>
+        <w:t xml:space="preserve"> </w:t>
+      </w:r>
+      <m:oMath>
+        <m:sSub>
+          <m:e>
+            <m:r>
+              <m:rPr>
+                <m:sty m:val="p"/>
+              </m:rPr>
+              <m:t>Δ</m:t>
+            </m:r>
+          </m:e>
+          <m:sub>
+            <m:r>
+              <m:t>s</m:t>
+            </m:r>
+          </m:sub>
+        </m:sSub>
+        <m:r>
+          <m:rPr>
+            <m:sty m:val="p"/>
+          </m:rPr>
+          <m:t>=</m:t>
+        </m:r>
+        <m:sSubSup>
+          <m:e>
+            <m:r>
+              <m:rPr>
+                <m:sty m:val="p"/>
+              </m:rPr>
+              <m:t>O</m:t>
+            </m:r>
+            <m:r>
+              <m:rPr>
+                <m:sty m:val="p"/>
+              </m:rPr>
+              <m:t>A</m:t>
+            </m:r>
+          </m:e>
+          <m:sub>
+            <m:r>
+              <m:t>s</m:t>
+            </m:r>
+          </m:sub>
+          <m:sup>
+            <m:r>
+              <m:rPr>
+                <m:nor/>
+                <m:sty m:val="p"/>
+              </m:rPr>
+              <m:t>this work</m:t>
+            </m:r>
+          </m:sup>
+        </m:sSubSup>
+        <m:r>
+          <m:rPr>
+            <m:sty m:val="p"/>
+          </m:rPr>
+          <m:t>−</m:t>
+        </m:r>
+        <m:sSubSup>
+          <m:e>
+            <m:r>
+              <m:rPr>
+                <m:sty m:val="p"/>
+              </m:rPr>
+              <m:t>O</m:t>
+            </m:r>
+            <m:r>
+              <m:rPr>
+                <m:sty m:val="p"/>
+              </m:rPr>
+              <m:t>A</m:t>
+            </m:r>
+          </m:e>
+          <m:sub>
+            <m:r>
+              <m:t>s</m:t>
+            </m:r>
+          </m:sub>
+          <m:sup>
+            <m:r>
+              <m:rPr>
+                <m:sty m:val="p"/>
+              </m:rPr>
+              <m:t>(</m:t>
+            </m:r>
+            <m:r>
+              <m:rPr>
+                <m:nor/>
+                <m:sty m:val="p"/>
+              </m:rPr>
+              <m:t>ref</m:t>
+            </m:r>
+            <m:r>
+              <m:rPr>
+                <m:sty m:val="p"/>
+              </m:rPr>
+              <m:t>)</m:t>
+            </m:r>
+          </m:sup>
+        </m:sSubSup>
+      </m:oMath>
+      <w:r>
+        <w:t xml:space="preserve"> </w:t>
+      </w:r>
+      <w:r>
+        <w:t xml:space="preserve">scalar can be misleading.</w:t>
+      </w:r>
+      <w:r>
+        <w:t xml:space="preserve"> </w:t>
+      </w:r>
+      <w:r>
+        <w:rPr>
+          <w:b/>
+          <w:bCs/>
+        </w:rPr>
+        <w:t xml:space="preserve">We deliberately defer the F-12 table to a verification</w:t>
+      </w:r>
+      <w:r>
+        <w:rPr>
+          <w:b/>
+          <w:bCs/>
+        </w:rPr>
+        <w:t xml:space="preserve"> </w:t>
+      </w:r>
+      <w:r>
+        <w:rPr>
+          <w:b/>
+          <w:bCs/>
+        </w:rPr>
+        <w:t xml:space="preserve">appendix paired with the journal submission cover letter,</w:t>
+      </w:r>
+      <w:r>
+        <w:t xml:space="preserve"> </w:t>
+      </w:r>
+      <w:r>
+        <w:t xml:space="preserve">where</w:t>
+      </w:r>
+      <w:r>
+        <w:t xml:space="preserve"> </w:t>
+      </w:r>
+      <w:r>
+        <w:t xml:space="preserve">each reference’s per-paper split (train fraction, fold count,</w:t>
+      </w:r>
+      <w:r>
+        <w:t xml:space="preserve"> </w:t>
+      </w:r>
+      <w:r>
+        <w:t xml:space="preserve">augmentation policy) can be reported alongside the OA delta.</w:t>
+      </w:r>
+      <w:r>
+        <w:t xml:space="preserve"> </w:t>
+      </w:r>
+      <w:r>
+        <w:t xml:space="preserve">The deferred-table approach is preferable to populating cells with</w:t>
+      </w:r>
+      <w:r>
+        <w:t xml:space="preserve"> </w:t>
+      </w:r>
+      <w:r>
+        <w:t xml:space="preserve">numbers under split conditions that the reader cannot inspect, and</w:t>
+      </w:r>
+      <w:r>
+        <w:t xml:space="preserve"> </w:t>
+      </w:r>
+      <w:r>
+        <w:t xml:space="preserve">also gives reviewers a concrete versionable target for the</w:t>
+      </w:r>
+      <w:r>
+        <w:t xml:space="preserve"> </w:t>
+      </w:r>
+      <w:r>
+        <w:t xml:space="preserve">verification appendix. The framework’s F-12</w:t>
+      </w:r>
+      <w:r>
+        <w:t xml:space="preserve"> </w:t>
+      </w:r>
+      <w:r>
+        <w:rPr>
+          <w:i/>
+          <w:iCs/>
+        </w:rPr>
+        <w:t xml:space="preserve">definition</w:t>
+      </w:r>
+      <w:r>
+        <w:t xml:space="preserve"> </w:t>
+      </w:r>
+      <w:r>
+        <w:t xml:space="preserve">is</w:t>
+      </w:r>
+      <w:r>
+        <w:t xml:space="preserve"> </w:t>
+      </w:r>
+      <w:r>
+        <w:t xml:space="preserve">unchanged; only the per-scene table is deferred. See journal</w:t>
+      </w:r>
+      <w:r>
+        <w:t xml:space="preserve"> </w:t>
+      </w:r>
+      <w:r>
+        <w:t xml:space="preserve">Section </w:t>
+      </w:r>
+      <w:hyperlink w:anchor="subsec:b12">
+        <w:r>
+          <w:rPr>
+            <w:rStyle w:val="Hyperlink"/>
+          </w:rPr>
+          <w:t xml:space="preserve">[subsec:b12]</w:t>
+        </w:r>
+      </w:hyperlink>
+      <w:r>
+        <w:t xml:space="preserve"> </w:t>
+      </w:r>
+      <w:r>
+        <w:t xml:space="preserve">in the main paper for the F-12 axis</w:t>
+      </w:r>
+      <w:r>
+        <w:t xml:space="preserve"> </w:t>
+      </w:r>
+      <w:r>
+        <w:t xml:space="preserve">description (it remains part of the framework’s twelve-axis</w:t>
+      </w:r>
+      <w:r>
+        <w:t xml:space="preserve"> </w:t>
+      </w:r>
+      <w:r>
+        <w:t xml:space="preserve">declaration).</w:t>
+      </w:r>
+    </w:p>
     <w:bookmarkEnd w:id="47"/>
-    <w:bookmarkEnd w:id="48"/>
     <w:sectPr>
       <w:footnotePr>
         <w:numRestart w:val="eachSect"/>

--- a/supplementary/word/journal/suppl_F_extended_results.docx
+++ b/supplementary/word/journal/suppl_F_extended_results.docx
@@ -4564,16 +4564,7723 @@
     </w:tbl>
     <w:bookmarkEnd w:id="24"/>
     <w:bookmarkEnd w:id="25"/>
-    <w:bookmarkStart w:id="31" w:name="X03a497aaac531bc1fbcebda28788d7cd900cf8e"/>
+    <w:bookmarkStart w:id="32" w:name="sec:per_class_pr"/>
     <w:p>
       <w:pPr>
         <w:pStyle w:val="Heading1"/>
       </w:pPr>
       <w:r>
+        <w:t xml:space="preserve">Axis F-7 companion: per-class precision / recall</w:t>
+      </w:r>
+    </w:p>
+    <w:p>
+      <w:pPr>
+        <w:pStyle w:val="FirstParagraph"/>
+      </w:pPr>
+      <w:r>
+        <w:t xml:space="preserve">The main paper reports macro F1 for the canonical topic-routed</w:t>
+      </w:r>
+      <w:r>
+        <w:t xml:space="preserve"> </w:t>
+      </w:r>
+      <w:r>
+        <w:t xml:space="preserve">classifier (axis F-1) but does not break out per-class</w:t>
+      </w:r>
+      <w:r>
+        <w:t xml:space="preserve"> </w:t>
+      </w:r>
+      <w:r>
+        <w:t xml:space="preserve">precision and recall. Per-class numbers expose which classes the</w:t>
+      </w:r>
+      <w:r>
+        <w:t xml:space="preserve"> </w:t>
+      </w:r>
+      <w:r>
+        <w:t xml:space="preserve">canonical basis explains well versus which classes share a topic</w:t>
+      </w:r>
+      <w:r>
+        <w:t xml:space="preserve"> </w:t>
+      </w:r>
+      <w:r>
+        <w:t xml:space="preserve">basin with another class.</w:t>
+      </w:r>
+    </w:p>
+    <w:p>
+      <w:pPr>
+        <w:pStyle w:val="BodyText"/>
+      </w:pPr>
+      <w:r>
+        <w:t xml:space="preserve">The tables below report per-class precision, recall and F1 for the</w:t>
+      </w:r>
+      <w:r>
+        <w:t xml:space="preserve"> </w:t>
+      </w:r>
+      <w:r>
+        <w:t xml:space="preserve">topic-routed-</w:t>
+      </w:r>
+      <w:r>
+        <w:rPr>
+          <w:i/>
+          <w:iCs/>
+        </w:rPr>
+        <w:t xml:space="preserve">hard</w:t>
+      </w:r>
+      <w:r>
+        <w:t xml:space="preserve"> </w:t>
+      </w:r>
+      <w:r>
+        <w:t xml:space="preserve">classifier (each pixel labelled with the</w:t>
+      </w:r>
+      <w:r>
+        <w:t xml:space="preserve"> </w:t>
+      </w:r>
+      <w:r>
+        <w:t xml:space="preserve">arg-max topic, each topic mapped to its arg-max label) under the</w:t>
+      </w:r>
+      <w:r>
+        <w:t xml:space="preserve"> </w:t>
+      </w:r>
+      <w:r>
+        <w:t xml:space="preserve">canonical fit</w:t>
+      </w:r>
+      <w:r>
+        <w:t xml:space="preserve"> </w:t>
+      </w:r>
+      <m:oMath>
+        <m:r>
+          <m:t>K</m:t>
+        </m:r>
+        <m:r>
+          <m:rPr>
+            <m:sty m:val="p"/>
+          </m:rPr>
+          <m:t>=</m:t>
+        </m:r>
+        <m:r>
+          <m:rPr>
+            <m:sty m:val="p"/>
+          </m:rPr>
+          <m:t>max</m:t>
+        </m:r>
+        <m:r>
+          <m:rPr>
+            <m:sty m:val="p"/>
+          </m:rPr>
+          <m:t>(</m:t>
+        </m:r>
+        <m:r>
+          <m:t>4</m:t>
+        </m:r>
+        <m:r>
+          <m:rPr>
+            <m:sty m:val="p"/>
+          </m:rPr>
+          <m:t>,</m:t>
+        </m:r>
+        <m:r>
+          <m:rPr>
+            <m:sty m:val="p"/>
+          </m:rPr>
+          <m:t>min</m:t>
+        </m:r>
+        <m:r>
+          <m:rPr>
+            <m:sty m:val="p"/>
+          </m:rPr>
+          <m:t>(</m:t>
+        </m:r>
+        <m:r>
+          <m:t>12</m:t>
+        </m:r>
+        <m:r>
+          <m:rPr>
+            <m:sty m:val="p"/>
+          </m:rPr>
+          <m:t>,</m:t>
+        </m:r>
+        <m:sSub>
+          <m:e>
+            <m:r>
+              <m:t>n</m:t>
+            </m:r>
+          </m:e>
+          <m:sub>
+            <m:r>
+              <m:rPr>
+                <m:nor/>
+                <m:sty m:val="p"/>
+              </m:rPr>
+              <m:t>classes</m:t>
+            </m:r>
+          </m:sub>
+        </m:sSub>
+        <m:r>
+          <m:rPr>
+            <m:sty m:val="p"/>
+          </m:rPr>
+          <m:t>)</m:t>
+        </m:r>
+        <m:r>
+          <m:rPr>
+            <m:sty m:val="p"/>
+          </m:rPr>
+          <m:t>)</m:t>
+        </m:r>
+      </m:oMath>
+      <w:r>
+        <w:t xml:space="preserve">,</w:t>
+      </w:r>
+      <w:r>
+        <w:t xml:space="preserve"> </w:t>
+      </w:r>
+      <m:oMath>
+        <m:r>
+          <m:t>α</m:t>
+        </m:r>
+        <m:r>
+          <m:rPr>
+            <m:sty m:val="p"/>
+          </m:rPr>
+          <m:t>=</m:t>
+        </m:r>
+        <m:r>
+          <m:t>0.45</m:t>
+        </m:r>
+      </m:oMath>
+      <w:r>
+        <w:t xml:space="preserve">,</w:t>
+      </w:r>
+      <w:r>
+        <w:t xml:space="preserve"> </w:t>
+      </w:r>
+      <m:oMath>
+        <m:r>
+          <m:t>η</m:t>
+        </m:r>
+        <m:r>
+          <m:rPr>
+            <m:sty m:val="p"/>
+          </m:rPr>
+          <m:t>=</m:t>
+        </m:r>
+        <m:r>
+          <m:t>0.20</m:t>
+        </m:r>
+      </m:oMath>
+      <w:r>
+        <w:t xml:space="preserve">,</w:t>
+      </w:r>
+      <w:r>
+        <w:t xml:space="preserve"> </w:t>
+      </w:r>
+      <m:oMath>
+        <m:r>
+          <m:t>Q</m:t>
+        </m:r>
+        <m:r>
+          <m:rPr>
+            <m:sty m:val="p"/>
+          </m:rPr>
+          <m:t>+</m:t>
+        </m:r>
+        <m:r>
+          <m:t>1</m:t>
+        </m:r>
+        <m:r>
+          <m:rPr>
+            <m:sty m:val="p"/>
+          </m:rPr>
+          <m:t>=</m:t>
+        </m:r>
+        <m:r>
+          <m:t>13</m:t>
+        </m:r>
+      </m:oMath>
+      <w:r>
+        <w:t xml:space="preserve"> </w:t>
+      </w:r>
+      <w:r>
+        <w:t xml:space="preserve">tokens. The numbers are</w:t>
+      </w:r>
+      <w:r>
+        <w:t xml:space="preserve"> </w:t>
+      </w:r>
+      <w:r>
+        <w:t xml:space="preserve">computed directly from the per-(scene)</w:t>
+      </w:r>
+      <w:r>
+        <w:t xml:space="preserve"> </w:t>
+      </w:r>
+      <w:r>
+        <w:rPr>
+          <w:rStyle w:val="VerbatimChar"/>
+        </w:rPr>
+        <w:t xml:space="preserve">p_label_given_topic_dominant</w:t>
+      </w:r>
+      <w:r>
+        <w:t xml:space="preserve"> </w:t>
+      </w:r>
+      <w:r>
+        <w:t xml:space="preserve">joint counts in the</w:t>
+      </w:r>
+      <w:r>
+        <w:t xml:space="preserve"> </w:t>
+      </w:r>
+      <w:r>
+        <w:t xml:space="preserve">canonical pipeline output — see</w:t>
+      </w:r>
+      <w:r>
+        <w:t xml:space="preserve"> </w:t>
+      </w:r>
+      <w:r>
+        <w:rPr>
+          <w:rStyle w:val="VerbatimChar"/>
+        </w:rPr>
+        <w:t xml:space="preserve">figures/source/build_per_class_pr_table.py</w:t>
+      </w:r>
+      <w:r>
+        <w:t xml:space="preserve"> </w:t>
+      </w:r>
+      <w:r>
+        <w:t xml:space="preserve">in the</w:t>
+      </w:r>
+      <w:r>
+        <w:t xml:space="preserve"> </w:t>
+      </w:r>
+      <w:r>
+        <w:t xml:space="preserve">companion code repository for the reproduction script.</w:t>
+      </w:r>
+    </w:p>
+    <w:p>
+      <w:pPr>
+        <w:pStyle w:val="BodyText"/>
+      </w:pPr>
+      <w:r>
+        <w:t xml:space="preserve">The macro averages mirror the F-7 KL-coupling pattern of</w:t>
+      </w:r>
+      <w:r>
+        <w:t xml:space="preserve"> </w:t>
+      </w:r>
+      <w:r>
+        <w:t xml:space="preserve">Table </w:t>
+      </w:r>
+      <w:hyperlink w:anchor="tab:b7">
+        <w:r>
+          <w:rPr>
+            <w:rStyle w:val="Hyperlink"/>
+          </w:rPr>
+          <w:t xml:space="preserve">7</w:t>
+        </w:r>
+      </w:hyperlink>
+      <w:r>
+        <w:t xml:space="preserve">: scenes where the canonical basis explains the</w:t>
+      </w:r>
+      <w:r>
+        <w:t xml:space="preserve"> </w:t>
+      </w:r>
+      <w:r>
+        <w:t xml:space="preserve">labels well (Salinas, Salinas-A) carry the higher macro F1; KSC’s</w:t>
+      </w:r>
+      <w:r>
+        <w:t xml:space="preserve"> </w:t>
+      </w:r>
+      <w:r>
+        <w:t xml:space="preserve">macro F1 of 0.025 is the headline</w:t>
+      </w:r>
+      <w:r>
+        <w:t xml:space="preserve"> </w:t>
+      </w:r>
+      <w:r>
+        <w:t xml:space="preserve">“band-fragile”</w:t>
+      </w:r>
+      <w:r>
+        <w:t xml:space="preserve"> </w:t>
+      </w:r>
+      <w:r>
+        <w:t xml:space="preserve">result already</w:t>
+      </w:r>
+      <w:r>
+        <w:t xml:space="preserve"> </w:t>
+      </w:r>
+      <w:r>
+        <w:t xml:space="preserve">surfaced in the main paper, and the per-class breakdown shows</w:t>
+      </w:r>
+      <w:r>
+        <w:t xml:space="preserve"> </w:t>
+      </w:r>
+      <w:r>
+        <w:rPr>
+          <w:i/>
+          <w:iCs/>
+        </w:rPr>
+        <w:t xml:space="preserve">every</w:t>
+      </w:r>
+      <w:r>
+        <w:t xml:space="preserve"> </w:t>
+      </w:r>
+      <w:r>
+        <w:t xml:space="preserve">KSC class except one carries F1</w:t>
+      </w:r>
+      <w:r>
+        <w:t xml:space="preserve"> </w:t>
+      </w:r>
+      <m:oMath>
+        <m:r>
+          <m:rPr>
+            <m:sty m:val="p"/>
+          </m:rPr>
+          <m:t>&lt;</m:t>
+        </m:r>
+        <m:r>
+          <m:t>0.05</m:t>
+        </m:r>
+      </m:oMath>
+      <w:r>
+        <w:t xml:space="preserve"> </w:t>
+      </w:r>
+      <w:r>
+        <w:t xml:space="preserve">— the</w:t>
+      </w:r>
+      <w:r>
+        <w:t xml:space="preserve"> </w:t>
+      </w:r>
+      <w:r>
+        <w:t xml:space="preserve">canonical basis is genuinely unaligned to the KSC label set, not</w:t>
+      </w:r>
+      <w:r>
+        <w:t xml:space="preserve"> </w:t>
+      </w:r>
+      <w:r>
+        <w:t xml:space="preserve">just weakly aligned on a handful of classes.</w:t>
+      </w:r>
+    </w:p>
+    <w:bookmarkStart w:id="26" w:name="indian-pines"/>
+    <w:p>
+      <w:pPr>
+        <w:pStyle w:val="Heading2"/>
+      </w:pPr>
+      <w:r>
+        <w:t xml:space="preserve">Indian Pines</w:t>
+      </w:r>
+    </w:p>
+    <w:p>
+      <w:pPr>
+        <w:pStyle w:val="FirstParagraph"/>
+      </w:pPr>
+      <w:r>
+        <w:t xml:space="preserve">Per-class precision, recall and F1 for the topic-routed-hard classifier under the canonical fit (</w:t>
+      </w:r>
+      <m:oMath>
+        <m:r>
+          <m:t>K</m:t>
+        </m:r>
+        <m:r>
+          <m:rPr>
+            <m:sty m:val="p"/>
+          </m:rPr>
+          <m:t>=</m:t>
+        </m:r>
+        <m:r>
+          <m:rPr>
+            <m:sty m:val="p"/>
+          </m:rPr>
+          <m:t>max</m:t>
+        </m:r>
+        <m:r>
+          <m:rPr>
+            <m:sty m:val="p"/>
+          </m:rPr>
+          <m:t>(</m:t>
+        </m:r>
+        <m:r>
+          <m:t>4</m:t>
+        </m:r>
+        <m:r>
+          <m:rPr>
+            <m:sty m:val="p"/>
+          </m:rPr>
+          <m:t>,</m:t>
+        </m:r>
+        <m:r>
+          <m:rPr>
+            <m:sty m:val="p"/>
+          </m:rPr>
+          <m:t>min</m:t>
+        </m:r>
+        <m:r>
+          <m:rPr>
+            <m:sty m:val="p"/>
+          </m:rPr>
+          <m:t>(</m:t>
+        </m:r>
+        <m:r>
+          <m:t>12</m:t>
+        </m:r>
+        <m:r>
+          <m:rPr>
+            <m:sty m:val="p"/>
+          </m:rPr>
+          <m:t>,</m:t>
+        </m:r>
+        <m:sSub>
+          <m:e>
+            <m:r>
+              <m:t>n</m:t>
+            </m:r>
+          </m:e>
+          <m:sub>
+            <m:r>
+              <m:rPr>
+                <m:nor/>
+                <m:sty m:val="p"/>
+              </m:rPr>
+              <m:t>classes</m:t>
+            </m:r>
+          </m:sub>
+        </m:sSub>
+        <m:r>
+          <m:rPr>
+            <m:sty m:val="p"/>
+          </m:rPr>
+          <m:t>)</m:t>
+        </m:r>
+        <m:r>
+          <m:rPr>
+            <m:sty m:val="p"/>
+          </m:rPr>
+          <m:t>)</m:t>
+        </m:r>
+      </m:oMath>
+      <w:r>
+        <w:t xml:space="preserve">,</w:t>
+      </w:r>
+      <w:r>
+        <w:t xml:space="preserve"> </w:t>
+      </w:r>
+      <m:oMath>
+        <m:r>
+          <m:t>α</m:t>
+        </m:r>
+        <m:r>
+          <m:rPr>
+            <m:sty m:val="p"/>
+          </m:rPr>
+          <m:t>=</m:t>
+        </m:r>
+        <m:r>
+          <m:t>0.45</m:t>
+        </m:r>
+      </m:oMath>
+      <w:r>
+        <w:t xml:space="preserve">,</w:t>
+      </w:r>
+      <w:r>
+        <w:t xml:space="preserve"> </w:t>
+      </w:r>
+      <m:oMath>
+        <m:r>
+          <m:t>η</m:t>
+        </m:r>
+        <m:r>
+          <m:rPr>
+            <m:sty m:val="p"/>
+          </m:rPr>
+          <m:t>=</m:t>
+        </m:r>
+        <m:r>
+          <m:t>0.20</m:t>
+        </m:r>
+      </m:oMath>
+      <w:r>
+        <w:t xml:space="preserve">).</w:t>
+      </w:r>
+      <w:r>
+        <w:t xml:space="preserve"> </w:t>
+      </w:r>
+      <m:oMath>
+        <m:sSub>
+          <m:e>
+            <m:r>
+              <m:t>n</m:t>
+            </m:r>
+          </m:e>
+          <m:sub>
+            <m:r>
+              <m:rPr>
+                <m:nor/>
+                <m:sty m:val="p"/>
+              </m:rPr>
+              <m:t>classes</m:t>
+            </m:r>
+          </m:sub>
+        </m:sSub>
+        <m:r>
+          <m:rPr>
+            <m:sty m:val="p"/>
+          </m:rPr>
+          <m:t>=</m:t>
+        </m:r>
+        <m:r>
+          <m:t>16</m:t>
+        </m:r>
+      </m:oMath>
+      <w:r>
+        <w:t xml:space="preserve">, support</w:t>
+      </w:r>
+      <w:r>
+        <w:t xml:space="preserve"> </w:t>
+      </w:r>
+      <m:oMath>
+        <m:r>
+          <m:rPr>
+            <m:sty m:val="p"/>
+          </m:rPr>
+          <m:t>=</m:t>
+        </m:r>
+        <m:r>
+          <m:t>2812</m:t>
+        </m:r>
+      </m:oMath>
+      <w:r>
+        <w:t xml:space="preserve">.</w:t>
+      </w:r>
+    </w:p>
+    <w:tbl>
+      <w:tblPr>
+        <w:tblStyle w:val="Table"/>
+        <w:tblW w:type="auto" w:w="0"/>
+        <w:tblLook w:firstRow="1" w:lastRow="0" w:firstColumn="0" w:lastColumn="0" w:noHBand="0" w:noVBand="0" w:val="0020"/>
+      </w:tblPr>
+      <w:tblGrid>
+        <w:gridCol w:w="1584"/>
+        <w:gridCol w:w="1584"/>
+        <w:gridCol w:w="1584"/>
+        <w:gridCol w:w="1584"/>
+        <w:gridCol w:w="1584"/>
+      </w:tblGrid>
+      <w:tr>
+        <w:trPr>
+          <w:tblHeader w:val="on"/>
+        </w:trPr>
+        <w:tc>
+          <w:tcPr/>
+          <w:p>
+            <w:pPr>
+              <w:pStyle w:val="Compact"/>
+              <w:jc w:val="left"/>
+            </w:pPr>
+            <w:r>
+              <w:t xml:space="preserve">Class</w:t>
+            </w:r>
+          </w:p>
+        </w:tc>
+        <w:tc>
+          <w:tcPr/>
+          <w:p>
+            <w:pPr>
+              <w:pStyle w:val="Compact"/>
+              <w:jc w:val="right"/>
+            </w:pPr>
+            <w:r>
+              <w:t xml:space="preserve">Support</w:t>
+            </w:r>
+          </w:p>
+        </w:tc>
+        <w:tc>
+          <w:tcPr/>
+          <w:p>
+            <w:pPr>
+              <w:pStyle w:val="Compact"/>
+              <w:jc w:val="right"/>
+            </w:pPr>
+            <w:r>
+              <w:t xml:space="preserve">Precision</w:t>
+            </w:r>
+          </w:p>
+        </w:tc>
+        <w:tc>
+          <w:tcPr/>
+          <w:p>
+            <w:pPr>
+              <w:pStyle w:val="Compact"/>
+              <w:jc w:val="right"/>
+            </w:pPr>
+            <w:r>
+              <w:t xml:space="preserve">Recall</w:t>
+            </w:r>
+          </w:p>
+        </w:tc>
+        <w:tc>
+          <w:tcPr/>
+          <w:p>
+            <w:pPr>
+              <w:pStyle w:val="Compact"/>
+              <w:jc w:val="right"/>
+            </w:pPr>
+            <w:r>
+              <w:t xml:space="preserve">F1</w:t>
+            </w:r>
+          </w:p>
+        </w:tc>
+      </w:tr>
+      <w:tr>
+        <w:tc>
+          <w:tcPr/>
+          <w:p>
+            <w:pPr>
+              <w:pStyle w:val="Compact"/>
+              <w:jc w:val="left"/>
+            </w:pPr>
+            <w:r>
+              <w:t xml:space="preserve">Alfalfa</w:t>
+            </w:r>
+          </w:p>
+        </w:tc>
+        <w:tc>
+          <w:tcPr/>
+          <w:p>
+            <w:pPr>
+              <w:pStyle w:val="Compact"/>
+              <w:jc w:val="right"/>
+            </w:pPr>
+            <w:r>
+              <w:t xml:space="preserve">46</w:t>
+            </w:r>
+          </w:p>
+        </w:tc>
+        <w:tc>
+          <w:tcPr/>
+          <w:p>
+            <w:pPr>
+              <w:pStyle w:val="Compact"/>
+              <w:jc w:val="right"/>
+            </w:pPr>
+            <w:r>
+              <w:t xml:space="preserve">0.000</w:t>
+            </w:r>
+          </w:p>
+        </w:tc>
+        <w:tc>
+          <w:tcPr/>
+          <w:p>
+            <w:pPr>
+              <w:pStyle w:val="Compact"/>
+              <w:jc w:val="right"/>
+            </w:pPr>
+            <w:r>
+              <w:t xml:space="preserve">0.000</w:t>
+            </w:r>
+          </w:p>
+        </w:tc>
+        <w:tc>
+          <w:tcPr/>
+          <w:p>
+            <w:pPr>
+              <w:pStyle w:val="Compact"/>
+              <w:jc w:val="right"/>
+            </w:pPr>
+            <w:r>
+              <w:t xml:space="preserve">0.000</w:t>
+            </w:r>
+          </w:p>
+        </w:tc>
+      </w:tr>
+      <w:tr>
+        <w:tc>
+          <w:tcPr/>
+          <w:p>
+            <w:pPr>
+              <w:pStyle w:val="Compact"/>
+              <w:jc w:val="left"/>
+            </w:pPr>
+            <w:r>
+              <w:t xml:space="preserve">Corn-notill</w:t>
+            </w:r>
+          </w:p>
+        </w:tc>
+        <w:tc>
+          <w:tcPr/>
+          <w:p>
+            <w:pPr>
+              <w:pStyle w:val="Compact"/>
+              <w:jc w:val="right"/>
+            </w:pPr>
+            <w:r>
+              <w:t xml:space="preserve">220</w:t>
+            </w:r>
+          </w:p>
+        </w:tc>
+        <w:tc>
+          <w:tcPr/>
+          <w:p>
+            <w:pPr>
+              <w:pStyle w:val="Compact"/>
+              <w:jc w:val="right"/>
+            </w:pPr>
+            <w:r>
+              <w:t xml:space="preserve">0.000</w:t>
+            </w:r>
+          </w:p>
+        </w:tc>
+        <w:tc>
+          <w:tcPr/>
+          <w:p>
+            <w:pPr>
+              <w:pStyle w:val="Compact"/>
+              <w:jc w:val="right"/>
+            </w:pPr>
+            <w:r>
+              <w:t xml:space="preserve">0.000</w:t>
+            </w:r>
+          </w:p>
+        </w:tc>
+        <w:tc>
+          <w:tcPr/>
+          <w:p>
+            <w:pPr>
+              <w:pStyle w:val="Compact"/>
+              <w:jc w:val="right"/>
+            </w:pPr>
+            <w:r>
+              <w:t xml:space="preserve">0.000</w:t>
+            </w:r>
+          </w:p>
+        </w:tc>
+      </w:tr>
+      <w:tr>
+        <w:tc>
+          <w:tcPr/>
+          <w:p>
+            <w:pPr>
+              <w:pStyle w:val="Compact"/>
+              <w:jc w:val="left"/>
+            </w:pPr>
+            <w:r>
+              <w:t xml:space="preserve">Corn-mintill</w:t>
+            </w:r>
+          </w:p>
+        </w:tc>
+        <w:tc>
+          <w:tcPr/>
+          <w:p>
+            <w:pPr>
+              <w:pStyle w:val="Compact"/>
+              <w:jc w:val="right"/>
+            </w:pPr>
+            <w:r>
+              <w:t xml:space="preserve">220</w:t>
+            </w:r>
+          </w:p>
+        </w:tc>
+        <w:tc>
+          <w:tcPr/>
+          <w:p>
+            <w:pPr>
+              <w:pStyle w:val="Compact"/>
+              <w:jc w:val="right"/>
+            </w:pPr>
+            <w:r>
+              <w:t xml:space="preserve">0.272</w:t>
+            </w:r>
+          </w:p>
+        </w:tc>
+        <w:tc>
+          <w:tcPr/>
+          <w:p>
+            <w:pPr>
+              <w:pStyle w:val="Compact"/>
+              <w:jc w:val="right"/>
+            </w:pPr>
+            <w:r>
+              <w:t xml:space="preserve">0.655</w:t>
+            </w:r>
+          </w:p>
+        </w:tc>
+        <w:tc>
+          <w:tcPr/>
+          <w:p>
+            <w:pPr>
+              <w:pStyle w:val="Compact"/>
+              <w:jc w:val="right"/>
+            </w:pPr>
+            <w:r>
+              <w:t xml:space="preserve">0.385</w:t>
+            </w:r>
+          </w:p>
+        </w:tc>
+      </w:tr>
+      <w:tr>
+        <w:tc>
+          <w:tcPr/>
+          <w:p>
+            <w:pPr>
+              <w:pStyle w:val="Compact"/>
+              <w:jc w:val="left"/>
+            </w:pPr>
+            <w:r>
+              <w:t xml:space="preserve">Corn</w:t>
+            </w:r>
+          </w:p>
+        </w:tc>
+        <w:tc>
+          <w:tcPr/>
+          <w:p>
+            <w:pPr>
+              <w:pStyle w:val="Compact"/>
+              <w:jc w:val="right"/>
+            </w:pPr>
+            <w:r>
+              <w:t xml:space="preserve">220</w:t>
+            </w:r>
+          </w:p>
+        </w:tc>
+        <w:tc>
+          <w:tcPr/>
+          <w:p>
+            <w:pPr>
+              <w:pStyle w:val="Compact"/>
+              <w:jc w:val="right"/>
+            </w:pPr>
+            <w:r>
+              <w:t xml:space="preserve">0.444</w:t>
+            </w:r>
+          </w:p>
+        </w:tc>
+        <w:tc>
+          <w:tcPr/>
+          <w:p>
+            <w:pPr>
+              <w:pStyle w:val="Compact"/>
+              <w:jc w:val="right"/>
+            </w:pPr>
+            <w:r>
+              <w:t xml:space="preserve">0.018</w:t>
+            </w:r>
+          </w:p>
+        </w:tc>
+        <w:tc>
+          <w:tcPr/>
+          <w:p>
+            <w:pPr>
+              <w:pStyle w:val="Compact"/>
+              <w:jc w:val="right"/>
+            </w:pPr>
+            <w:r>
+              <w:t xml:space="preserve">0.035</w:t>
+            </w:r>
+          </w:p>
+        </w:tc>
+      </w:tr>
+      <w:tr>
+        <w:tc>
+          <w:tcPr/>
+          <w:p>
+            <w:pPr>
+              <w:pStyle w:val="Compact"/>
+              <w:jc w:val="left"/>
+            </w:pPr>
+            <w:r>
+              <w:t xml:space="preserve">Grass-pasture</w:t>
+            </w:r>
+          </w:p>
+        </w:tc>
+        <w:tc>
+          <w:tcPr/>
+          <w:p>
+            <w:pPr>
+              <w:pStyle w:val="Compact"/>
+              <w:jc w:val="right"/>
+            </w:pPr>
+            <w:r>
+              <w:t xml:space="preserve">220</w:t>
+            </w:r>
+          </w:p>
+        </w:tc>
+        <w:tc>
+          <w:tcPr/>
+          <w:p>
+            <w:pPr>
+              <w:pStyle w:val="Compact"/>
+              <w:jc w:val="right"/>
+            </w:pPr>
+            <w:r>
+              <w:t xml:space="preserve">0.000</w:t>
+            </w:r>
+          </w:p>
+        </w:tc>
+        <w:tc>
+          <w:tcPr/>
+          <w:p>
+            <w:pPr>
+              <w:pStyle w:val="Compact"/>
+              <w:jc w:val="right"/>
+            </w:pPr>
+            <w:r>
+              <w:t xml:space="preserve">0.000</w:t>
+            </w:r>
+          </w:p>
+        </w:tc>
+        <w:tc>
+          <w:tcPr/>
+          <w:p>
+            <w:pPr>
+              <w:pStyle w:val="Compact"/>
+              <w:jc w:val="right"/>
+            </w:pPr>
+            <w:r>
+              <w:t xml:space="preserve">0.000</w:t>
+            </w:r>
+          </w:p>
+        </w:tc>
+      </w:tr>
+      <w:tr>
+        <w:tc>
+          <w:tcPr/>
+          <w:p>
+            <w:pPr>
+              <w:pStyle w:val="Compact"/>
+              <w:jc w:val="left"/>
+            </w:pPr>
+            <w:r>
+              <w:t xml:space="preserve">Grass-trees</w:t>
+            </w:r>
+          </w:p>
+        </w:tc>
+        <w:tc>
+          <w:tcPr/>
+          <w:p>
+            <w:pPr>
+              <w:pStyle w:val="Compact"/>
+              <w:jc w:val="right"/>
+            </w:pPr>
+            <w:r>
+              <w:t xml:space="preserve">220</w:t>
+            </w:r>
+          </w:p>
+        </w:tc>
+        <w:tc>
+          <w:tcPr/>
+          <w:p>
+            <w:pPr>
+              <w:pStyle w:val="Compact"/>
+              <w:jc w:val="right"/>
+            </w:pPr>
+            <w:r>
+              <w:t xml:space="preserve">0.000</w:t>
+            </w:r>
+          </w:p>
+        </w:tc>
+        <w:tc>
+          <w:tcPr/>
+          <w:p>
+            <w:pPr>
+              <w:pStyle w:val="Compact"/>
+              <w:jc w:val="right"/>
+            </w:pPr>
+            <w:r>
+              <w:t xml:space="preserve">0.000</w:t>
+            </w:r>
+          </w:p>
+        </w:tc>
+        <w:tc>
+          <w:tcPr/>
+          <w:p>
+            <w:pPr>
+              <w:pStyle w:val="Compact"/>
+              <w:jc w:val="right"/>
+            </w:pPr>
+            <w:r>
+              <w:t xml:space="preserve">0.000</w:t>
+            </w:r>
+          </w:p>
+        </w:tc>
+      </w:tr>
+      <w:tr>
+        <w:tc>
+          <w:tcPr/>
+          <w:p>
+            <w:pPr>
+              <w:pStyle w:val="Compact"/>
+              <w:jc w:val="left"/>
+            </w:pPr>
+            <w:r>
+              <w:t xml:space="preserve">Grass-pasture-mowed</w:t>
+            </w:r>
+          </w:p>
+        </w:tc>
+        <w:tc>
+          <w:tcPr/>
+          <w:p>
+            <w:pPr>
+              <w:pStyle w:val="Compact"/>
+              <w:jc w:val="right"/>
+            </w:pPr>
+            <w:r>
+              <w:t xml:space="preserve">28</w:t>
+            </w:r>
+          </w:p>
+        </w:tc>
+        <w:tc>
+          <w:tcPr/>
+          <w:p>
+            <w:pPr>
+              <w:pStyle w:val="Compact"/>
+              <w:jc w:val="right"/>
+            </w:pPr>
+            <w:r>
+              <w:t xml:space="preserve">0.000</w:t>
+            </w:r>
+          </w:p>
+        </w:tc>
+        <w:tc>
+          <w:tcPr/>
+          <w:p>
+            <w:pPr>
+              <w:pStyle w:val="Compact"/>
+              <w:jc w:val="right"/>
+            </w:pPr>
+            <w:r>
+              <w:t xml:space="preserve">0.000</w:t>
+            </w:r>
+          </w:p>
+        </w:tc>
+        <w:tc>
+          <w:tcPr/>
+          <w:p>
+            <w:pPr>
+              <w:pStyle w:val="Compact"/>
+              <w:jc w:val="right"/>
+            </w:pPr>
+            <w:r>
+              <w:t xml:space="preserve">0.000</w:t>
+            </w:r>
+          </w:p>
+        </w:tc>
+      </w:tr>
+      <w:tr>
+        <w:tc>
+          <w:tcPr/>
+          <w:p>
+            <w:pPr>
+              <w:pStyle w:val="Compact"/>
+              <w:jc w:val="left"/>
+            </w:pPr>
+            <w:r>
+              <w:t xml:space="preserve">Hay-windrowed</w:t>
+            </w:r>
+          </w:p>
+        </w:tc>
+        <w:tc>
+          <w:tcPr/>
+          <w:p>
+            <w:pPr>
+              <w:pStyle w:val="Compact"/>
+              <w:jc w:val="right"/>
+            </w:pPr>
+            <w:r>
+              <w:t xml:space="preserve">220</w:t>
+            </w:r>
+          </w:p>
+        </w:tc>
+        <w:tc>
+          <w:tcPr/>
+          <w:p>
+            <w:pPr>
+              <w:pStyle w:val="Compact"/>
+              <w:jc w:val="right"/>
+            </w:pPr>
+            <w:r>
+              <w:t xml:space="preserve">0.751</w:t>
+            </w:r>
+          </w:p>
+        </w:tc>
+        <w:tc>
+          <w:tcPr/>
+          <w:p>
+            <w:pPr>
+              <w:pStyle w:val="Compact"/>
+              <w:jc w:val="right"/>
+            </w:pPr>
+            <w:r>
+              <w:t xml:space="preserve">0.768</w:t>
+            </w:r>
+          </w:p>
+        </w:tc>
+        <w:tc>
+          <w:tcPr/>
+          <w:p>
+            <w:pPr>
+              <w:pStyle w:val="Compact"/>
+              <w:jc w:val="right"/>
+            </w:pPr>
+            <w:r>
+              <w:t xml:space="preserve">0.760</w:t>
+            </w:r>
+          </w:p>
+        </w:tc>
+      </w:tr>
+      <w:tr>
+        <w:tc>
+          <w:tcPr/>
+          <w:p>
+            <w:pPr>
+              <w:pStyle w:val="Compact"/>
+              <w:jc w:val="left"/>
+            </w:pPr>
+            <w:r>
+              <w:t xml:space="preserve">Oats</w:t>
+            </w:r>
+          </w:p>
+        </w:tc>
+        <w:tc>
+          <w:tcPr/>
+          <w:p>
+            <w:pPr>
+              <w:pStyle w:val="Compact"/>
+              <w:jc w:val="right"/>
+            </w:pPr>
+            <w:r>
+              <w:t xml:space="preserve">20</w:t>
+            </w:r>
+          </w:p>
+        </w:tc>
+        <w:tc>
+          <w:tcPr/>
+          <w:p>
+            <w:pPr>
+              <w:pStyle w:val="Compact"/>
+              <w:jc w:val="right"/>
+            </w:pPr>
+            <w:r>
+              <w:t xml:space="preserve">0.000</w:t>
+            </w:r>
+          </w:p>
+        </w:tc>
+        <w:tc>
+          <w:tcPr/>
+          <w:p>
+            <w:pPr>
+              <w:pStyle w:val="Compact"/>
+              <w:jc w:val="right"/>
+            </w:pPr>
+            <w:r>
+              <w:t xml:space="preserve">0.000</w:t>
+            </w:r>
+          </w:p>
+        </w:tc>
+        <w:tc>
+          <w:tcPr/>
+          <w:p>
+            <w:pPr>
+              <w:pStyle w:val="Compact"/>
+              <w:jc w:val="right"/>
+            </w:pPr>
+            <w:r>
+              <w:t xml:space="preserve">0.000</w:t>
+            </w:r>
+          </w:p>
+        </w:tc>
+      </w:tr>
+      <w:tr>
+        <w:tc>
+          <w:tcPr/>
+          <w:p>
+            <w:pPr>
+              <w:pStyle w:val="Compact"/>
+              <w:jc w:val="left"/>
+            </w:pPr>
+            <w:r>
+              <w:t xml:space="preserve">Soybean-notill</w:t>
+            </w:r>
+          </w:p>
+        </w:tc>
+        <w:tc>
+          <w:tcPr/>
+          <w:p>
+            <w:pPr>
+              <w:pStyle w:val="Compact"/>
+              <w:jc w:val="right"/>
+            </w:pPr>
+            <w:r>
+              <w:t xml:space="preserve">220</w:t>
+            </w:r>
+          </w:p>
+        </w:tc>
+        <w:tc>
+          <w:tcPr/>
+          <w:p>
+            <w:pPr>
+              <w:pStyle w:val="Compact"/>
+              <w:jc w:val="right"/>
+            </w:pPr>
+            <w:r>
+              <w:t xml:space="preserve">0.308</w:t>
+            </w:r>
+          </w:p>
+        </w:tc>
+        <w:tc>
+          <w:tcPr/>
+          <w:p>
+            <w:pPr>
+              <w:pStyle w:val="Compact"/>
+              <w:jc w:val="right"/>
+            </w:pPr>
+            <w:r>
+              <w:t xml:space="preserve">0.073</w:t>
+            </w:r>
+          </w:p>
+        </w:tc>
+        <w:tc>
+          <w:tcPr/>
+          <w:p>
+            <w:pPr>
+              <w:pStyle w:val="Compact"/>
+              <w:jc w:val="right"/>
+            </w:pPr>
+            <w:r>
+              <w:t xml:space="preserve">0.118</w:t>
+            </w:r>
+          </w:p>
+        </w:tc>
+      </w:tr>
+      <w:tr>
+        <w:tc>
+          <w:tcPr/>
+          <w:p>
+            <w:pPr>
+              <w:pStyle w:val="Compact"/>
+              <w:jc w:val="left"/>
+            </w:pPr>
+            <w:r>
+              <w:t xml:space="preserve">Soybean-mintill</w:t>
+            </w:r>
+          </w:p>
+        </w:tc>
+        <w:tc>
+          <w:tcPr/>
+          <w:p>
+            <w:pPr>
+              <w:pStyle w:val="Compact"/>
+              <w:jc w:val="right"/>
+            </w:pPr>
+            <w:r>
+              <w:t xml:space="preserve">220</w:t>
+            </w:r>
+          </w:p>
+        </w:tc>
+        <w:tc>
+          <w:tcPr/>
+          <w:p>
+            <w:pPr>
+              <w:pStyle w:val="Compact"/>
+              <w:jc w:val="right"/>
+            </w:pPr>
+            <w:r>
+              <w:t xml:space="preserve">0.224</w:t>
+            </w:r>
+          </w:p>
+        </w:tc>
+        <w:tc>
+          <w:tcPr/>
+          <w:p>
+            <w:pPr>
+              <w:pStyle w:val="Compact"/>
+              <w:jc w:val="right"/>
+            </w:pPr>
+            <w:r>
+              <w:t xml:space="preserve">0.609</w:t>
+            </w:r>
+          </w:p>
+        </w:tc>
+        <w:tc>
+          <w:tcPr/>
+          <w:p>
+            <w:pPr>
+              <w:pStyle w:val="Compact"/>
+              <w:jc w:val="right"/>
+            </w:pPr>
+            <w:r>
+              <w:t xml:space="preserve">0.328</w:t>
+            </w:r>
+          </w:p>
+        </w:tc>
+      </w:tr>
+      <w:tr>
+        <w:tc>
+          <w:tcPr/>
+          <w:p>
+            <w:pPr>
+              <w:pStyle w:val="Compact"/>
+              <w:jc w:val="left"/>
+            </w:pPr>
+            <w:r>
+              <w:t xml:space="preserve">Soybean-clean</w:t>
+            </w:r>
+          </w:p>
+        </w:tc>
+        <w:tc>
+          <w:tcPr/>
+          <w:p>
+            <w:pPr>
+              <w:pStyle w:val="Compact"/>
+              <w:jc w:val="right"/>
+            </w:pPr>
+            <w:r>
+              <w:t xml:space="preserve">220</w:t>
+            </w:r>
+          </w:p>
+        </w:tc>
+        <w:tc>
+          <w:tcPr/>
+          <w:p>
+            <w:pPr>
+              <w:pStyle w:val="Compact"/>
+              <w:jc w:val="right"/>
+            </w:pPr>
+            <w:r>
+              <w:t xml:space="preserve">0.429</w:t>
+            </w:r>
+          </w:p>
+        </w:tc>
+        <w:tc>
+          <w:tcPr/>
+          <w:p>
+            <w:pPr>
+              <w:pStyle w:val="Compact"/>
+              <w:jc w:val="right"/>
+            </w:pPr>
+            <w:r>
+              <w:t xml:space="preserve">0.136</w:t>
+            </w:r>
+          </w:p>
+        </w:tc>
+        <w:tc>
+          <w:tcPr/>
+          <w:p>
+            <w:pPr>
+              <w:pStyle w:val="Compact"/>
+              <w:jc w:val="right"/>
+            </w:pPr>
+            <w:r>
+              <w:t xml:space="preserve">0.207</w:t>
+            </w:r>
+          </w:p>
+        </w:tc>
+      </w:tr>
+      <w:tr>
+        <w:tc>
+          <w:tcPr/>
+          <w:p>
+            <w:pPr>
+              <w:pStyle w:val="Compact"/>
+              <w:jc w:val="left"/>
+            </w:pPr>
+            <w:r>
+              <w:t xml:space="preserve">Wheat</w:t>
+            </w:r>
+          </w:p>
+        </w:tc>
+        <w:tc>
+          <w:tcPr/>
+          <w:p>
+            <w:pPr>
+              <w:pStyle w:val="Compact"/>
+              <w:jc w:val="right"/>
+            </w:pPr>
+            <w:r>
+              <w:t xml:space="preserve">205</w:t>
+            </w:r>
+          </w:p>
+        </w:tc>
+        <w:tc>
+          <w:tcPr/>
+          <w:p>
+            <w:pPr>
+              <w:pStyle w:val="Compact"/>
+              <w:jc w:val="right"/>
+            </w:pPr>
+            <w:r>
+              <w:t xml:space="preserve">0.920</w:t>
+            </w:r>
+          </w:p>
+        </w:tc>
+        <w:tc>
+          <w:tcPr/>
+          <w:p>
+            <w:pPr>
+              <w:pStyle w:val="Compact"/>
+              <w:jc w:val="right"/>
+            </w:pPr>
+            <w:r>
+              <w:t xml:space="preserve">0.844</w:t>
+            </w:r>
+          </w:p>
+        </w:tc>
+        <w:tc>
+          <w:tcPr/>
+          <w:p>
+            <w:pPr>
+              <w:pStyle w:val="Compact"/>
+              <w:jc w:val="right"/>
+            </w:pPr>
+            <w:r>
+              <w:t xml:space="preserve">0.880</w:t>
+            </w:r>
+          </w:p>
+        </w:tc>
+      </w:tr>
+      <w:tr>
+        <w:tc>
+          <w:tcPr/>
+          <w:p>
+            <w:pPr>
+              <w:pStyle w:val="Compact"/>
+              <w:jc w:val="left"/>
+            </w:pPr>
+            <w:r>
+              <w:t xml:space="preserve">Woods</w:t>
+            </w:r>
+          </w:p>
+        </w:tc>
+        <w:tc>
+          <w:tcPr/>
+          <w:p>
+            <w:pPr>
+              <w:pStyle w:val="Compact"/>
+              <w:jc w:val="right"/>
+            </w:pPr>
+            <w:r>
+              <w:t xml:space="preserve">220</w:t>
+            </w:r>
+          </w:p>
+        </w:tc>
+        <w:tc>
+          <w:tcPr/>
+          <w:p>
+            <w:pPr>
+              <w:pStyle w:val="Compact"/>
+              <w:jc w:val="right"/>
+            </w:pPr>
+            <w:r>
+              <w:t xml:space="preserve">0.211</w:t>
+            </w:r>
+          </w:p>
+        </w:tc>
+        <w:tc>
+          <w:tcPr/>
+          <w:p>
+            <w:pPr>
+              <w:pStyle w:val="Compact"/>
+              <w:jc w:val="right"/>
+            </w:pPr>
+            <w:r>
+              <w:t xml:space="preserve">1.000</w:t>
+            </w:r>
+          </w:p>
+        </w:tc>
+        <w:tc>
+          <w:tcPr/>
+          <w:p>
+            <w:pPr>
+              <w:pStyle w:val="Compact"/>
+              <w:jc w:val="right"/>
+            </w:pPr>
+            <w:r>
+              <w:t xml:space="preserve">0.348</w:t>
+            </w:r>
+          </w:p>
+        </w:tc>
+      </w:tr>
+      <w:tr>
+        <w:tc>
+          <w:tcPr/>
+          <w:p>
+            <w:pPr>
+              <w:pStyle w:val="Compact"/>
+              <w:jc w:val="left"/>
+            </w:pPr>
+            <w:r>
+              <w:t xml:space="preserve">Buildings-Grass-Trees-Drives</w:t>
+            </w:r>
+          </w:p>
+        </w:tc>
+        <w:tc>
+          <w:tcPr/>
+          <w:p>
+            <w:pPr>
+              <w:pStyle w:val="Compact"/>
+              <w:jc w:val="right"/>
+            </w:pPr>
+            <w:r>
+              <w:t xml:space="preserve">220</w:t>
+            </w:r>
+          </w:p>
+        </w:tc>
+        <w:tc>
+          <w:tcPr/>
+          <w:p>
+            <w:pPr>
+              <w:pStyle w:val="Compact"/>
+              <w:jc w:val="right"/>
+            </w:pPr>
+            <w:r>
+              <w:t xml:space="preserve">0.000</w:t>
+            </w:r>
+          </w:p>
+        </w:tc>
+        <w:tc>
+          <w:tcPr/>
+          <w:p>
+            <w:pPr>
+              <w:pStyle w:val="Compact"/>
+              <w:jc w:val="right"/>
+            </w:pPr>
+            <w:r>
+              <w:t xml:space="preserve">0.000</w:t>
+            </w:r>
+          </w:p>
+        </w:tc>
+        <w:tc>
+          <w:tcPr/>
+          <w:p>
+            <w:pPr>
+              <w:pStyle w:val="Compact"/>
+              <w:jc w:val="right"/>
+            </w:pPr>
+            <w:r>
+              <w:t xml:space="preserve">0.000</w:t>
+            </w:r>
+          </w:p>
+        </w:tc>
+      </w:tr>
+      <w:tr>
+        <w:tc>
+          <w:tcPr/>
+          <w:p>
+            <w:pPr>
+              <w:pStyle w:val="Compact"/>
+              <w:jc w:val="left"/>
+            </w:pPr>
+            <w:r>
+              <w:t xml:space="preserve">Stone-Steel-Towers</w:t>
+            </w:r>
+          </w:p>
+        </w:tc>
+        <w:tc>
+          <w:tcPr/>
+          <w:p>
+            <w:pPr>
+              <w:pStyle w:val="Compact"/>
+              <w:jc w:val="right"/>
+            </w:pPr>
+            <w:r>
+              <w:t xml:space="preserve">93</w:t>
+            </w:r>
+          </w:p>
+        </w:tc>
+        <w:tc>
+          <w:tcPr/>
+          <w:p>
+            <w:pPr>
+              <w:pStyle w:val="Compact"/>
+              <w:jc w:val="right"/>
+            </w:pPr>
+            <w:r>
+              <w:t xml:space="preserve">0.827</w:t>
+            </w:r>
+          </w:p>
+        </w:tc>
+        <w:tc>
+          <w:tcPr/>
+          <w:p>
+            <w:pPr>
+              <w:pStyle w:val="Compact"/>
+              <w:jc w:val="right"/>
+            </w:pPr>
+            <w:r>
+              <w:t xml:space="preserve">0.871</w:t>
+            </w:r>
+          </w:p>
+        </w:tc>
+        <w:tc>
+          <w:tcPr/>
+          <w:p>
+            <w:pPr>
+              <w:pStyle w:val="Compact"/>
+              <w:jc w:val="right"/>
+            </w:pPr>
+            <w:r>
+              <w:t xml:space="preserve">0.848</w:t>
+            </w:r>
+          </w:p>
+        </w:tc>
+      </w:tr>
+      <w:tr>
+        <w:tc>
+          <w:tcPr/>
+          <w:p>
+            <w:pPr>
+              <w:pStyle w:val="Compact"/>
+              <w:jc w:val="left"/>
+            </w:pPr>
+            <w:r>
+              <w:rPr>
+                <w:i/>
+                <w:iCs/>
+              </w:rPr>
+              <w:t xml:space="preserve">Macro avg</w:t>
+            </w:r>
+          </w:p>
+        </w:tc>
+        <w:tc>
+          <w:tcPr/>
+          <w:p>
+            <w:pPr>
+              <w:pStyle w:val="Compact"/>
+              <w:jc w:val="right"/>
+            </w:pPr>
+            <w:r>
+              <w:t xml:space="preserve">2812</w:t>
+            </w:r>
+          </w:p>
+        </w:tc>
+        <w:tc>
+          <w:tcPr/>
+          <w:p>
+            <w:pPr>
+              <w:pStyle w:val="Compact"/>
+              <w:jc w:val="right"/>
+            </w:pPr>
+            <w:r>
+              <w:t xml:space="preserve">0.274</w:t>
+            </w:r>
+          </w:p>
+        </w:tc>
+        <w:tc>
+          <w:tcPr/>
+          <w:p>
+            <w:pPr>
+              <w:pStyle w:val="Compact"/>
+              <w:jc w:val="right"/>
+            </w:pPr>
+            <w:r>
+              <w:t xml:space="preserve">0.311</w:t>
+            </w:r>
+          </w:p>
+        </w:tc>
+        <w:tc>
+          <w:tcPr/>
+          <w:p>
+            <w:pPr>
+              <w:pStyle w:val="Compact"/>
+              <w:jc w:val="right"/>
+            </w:pPr>
+            <w:r>
+              <w:t xml:space="preserve">0.244</w:t>
+            </w:r>
+          </w:p>
+        </w:tc>
+      </w:tr>
+      <w:tr>
+        <w:tc>
+          <w:tcPr/>
+          <w:p>
+            <w:pPr>
+              <w:pStyle w:val="Compact"/>
+              <w:jc w:val="left"/>
+            </w:pPr>
+            <w:r>
+              <w:rPr>
+                <w:i/>
+                <w:iCs/>
+              </w:rPr>
+              <w:t xml:space="preserve">Micro avg</w:t>
+            </w:r>
+          </w:p>
+        </w:tc>
+        <w:tc>
+          <w:tcPr/>
+          <w:p>
+            <w:pPr>
+              <w:pStyle w:val="Compact"/>
+              <w:jc w:val="right"/>
+            </w:pPr>
+            <w:r>
+              <w:t xml:space="preserve">2812</w:t>
+            </w:r>
+          </w:p>
+        </w:tc>
+        <w:tc>
+          <w:tcPr/>
+          <w:p>
+            <w:pPr>
+              <w:pStyle w:val="Compact"/>
+              <w:jc w:val="right"/>
+            </w:pPr>
+            <w:r>
+              <w:t xml:space="preserve">0.345</w:t>
+            </w:r>
+          </w:p>
+        </w:tc>
+        <w:tc>
+          <w:tcPr/>
+          <w:p>
+            <w:pPr>
+              <w:pStyle w:val="Compact"/>
+              <w:jc w:val="right"/>
+            </w:pPr>
+            <w:r>
+              <w:t xml:space="preserve">0.345</w:t>
+            </w:r>
+          </w:p>
+        </w:tc>
+        <w:tc>
+          <w:tcPr/>
+          <w:p>
+            <w:pPr>
+              <w:pStyle w:val="Compact"/>
+              <w:jc w:val="right"/>
+            </w:pPr>
+            <w:r>
+              <w:t xml:space="preserve">0.345</w:t>
+            </w:r>
+          </w:p>
+        </w:tc>
+      </w:tr>
+    </w:tbl>
+    <w:bookmarkEnd w:id="26"/>
+    <w:bookmarkStart w:id="27" w:name="salinas"/>
+    <w:p>
+      <w:pPr>
+        <w:pStyle w:val="Heading2"/>
+      </w:pPr>
+      <w:r>
+        <w:t xml:space="preserve">Salinas</w:t>
+      </w:r>
+    </w:p>
+    <w:p>
+      <w:pPr>
+        <w:pStyle w:val="FirstParagraph"/>
+      </w:pPr>
+      <w:r>
+        <w:t xml:space="preserve">Per-class precision, recall and F1 for the topic-routed-hard classifier under the canonical fit (</w:t>
+      </w:r>
+      <m:oMath>
+        <m:r>
+          <m:t>K</m:t>
+        </m:r>
+        <m:r>
+          <m:rPr>
+            <m:sty m:val="p"/>
+          </m:rPr>
+          <m:t>=</m:t>
+        </m:r>
+        <m:r>
+          <m:rPr>
+            <m:sty m:val="p"/>
+          </m:rPr>
+          <m:t>max</m:t>
+        </m:r>
+        <m:r>
+          <m:rPr>
+            <m:sty m:val="p"/>
+          </m:rPr>
+          <m:t>(</m:t>
+        </m:r>
+        <m:r>
+          <m:t>4</m:t>
+        </m:r>
+        <m:r>
+          <m:rPr>
+            <m:sty m:val="p"/>
+          </m:rPr>
+          <m:t>,</m:t>
+        </m:r>
+        <m:r>
+          <m:rPr>
+            <m:sty m:val="p"/>
+          </m:rPr>
+          <m:t>min</m:t>
+        </m:r>
+        <m:r>
+          <m:rPr>
+            <m:sty m:val="p"/>
+          </m:rPr>
+          <m:t>(</m:t>
+        </m:r>
+        <m:r>
+          <m:t>12</m:t>
+        </m:r>
+        <m:r>
+          <m:rPr>
+            <m:sty m:val="p"/>
+          </m:rPr>
+          <m:t>,</m:t>
+        </m:r>
+        <m:sSub>
+          <m:e>
+            <m:r>
+              <m:t>n</m:t>
+            </m:r>
+          </m:e>
+          <m:sub>
+            <m:r>
+              <m:rPr>
+                <m:nor/>
+                <m:sty m:val="p"/>
+              </m:rPr>
+              <m:t>classes</m:t>
+            </m:r>
+          </m:sub>
+        </m:sSub>
+        <m:r>
+          <m:rPr>
+            <m:sty m:val="p"/>
+          </m:rPr>
+          <m:t>)</m:t>
+        </m:r>
+        <m:r>
+          <m:rPr>
+            <m:sty m:val="p"/>
+          </m:rPr>
+          <m:t>)</m:t>
+        </m:r>
+      </m:oMath>
+      <w:r>
+        <w:t xml:space="preserve">,</w:t>
+      </w:r>
+      <w:r>
+        <w:t xml:space="preserve"> </w:t>
+      </w:r>
+      <m:oMath>
+        <m:r>
+          <m:t>α</m:t>
+        </m:r>
+        <m:r>
+          <m:rPr>
+            <m:sty m:val="p"/>
+          </m:rPr>
+          <m:t>=</m:t>
+        </m:r>
+        <m:r>
+          <m:t>0.45</m:t>
+        </m:r>
+      </m:oMath>
+      <w:r>
+        <w:t xml:space="preserve">,</w:t>
+      </w:r>
+      <w:r>
+        <w:t xml:space="preserve"> </w:t>
+      </w:r>
+      <m:oMath>
+        <m:r>
+          <m:t>η</m:t>
+        </m:r>
+        <m:r>
+          <m:rPr>
+            <m:sty m:val="p"/>
+          </m:rPr>
+          <m:t>=</m:t>
+        </m:r>
+        <m:r>
+          <m:t>0.20</m:t>
+        </m:r>
+      </m:oMath>
+      <w:r>
+        <w:t xml:space="preserve">).</w:t>
+      </w:r>
+      <w:r>
+        <w:t xml:space="preserve"> </w:t>
+      </w:r>
+      <m:oMath>
+        <m:sSub>
+          <m:e>
+            <m:r>
+              <m:t>n</m:t>
+            </m:r>
+          </m:e>
+          <m:sub>
+            <m:r>
+              <m:rPr>
+                <m:nor/>
+                <m:sty m:val="p"/>
+              </m:rPr>
+              <m:t>classes</m:t>
+            </m:r>
+          </m:sub>
+        </m:sSub>
+        <m:r>
+          <m:rPr>
+            <m:sty m:val="p"/>
+          </m:rPr>
+          <m:t>=</m:t>
+        </m:r>
+        <m:r>
+          <m:t>16</m:t>
+        </m:r>
+      </m:oMath>
+      <w:r>
+        <w:t xml:space="preserve">, support</w:t>
+      </w:r>
+      <w:r>
+        <w:t xml:space="preserve"> </w:t>
+      </w:r>
+      <m:oMath>
+        <m:r>
+          <m:rPr>
+            <m:sty m:val="p"/>
+          </m:rPr>
+          <m:t>=</m:t>
+        </m:r>
+        <m:r>
+          <m:t>3520</m:t>
+        </m:r>
+      </m:oMath>
+      <w:r>
+        <w:t xml:space="preserve">.</w:t>
+      </w:r>
+    </w:p>
+    <w:tbl>
+      <w:tblPr>
+        <w:tblStyle w:val="Table"/>
+        <w:tblW w:type="auto" w:w="0"/>
+        <w:tblLook w:firstRow="1" w:lastRow="0" w:firstColumn="0" w:lastColumn="0" w:noHBand="0" w:noVBand="0" w:val="0020"/>
+      </w:tblPr>
+      <w:tblGrid>
+        <w:gridCol w:w="1584"/>
+        <w:gridCol w:w="1584"/>
+        <w:gridCol w:w="1584"/>
+        <w:gridCol w:w="1584"/>
+        <w:gridCol w:w="1584"/>
+      </w:tblGrid>
+      <w:tr>
+        <w:trPr>
+          <w:tblHeader w:val="on"/>
+        </w:trPr>
+        <w:tc>
+          <w:tcPr/>
+          <w:p>
+            <w:pPr>
+              <w:pStyle w:val="Compact"/>
+              <w:jc w:val="left"/>
+            </w:pPr>
+            <w:r>
+              <w:t xml:space="preserve">Class</w:t>
+            </w:r>
+          </w:p>
+        </w:tc>
+        <w:tc>
+          <w:tcPr/>
+          <w:p>
+            <w:pPr>
+              <w:pStyle w:val="Compact"/>
+              <w:jc w:val="right"/>
+            </w:pPr>
+            <w:r>
+              <w:t xml:space="preserve">Support</w:t>
+            </w:r>
+          </w:p>
+        </w:tc>
+        <w:tc>
+          <w:tcPr/>
+          <w:p>
+            <w:pPr>
+              <w:pStyle w:val="Compact"/>
+              <w:jc w:val="right"/>
+            </w:pPr>
+            <w:r>
+              <w:t xml:space="preserve">Precision</w:t>
+            </w:r>
+          </w:p>
+        </w:tc>
+        <w:tc>
+          <w:tcPr/>
+          <w:p>
+            <w:pPr>
+              <w:pStyle w:val="Compact"/>
+              <w:jc w:val="right"/>
+            </w:pPr>
+            <w:r>
+              <w:t xml:space="preserve">Recall</w:t>
+            </w:r>
+          </w:p>
+        </w:tc>
+        <w:tc>
+          <w:tcPr/>
+          <w:p>
+            <w:pPr>
+              <w:pStyle w:val="Compact"/>
+              <w:jc w:val="right"/>
+            </w:pPr>
+            <w:r>
+              <w:t xml:space="preserve">F1</w:t>
+            </w:r>
+          </w:p>
+        </w:tc>
+      </w:tr>
+      <w:tr>
+        <w:tc>
+          <w:tcPr/>
+          <w:p>
+            <w:pPr>
+              <w:pStyle w:val="Compact"/>
+              <w:jc w:val="left"/>
+            </w:pPr>
+            <w:r>
+              <w:t xml:space="preserve">Brocoli_green_weeds_1</w:t>
+            </w:r>
+          </w:p>
+        </w:tc>
+        <w:tc>
+          <w:tcPr/>
+          <w:p>
+            <w:pPr>
+              <w:pStyle w:val="Compact"/>
+              <w:jc w:val="right"/>
+            </w:pPr>
+            <w:r>
+              <w:t xml:space="preserve">220</w:t>
+            </w:r>
+          </w:p>
+        </w:tc>
+        <w:tc>
+          <w:tcPr/>
+          <w:p>
+            <w:pPr>
+              <w:pStyle w:val="Compact"/>
+              <w:jc w:val="right"/>
+            </w:pPr>
+            <w:r>
+              <w:t xml:space="preserve">0.968</w:t>
+            </w:r>
+          </w:p>
+        </w:tc>
+        <w:tc>
+          <w:tcPr/>
+          <w:p>
+            <w:pPr>
+              <w:pStyle w:val="Compact"/>
+              <w:jc w:val="right"/>
+            </w:pPr>
+            <w:r>
+              <w:t xml:space="preserve">0.836</w:t>
+            </w:r>
+          </w:p>
+        </w:tc>
+        <w:tc>
+          <w:tcPr/>
+          <w:p>
+            <w:pPr>
+              <w:pStyle w:val="Compact"/>
+              <w:jc w:val="right"/>
+            </w:pPr>
+            <w:r>
+              <w:t xml:space="preserve">0.898</w:t>
+            </w:r>
+          </w:p>
+        </w:tc>
+      </w:tr>
+      <w:tr>
+        <w:tc>
+          <w:tcPr/>
+          <w:p>
+            <w:pPr>
+              <w:pStyle w:val="Compact"/>
+              <w:jc w:val="left"/>
+            </w:pPr>
+            <w:r>
+              <w:t xml:space="preserve">Brocoli_green_weeds_2</w:t>
+            </w:r>
+          </w:p>
+        </w:tc>
+        <w:tc>
+          <w:tcPr/>
+          <w:p>
+            <w:pPr>
+              <w:pStyle w:val="Compact"/>
+              <w:jc w:val="right"/>
+            </w:pPr>
+            <w:r>
+              <w:t xml:space="preserve">220</w:t>
+            </w:r>
+          </w:p>
+        </w:tc>
+        <w:tc>
+          <w:tcPr/>
+          <w:p>
+            <w:pPr>
+              <w:pStyle w:val="Compact"/>
+              <w:jc w:val="right"/>
+            </w:pPr>
+            <w:r>
+              <w:t xml:space="preserve">0.855</w:t>
+            </w:r>
+          </w:p>
+        </w:tc>
+        <w:tc>
+          <w:tcPr/>
+          <w:p>
+            <w:pPr>
+              <w:pStyle w:val="Compact"/>
+              <w:jc w:val="right"/>
+            </w:pPr>
+            <w:r>
+              <w:t xml:space="preserve">0.964</w:t>
+            </w:r>
+          </w:p>
+        </w:tc>
+        <w:tc>
+          <w:tcPr/>
+          <w:p>
+            <w:pPr>
+              <w:pStyle w:val="Compact"/>
+              <w:jc w:val="right"/>
+            </w:pPr>
+            <w:r>
+              <w:t xml:space="preserve">0.906</w:t>
+            </w:r>
+          </w:p>
+        </w:tc>
+      </w:tr>
+      <w:tr>
+        <w:tc>
+          <w:tcPr/>
+          <w:p>
+            <w:pPr>
+              <w:pStyle w:val="Compact"/>
+              <w:jc w:val="left"/>
+            </w:pPr>
+            <w:r>
+              <w:t xml:space="preserve">Fallow</w:t>
+            </w:r>
+          </w:p>
+        </w:tc>
+        <w:tc>
+          <w:tcPr/>
+          <w:p>
+            <w:pPr>
+              <w:pStyle w:val="Compact"/>
+              <w:jc w:val="right"/>
+            </w:pPr>
+            <w:r>
+              <w:t xml:space="preserve">220</w:t>
+            </w:r>
+          </w:p>
+        </w:tc>
+        <w:tc>
+          <w:tcPr/>
+          <w:p>
+            <w:pPr>
+              <w:pStyle w:val="Compact"/>
+              <w:jc w:val="right"/>
+            </w:pPr>
+            <w:r>
+              <w:t xml:space="preserve">0.150</w:t>
+            </w:r>
+          </w:p>
+        </w:tc>
+        <w:tc>
+          <w:tcPr/>
+          <w:p>
+            <w:pPr>
+              <w:pStyle w:val="Compact"/>
+              <w:jc w:val="right"/>
+            </w:pPr>
+            <w:r>
+              <w:t xml:space="preserve">1.000</w:t>
+            </w:r>
+          </w:p>
+        </w:tc>
+        <w:tc>
+          <w:tcPr/>
+          <w:p>
+            <w:pPr>
+              <w:pStyle w:val="Compact"/>
+              <w:jc w:val="right"/>
+            </w:pPr>
+            <w:r>
+              <w:t xml:space="preserve">0.261</w:t>
+            </w:r>
+          </w:p>
+        </w:tc>
+      </w:tr>
+      <w:tr>
+        <w:tc>
+          <w:tcPr/>
+          <w:p>
+            <w:pPr>
+              <w:pStyle w:val="Compact"/>
+              <w:jc w:val="left"/>
+            </w:pPr>
+            <w:r>
+              <w:t xml:space="preserve">Fallow_rough_plow</w:t>
+            </w:r>
+          </w:p>
+        </w:tc>
+        <w:tc>
+          <w:tcPr/>
+          <w:p>
+            <w:pPr>
+              <w:pStyle w:val="Compact"/>
+              <w:jc w:val="right"/>
+            </w:pPr>
+            <w:r>
+              <w:t xml:space="preserve">220</w:t>
+            </w:r>
+          </w:p>
+        </w:tc>
+        <w:tc>
+          <w:tcPr/>
+          <w:p>
+            <w:pPr>
+              <w:pStyle w:val="Compact"/>
+              <w:jc w:val="right"/>
+            </w:pPr>
+            <w:r>
+              <w:t xml:space="preserve">0.413</w:t>
+            </w:r>
+          </w:p>
+        </w:tc>
+        <w:tc>
+          <w:tcPr/>
+          <w:p>
+            <w:pPr>
+              <w:pStyle w:val="Compact"/>
+              <w:jc w:val="right"/>
+            </w:pPr>
+            <w:r>
+              <w:t xml:space="preserve">0.932</w:t>
+            </w:r>
+          </w:p>
+        </w:tc>
+        <w:tc>
+          <w:tcPr/>
+          <w:p>
+            <w:pPr>
+              <w:pStyle w:val="Compact"/>
+              <w:jc w:val="right"/>
+            </w:pPr>
+            <w:r>
+              <w:t xml:space="preserve">0.573</w:t>
+            </w:r>
+          </w:p>
+        </w:tc>
+      </w:tr>
+      <w:tr>
+        <w:tc>
+          <w:tcPr/>
+          <w:p>
+            <w:pPr>
+              <w:pStyle w:val="Compact"/>
+              <w:jc w:val="left"/>
+            </w:pPr>
+            <w:r>
+              <w:t xml:space="preserve">Fallow_smooth</w:t>
+            </w:r>
+          </w:p>
+        </w:tc>
+        <w:tc>
+          <w:tcPr/>
+          <w:p>
+            <w:pPr>
+              <w:pStyle w:val="Compact"/>
+              <w:jc w:val="right"/>
+            </w:pPr>
+            <w:r>
+              <w:t xml:space="preserve">220</w:t>
+            </w:r>
+          </w:p>
+        </w:tc>
+        <w:tc>
+          <w:tcPr/>
+          <w:p>
+            <w:pPr>
+              <w:pStyle w:val="Compact"/>
+              <w:jc w:val="right"/>
+            </w:pPr>
+            <w:r>
+              <w:t xml:space="preserve">0.000</w:t>
+            </w:r>
+          </w:p>
+        </w:tc>
+        <w:tc>
+          <w:tcPr/>
+          <w:p>
+            <w:pPr>
+              <w:pStyle w:val="Compact"/>
+              <w:jc w:val="right"/>
+            </w:pPr>
+            <w:r>
+              <w:t xml:space="preserve">0.000</w:t>
+            </w:r>
+          </w:p>
+        </w:tc>
+        <w:tc>
+          <w:tcPr/>
+          <w:p>
+            <w:pPr>
+              <w:pStyle w:val="Compact"/>
+              <w:jc w:val="right"/>
+            </w:pPr>
+            <w:r>
+              <w:t xml:space="preserve">0.000</w:t>
+            </w:r>
+          </w:p>
+        </w:tc>
+      </w:tr>
+      <w:tr>
+        <w:tc>
+          <w:tcPr/>
+          <w:p>
+            <w:pPr>
+              <w:pStyle w:val="Compact"/>
+              <w:jc w:val="left"/>
+            </w:pPr>
+            <w:r>
+              <w:t xml:space="preserve">Stubble</w:t>
+            </w:r>
+          </w:p>
+        </w:tc>
+        <w:tc>
+          <w:tcPr/>
+          <w:p>
+            <w:pPr>
+              <w:pStyle w:val="Compact"/>
+              <w:jc w:val="right"/>
+            </w:pPr>
+            <w:r>
+              <w:t xml:space="preserve">220</w:t>
+            </w:r>
+          </w:p>
+        </w:tc>
+        <w:tc>
+          <w:tcPr/>
+          <w:p>
+            <w:pPr>
+              <w:pStyle w:val="Compact"/>
+              <w:jc w:val="right"/>
+            </w:pPr>
+            <w:r>
+              <w:t xml:space="preserve">0.888</w:t>
+            </w:r>
+          </w:p>
+        </w:tc>
+        <w:tc>
+          <w:tcPr/>
+          <w:p>
+            <w:pPr>
+              <w:pStyle w:val="Compact"/>
+              <w:jc w:val="right"/>
+            </w:pPr>
+            <w:r>
+              <w:t xml:space="preserve">0.795</w:t>
+            </w:r>
+          </w:p>
+        </w:tc>
+        <w:tc>
+          <w:tcPr/>
+          <w:p>
+            <w:pPr>
+              <w:pStyle w:val="Compact"/>
+              <w:jc w:val="right"/>
+            </w:pPr>
+            <w:r>
+              <w:t xml:space="preserve">0.839</w:t>
+            </w:r>
+          </w:p>
+        </w:tc>
+      </w:tr>
+      <w:tr>
+        <w:tc>
+          <w:tcPr/>
+          <w:p>
+            <w:pPr>
+              <w:pStyle w:val="Compact"/>
+              <w:jc w:val="left"/>
+            </w:pPr>
+            <w:r>
+              <w:t xml:space="preserve">Celery</w:t>
+            </w:r>
+          </w:p>
+        </w:tc>
+        <w:tc>
+          <w:tcPr/>
+          <w:p>
+            <w:pPr>
+              <w:pStyle w:val="Compact"/>
+              <w:jc w:val="right"/>
+            </w:pPr>
+            <w:r>
+              <w:t xml:space="preserve">220</w:t>
+            </w:r>
+          </w:p>
+        </w:tc>
+        <w:tc>
+          <w:tcPr/>
+          <w:p>
+            <w:pPr>
+              <w:pStyle w:val="Compact"/>
+              <w:jc w:val="right"/>
+            </w:pPr>
+            <w:r>
+              <w:t xml:space="preserve">0.766</w:t>
+            </w:r>
+          </w:p>
+        </w:tc>
+        <w:tc>
+          <w:tcPr/>
+          <w:p>
+            <w:pPr>
+              <w:pStyle w:val="Compact"/>
+              <w:jc w:val="right"/>
+            </w:pPr>
+            <w:r>
+              <w:t xml:space="preserve">0.955</w:t>
+            </w:r>
+          </w:p>
+        </w:tc>
+        <w:tc>
+          <w:tcPr/>
+          <w:p>
+            <w:pPr>
+              <w:pStyle w:val="Compact"/>
+              <w:jc w:val="right"/>
+            </w:pPr>
+            <w:r>
+              <w:t xml:space="preserve">0.850</w:t>
+            </w:r>
+          </w:p>
+        </w:tc>
+      </w:tr>
+      <w:tr>
+        <w:tc>
+          <w:tcPr/>
+          <w:p>
+            <w:pPr>
+              <w:pStyle w:val="Compact"/>
+              <w:jc w:val="left"/>
+            </w:pPr>
+            <w:r>
+              <w:t xml:space="preserve">Grapes_untrained</w:t>
+            </w:r>
+          </w:p>
+        </w:tc>
+        <w:tc>
+          <w:tcPr/>
+          <w:p>
+            <w:pPr>
+              <w:pStyle w:val="Compact"/>
+              <w:jc w:val="right"/>
+            </w:pPr>
+            <w:r>
+              <w:t xml:space="preserve">220</w:t>
+            </w:r>
+          </w:p>
+        </w:tc>
+        <w:tc>
+          <w:tcPr/>
+          <w:p>
+            <w:pPr>
+              <w:pStyle w:val="Compact"/>
+              <w:jc w:val="right"/>
+            </w:pPr>
+            <w:r>
+              <w:t xml:space="preserve">0.000</w:t>
+            </w:r>
+          </w:p>
+        </w:tc>
+        <w:tc>
+          <w:tcPr/>
+          <w:p>
+            <w:pPr>
+              <w:pStyle w:val="Compact"/>
+              <w:jc w:val="right"/>
+            </w:pPr>
+            <w:r>
+              <w:t xml:space="preserve">0.000</w:t>
+            </w:r>
+          </w:p>
+        </w:tc>
+        <w:tc>
+          <w:tcPr/>
+          <w:p>
+            <w:pPr>
+              <w:pStyle w:val="Compact"/>
+              <w:jc w:val="right"/>
+            </w:pPr>
+            <w:r>
+              <w:t xml:space="preserve">0.000</w:t>
+            </w:r>
+          </w:p>
+        </w:tc>
+      </w:tr>
+      <w:tr>
+        <w:tc>
+          <w:tcPr/>
+          <w:p>
+            <w:pPr>
+              <w:pStyle w:val="Compact"/>
+              <w:jc w:val="left"/>
+            </w:pPr>
+            <w:r>
+              <w:t xml:space="preserve">Soil_vinyard_develop</w:t>
+            </w:r>
+          </w:p>
+        </w:tc>
+        <w:tc>
+          <w:tcPr/>
+          <w:p>
+            <w:pPr>
+              <w:pStyle w:val="Compact"/>
+              <w:jc w:val="right"/>
+            </w:pPr>
+            <w:r>
+              <w:t xml:space="preserve">220</w:t>
+            </w:r>
+          </w:p>
+        </w:tc>
+        <w:tc>
+          <w:tcPr/>
+          <w:p>
+            <w:pPr>
+              <w:pStyle w:val="Compact"/>
+              <w:jc w:val="right"/>
+            </w:pPr>
+            <w:r>
+              <w:t xml:space="preserve">0.000</w:t>
+            </w:r>
+          </w:p>
+        </w:tc>
+        <w:tc>
+          <w:tcPr/>
+          <w:p>
+            <w:pPr>
+              <w:pStyle w:val="Compact"/>
+              <w:jc w:val="right"/>
+            </w:pPr>
+            <w:r>
+              <w:t xml:space="preserve">0.000</w:t>
+            </w:r>
+          </w:p>
+        </w:tc>
+        <w:tc>
+          <w:tcPr/>
+          <w:p>
+            <w:pPr>
+              <w:pStyle w:val="Compact"/>
+              <w:jc w:val="right"/>
+            </w:pPr>
+            <w:r>
+              <w:t xml:space="preserve">0.000</w:t>
+            </w:r>
+          </w:p>
+        </w:tc>
+      </w:tr>
+      <w:tr>
+        <w:tc>
+          <w:tcPr/>
+          <w:p>
+            <w:pPr>
+              <w:pStyle w:val="Compact"/>
+              <w:jc w:val="left"/>
+            </w:pPr>
+            <w:r>
+              <w:t xml:space="preserve">Corn_senesced_green_weeds</w:t>
+            </w:r>
+          </w:p>
+        </w:tc>
+        <w:tc>
+          <w:tcPr/>
+          <w:p>
+            <w:pPr>
+              <w:pStyle w:val="Compact"/>
+              <w:jc w:val="right"/>
+            </w:pPr>
+            <w:r>
+              <w:t xml:space="preserve">220</w:t>
+            </w:r>
+          </w:p>
+        </w:tc>
+        <w:tc>
+          <w:tcPr/>
+          <w:p>
+            <w:pPr>
+              <w:pStyle w:val="Compact"/>
+              <w:jc w:val="right"/>
+            </w:pPr>
+            <w:r>
+              <w:t xml:space="preserve">0.000</w:t>
+            </w:r>
+          </w:p>
+        </w:tc>
+        <w:tc>
+          <w:tcPr/>
+          <w:p>
+            <w:pPr>
+              <w:pStyle w:val="Compact"/>
+              <w:jc w:val="right"/>
+            </w:pPr>
+            <w:r>
+              <w:t xml:space="preserve">0.000</w:t>
+            </w:r>
+          </w:p>
+        </w:tc>
+        <w:tc>
+          <w:tcPr/>
+          <w:p>
+            <w:pPr>
+              <w:pStyle w:val="Compact"/>
+              <w:jc w:val="right"/>
+            </w:pPr>
+            <w:r>
+              <w:t xml:space="preserve">0.000</w:t>
+            </w:r>
+          </w:p>
+        </w:tc>
+      </w:tr>
+      <w:tr>
+        <w:tc>
+          <w:tcPr/>
+          <w:p>
+            <w:pPr>
+              <w:pStyle w:val="Compact"/>
+              <w:jc w:val="left"/>
+            </w:pPr>
+            <w:r>
+              <w:t xml:space="preserve">Lettuce_romaine_4wk</w:t>
+            </w:r>
+          </w:p>
+        </w:tc>
+        <w:tc>
+          <w:tcPr/>
+          <w:p>
+            <w:pPr>
+              <w:pStyle w:val="Compact"/>
+              <w:jc w:val="right"/>
+            </w:pPr>
+            <w:r>
+              <w:t xml:space="preserve">220</w:t>
+            </w:r>
+          </w:p>
+        </w:tc>
+        <w:tc>
+          <w:tcPr/>
+          <w:p>
+            <w:pPr>
+              <w:pStyle w:val="Compact"/>
+              <w:jc w:val="right"/>
+            </w:pPr>
+            <w:r>
+              <w:t xml:space="preserve">0.000</w:t>
+            </w:r>
+          </w:p>
+        </w:tc>
+        <w:tc>
+          <w:tcPr/>
+          <w:p>
+            <w:pPr>
+              <w:pStyle w:val="Compact"/>
+              <w:jc w:val="right"/>
+            </w:pPr>
+            <w:r>
+              <w:t xml:space="preserve">0.000</w:t>
+            </w:r>
+          </w:p>
+        </w:tc>
+        <w:tc>
+          <w:tcPr/>
+          <w:p>
+            <w:pPr>
+              <w:pStyle w:val="Compact"/>
+              <w:jc w:val="right"/>
+            </w:pPr>
+            <w:r>
+              <w:t xml:space="preserve">0.000</w:t>
+            </w:r>
+          </w:p>
+        </w:tc>
+      </w:tr>
+      <w:tr>
+        <w:tc>
+          <w:tcPr/>
+          <w:p>
+            <w:pPr>
+              <w:pStyle w:val="Compact"/>
+              <w:jc w:val="left"/>
+            </w:pPr>
+            <w:r>
+              <w:t xml:space="preserve">Lettuce_romaine_5wk</w:t>
+            </w:r>
+          </w:p>
+        </w:tc>
+        <w:tc>
+          <w:tcPr/>
+          <w:p>
+            <w:pPr>
+              <w:pStyle w:val="Compact"/>
+              <w:jc w:val="right"/>
+            </w:pPr>
+            <w:r>
+              <w:t xml:space="preserve">220</w:t>
+            </w:r>
+          </w:p>
+        </w:tc>
+        <w:tc>
+          <w:tcPr/>
+          <w:p>
+            <w:pPr>
+              <w:pStyle w:val="Compact"/>
+              <w:jc w:val="right"/>
+            </w:pPr>
+            <w:r>
+              <w:t xml:space="preserve">0.000</w:t>
+            </w:r>
+          </w:p>
+        </w:tc>
+        <w:tc>
+          <w:tcPr/>
+          <w:p>
+            <w:pPr>
+              <w:pStyle w:val="Compact"/>
+              <w:jc w:val="right"/>
+            </w:pPr>
+            <w:r>
+              <w:t xml:space="preserve">0.000</w:t>
+            </w:r>
+          </w:p>
+        </w:tc>
+        <w:tc>
+          <w:tcPr/>
+          <w:p>
+            <w:pPr>
+              <w:pStyle w:val="Compact"/>
+              <w:jc w:val="right"/>
+            </w:pPr>
+            <w:r>
+              <w:t xml:space="preserve">0.000</w:t>
+            </w:r>
+          </w:p>
+        </w:tc>
+      </w:tr>
+      <w:tr>
+        <w:tc>
+          <w:tcPr/>
+          <w:p>
+            <w:pPr>
+              <w:pStyle w:val="Compact"/>
+              <w:jc w:val="left"/>
+            </w:pPr>
+            <w:r>
+              <w:t xml:space="preserve">Lettuce_romaine_6wk</w:t>
+            </w:r>
+          </w:p>
+        </w:tc>
+        <w:tc>
+          <w:tcPr/>
+          <w:p>
+            <w:pPr>
+              <w:pStyle w:val="Compact"/>
+              <w:jc w:val="right"/>
+            </w:pPr>
+            <w:r>
+              <w:t xml:space="preserve">220</w:t>
+            </w:r>
+          </w:p>
+        </w:tc>
+        <w:tc>
+          <w:tcPr/>
+          <w:p>
+            <w:pPr>
+              <w:pStyle w:val="Compact"/>
+              <w:jc w:val="right"/>
+            </w:pPr>
+            <w:r>
+              <w:t xml:space="preserve">0.000</w:t>
+            </w:r>
+          </w:p>
+        </w:tc>
+        <w:tc>
+          <w:tcPr/>
+          <w:p>
+            <w:pPr>
+              <w:pStyle w:val="Compact"/>
+              <w:jc w:val="right"/>
+            </w:pPr>
+            <w:r>
+              <w:t xml:space="preserve">0.000</w:t>
+            </w:r>
+          </w:p>
+        </w:tc>
+        <w:tc>
+          <w:tcPr/>
+          <w:p>
+            <w:pPr>
+              <w:pStyle w:val="Compact"/>
+              <w:jc w:val="right"/>
+            </w:pPr>
+            <w:r>
+              <w:t xml:space="preserve">0.000</w:t>
+            </w:r>
+          </w:p>
+        </w:tc>
+      </w:tr>
+      <w:tr>
+        <w:tc>
+          <w:tcPr/>
+          <w:p>
+            <w:pPr>
+              <w:pStyle w:val="Compact"/>
+              <w:jc w:val="left"/>
+            </w:pPr>
+            <w:r>
+              <w:t xml:space="preserve">Lettuce_romaine_7wk</w:t>
+            </w:r>
+          </w:p>
+        </w:tc>
+        <w:tc>
+          <w:tcPr/>
+          <w:p>
+            <w:pPr>
+              <w:pStyle w:val="Compact"/>
+              <w:jc w:val="right"/>
+            </w:pPr>
+            <w:r>
+              <w:t xml:space="preserve">220</w:t>
+            </w:r>
+          </w:p>
+        </w:tc>
+        <w:tc>
+          <w:tcPr/>
+          <w:p>
+            <w:pPr>
+              <w:pStyle w:val="Compact"/>
+              <w:jc w:val="right"/>
+            </w:pPr>
+            <w:r>
+              <w:t xml:space="preserve">0.000</w:t>
+            </w:r>
+          </w:p>
+        </w:tc>
+        <w:tc>
+          <w:tcPr/>
+          <w:p>
+            <w:pPr>
+              <w:pStyle w:val="Compact"/>
+              <w:jc w:val="right"/>
+            </w:pPr>
+            <w:r>
+              <w:t xml:space="preserve">0.000</w:t>
+            </w:r>
+          </w:p>
+        </w:tc>
+        <w:tc>
+          <w:tcPr/>
+          <w:p>
+            <w:pPr>
+              <w:pStyle w:val="Compact"/>
+              <w:jc w:val="right"/>
+            </w:pPr>
+            <w:r>
+              <w:t xml:space="preserve">0.000</w:t>
+            </w:r>
+          </w:p>
+        </w:tc>
+      </w:tr>
+      <w:tr>
+        <w:tc>
+          <w:tcPr/>
+          <w:p>
+            <w:pPr>
+              <w:pStyle w:val="Compact"/>
+              <w:jc w:val="left"/>
+            </w:pPr>
+            <w:r>
+              <w:t xml:space="preserve">Vinyard_untrained</w:t>
+            </w:r>
+          </w:p>
+        </w:tc>
+        <w:tc>
+          <w:tcPr/>
+          <w:p>
+            <w:pPr>
+              <w:pStyle w:val="Compact"/>
+              <w:jc w:val="right"/>
+            </w:pPr>
+            <w:r>
+              <w:t xml:space="preserve">220</w:t>
+            </w:r>
+          </w:p>
+        </w:tc>
+        <w:tc>
+          <w:tcPr/>
+          <w:p>
+            <w:pPr>
+              <w:pStyle w:val="Compact"/>
+              <w:jc w:val="right"/>
+            </w:pPr>
+            <w:r>
+              <w:t xml:space="preserve">0.378</w:t>
+            </w:r>
+          </w:p>
+        </w:tc>
+        <w:tc>
+          <w:tcPr/>
+          <w:p>
+            <w:pPr>
+              <w:pStyle w:val="Compact"/>
+              <w:jc w:val="right"/>
+            </w:pPr>
+            <w:r>
+              <w:t xml:space="preserve">0.968</w:t>
+            </w:r>
+          </w:p>
+        </w:tc>
+        <w:tc>
+          <w:tcPr/>
+          <w:p>
+            <w:pPr>
+              <w:pStyle w:val="Compact"/>
+              <w:jc w:val="right"/>
+            </w:pPr>
+            <w:r>
+              <w:t xml:space="preserve">0.544</w:t>
+            </w:r>
+          </w:p>
+        </w:tc>
+      </w:tr>
+      <w:tr>
+        <w:tc>
+          <w:tcPr/>
+          <w:p>
+            <w:pPr>
+              <w:pStyle w:val="Compact"/>
+              <w:jc w:val="left"/>
+            </w:pPr>
+            <w:r>
+              <w:t xml:space="preserve">Vinyard_vertical_trellis</w:t>
+            </w:r>
+          </w:p>
+        </w:tc>
+        <w:tc>
+          <w:tcPr/>
+          <w:p>
+            <w:pPr>
+              <w:pStyle w:val="Compact"/>
+              <w:jc w:val="right"/>
+            </w:pPr>
+            <w:r>
+              <w:t xml:space="preserve">220</w:t>
+            </w:r>
+          </w:p>
+        </w:tc>
+        <w:tc>
+          <w:tcPr/>
+          <w:p>
+            <w:pPr>
+              <w:pStyle w:val="Compact"/>
+              <w:jc w:val="right"/>
+            </w:pPr>
+            <w:r>
+              <w:t xml:space="preserve">0.966</w:t>
+            </w:r>
+          </w:p>
+        </w:tc>
+        <w:tc>
+          <w:tcPr/>
+          <w:p>
+            <w:pPr>
+              <w:pStyle w:val="Compact"/>
+              <w:jc w:val="right"/>
+            </w:pPr>
+            <w:r>
+              <w:t xml:space="preserve">0.386</w:t>
+            </w:r>
+          </w:p>
+        </w:tc>
+        <w:tc>
+          <w:tcPr/>
+          <w:p>
+            <w:pPr>
+              <w:pStyle w:val="Compact"/>
+              <w:jc w:val="right"/>
+            </w:pPr>
+            <w:r>
+              <w:t xml:space="preserve">0.552</w:t>
+            </w:r>
+          </w:p>
+        </w:tc>
+      </w:tr>
+      <w:tr>
+        <w:tc>
+          <w:tcPr/>
+          <w:p>
+            <w:pPr>
+              <w:pStyle w:val="Compact"/>
+              <w:jc w:val="left"/>
+            </w:pPr>
+            <w:r>
+              <w:rPr>
+                <w:i/>
+                <w:iCs/>
+              </w:rPr>
+              <w:t xml:space="preserve">Macro avg</w:t>
+            </w:r>
+          </w:p>
+        </w:tc>
+        <w:tc>
+          <w:tcPr/>
+          <w:p>
+            <w:pPr>
+              <w:pStyle w:val="Compact"/>
+              <w:jc w:val="right"/>
+            </w:pPr>
+            <w:r>
+              <w:t xml:space="preserve">3520</w:t>
+            </w:r>
+          </w:p>
+        </w:tc>
+        <w:tc>
+          <w:tcPr/>
+          <w:p>
+            <w:pPr>
+              <w:pStyle w:val="Compact"/>
+              <w:jc w:val="right"/>
+            </w:pPr>
+            <w:r>
+              <w:t xml:space="preserve">0.337</w:t>
+            </w:r>
+          </w:p>
+        </w:tc>
+        <w:tc>
+          <w:tcPr/>
+          <w:p>
+            <w:pPr>
+              <w:pStyle w:val="Compact"/>
+              <w:jc w:val="right"/>
+            </w:pPr>
+            <w:r>
+              <w:t xml:space="preserve">0.427</w:t>
+            </w:r>
+          </w:p>
+        </w:tc>
+        <w:tc>
+          <w:tcPr/>
+          <w:p>
+            <w:pPr>
+              <w:pStyle w:val="Compact"/>
+              <w:jc w:val="right"/>
+            </w:pPr>
+            <w:r>
+              <w:t xml:space="preserve">0.339</w:t>
+            </w:r>
+          </w:p>
+        </w:tc>
+      </w:tr>
+      <w:tr>
+        <w:tc>
+          <w:tcPr/>
+          <w:p>
+            <w:pPr>
+              <w:pStyle w:val="Compact"/>
+              <w:jc w:val="left"/>
+            </w:pPr>
+            <w:r>
+              <w:rPr>
+                <w:i/>
+                <w:iCs/>
+              </w:rPr>
+              <w:t xml:space="preserve">Micro avg</w:t>
+            </w:r>
+          </w:p>
+        </w:tc>
+        <w:tc>
+          <w:tcPr/>
+          <w:p>
+            <w:pPr>
+              <w:pStyle w:val="Compact"/>
+              <w:jc w:val="right"/>
+            </w:pPr>
+            <w:r>
+              <w:t xml:space="preserve">3520</w:t>
+            </w:r>
+          </w:p>
+        </w:tc>
+        <w:tc>
+          <w:tcPr/>
+          <w:p>
+            <w:pPr>
+              <w:pStyle w:val="Compact"/>
+              <w:jc w:val="right"/>
+            </w:pPr>
+            <w:r>
+              <w:t xml:space="preserve">0.427</w:t>
+            </w:r>
+          </w:p>
+        </w:tc>
+        <w:tc>
+          <w:tcPr/>
+          <w:p>
+            <w:pPr>
+              <w:pStyle w:val="Compact"/>
+              <w:jc w:val="right"/>
+            </w:pPr>
+            <w:r>
+              <w:t xml:space="preserve">0.427</w:t>
+            </w:r>
+          </w:p>
+        </w:tc>
+        <w:tc>
+          <w:tcPr/>
+          <w:p>
+            <w:pPr>
+              <w:pStyle w:val="Compact"/>
+              <w:jc w:val="right"/>
+            </w:pPr>
+            <w:r>
+              <w:t xml:space="preserve">0.427</w:t>
+            </w:r>
+          </w:p>
+        </w:tc>
+      </w:tr>
+    </w:tbl>
+    <w:bookmarkEnd w:id="27"/>
+    <w:bookmarkStart w:id="28" w:name="salinas-a"/>
+    <w:p>
+      <w:pPr>
+        <w:pStyle w:val="Heading2"/>
+      </w:pPr>
+      <w:r>
+        <w:t xml:space="preserve">Salinas-A</w:t>
+      </w:r>
+    </w:p>
+    <w:p>
+      <w:pPr>
+        <w:pStyle w:val="FirstParagraph"/>
+      </w:pPr>
+      <w:r>
+        <w:t xml:space="preserve">Per-class precision, recall and F1 for the topic-routed-hard classifier under the canonical fit (</w:t>
+      </w:r>
+      <m:oMath>
+        <m:r>
+          <m:t>K</m:t>
+        </m:r>
+        <m:r>
+          <m:rPr>
+            <m:sty m:val="p"/>
+          </m:rPr>
+          <m:t>=</m:t>
+        </m:r>
+        <m:r>
+          <m:rPr>
+            <m:sty m:val="p"/>
+          </m:rPr>
+          <m:t>max</m:t>
+        </m:r>
+        <m:r>
+          <m:rPr>
+            <m:sty m:val="p"/>
+          </m:rPr>
+          <m:t>(</m:t>
+        </m:r>
+        <m:r>
+          <m:t>4</m:t>
+        </m:r>
+        <m:r>
+          <m:rPr>
+            <m:sty m:val="p"/>
+          </m:rPr>
+          <m:t>,</m:t>
+        </m:r>
+        <m:r>
+          <m:rPr>
+            <m:sty m:val="p"/>
+          </m:rPr>
+          <m:t>min</m:t>
+        </m:r>
+        <m:r>
+          <m:rPr>
+            <m:sty m:val="p"/>
+          </m:rPr>
+          <m:t>(</m:t>
+        </m:r>
+        <m:r>
+          <m:t>12</m:t>
+        </m:r>
+        <m:r>
+          <m:rPr>
+            <m:sty m:val="p"/>
+          </m:rPr>
+          <m:t>,</m:t>
+        </m:r>
+        <m:sSub>
+          <m:e>
+            <m:r>
+              <m:t>n</m:t>
+            </m:r>
+          </m:e>
+          <m:sub>
+            <m:r>
+              <m:rPr>
+                <m:nor/>
+                <m:sty m:val="p"/>
+              </m:rPr>
+              <m:t>classes</m:t>
+            </m:r>
+          </m:sub>
+        </m:sSub>
+        <m:r>
+          <m:rPr>
+            <m:sty m:val="p"/>
+          </m:rPr>
+          <m:t>)</m:t>
+        </m:r>
+        <m:r>
+          <m:rPr>
+            <m:sty m:val="p"/>
+          </m:rPr>
+          <m:t>)</m:t>
+        </m:r>
+      </m:oMath>
+      <w:r>
+        <w:t xml:space="preserve">,</w:t>
+      </w:r>
+      <w:r>
+        <w:t xml:space="preserve"> </w:t>
+      </w:r>
+      <m:oMath>
+        <m:r>
+          <m:t>α</m:t>
+        </m:r>
+        <m:r>
+          <m:rPr>
+            <m:sty m:val="p"/>
+          </m:rPr>
+          <m:t>=</m:t>
+        </m:r>
+        <m:r>
+          <m:t>0.45</m:t>
+        </m:r>
+      </m:oMath>
+      <w:r>
+        <w:t xml:space="preserve">,</w:t>
+      </w:r>
+      <w:r>
+        <w:t xml:space="preserve"> </w:t>
+      </w:r>
+      <m:oMath>
+        <m:r>
+          <m:t>η</m:t>
+        </m:r>
+        <m:r>
+          <m:rPr>
+            <m:sty m:val="p"/>
+          </m:rPr>
+          <m:t>=</m:t>
+        </m:r>
+        <m:r>
+          <m:t>0.20</m:t>
+        </m:r>
+      </m:oMath>
+      <w:r>
+        <w:t xml:space="preserve">).</w:t>
+      </w:r>
+      <w:r>
+        <w:t xml:space="preserve"> </w:t>
+      </w:r>
+      <m:oMath>
+        <m:sSub>
+          <m:e>
+            <m:r>
+              <m:t>n</m:t>
+            </m:r>
+          </m:e>
+          <m:sub>
+            <m:r>
+              <m:rPr>
+                <m:nor/>
+                <m:sty m:val="p"/>
+              </m:rPr>
+              <m:t>classes</m:t>
+            </m:r>
+          </m:sub>
+        </m:sSub>
+        <m:r>
+          <m:rPr>
+            <m:sty m:val="p"/>
+          </m:rPr>
+          <m:t>=</m:t>
+        </m:r>
+        <m:r>
+          <m:t>11</m:t>
+        </m:r>
+      </m:oMath>
+      <w:r>
+        <w:t xml:space="preserve">, support</w:t>
+      </w:r>
+      <w:r>
+        <w:t xml:space="preserve"> </w:t>
+      </w:r>
+      <m:oMath>
+        <m:r>
+          <m:rPr>
+            <m:sty m:val="p"/>
+          </m:rPr>
+          <m:t>=</m:t>
+        </m:r>
+        <m:r>
+          <m:t>1320</m:t>
+        </m:r>
+      </m:oMath>
+      <w:r>
+        <w:t xml:space="preserve">.</w:t>
+      </w:r>
+    </w:p>
+    <w:tbl>
+      <w:tblPr>
+        <w:tblStyle w:val="Table"/>
+        <w:tblW w:type="auto" w:w="0"/>
+        <w:tblLook w:firstRow="1" w:lastRow="0" w:firstColumn="0" w:lastColumn="0" w:noHBand="0" w:noVBand="0" w:val="0020"/>
+      </w:tblPr>
+      <w:tblGrid>
+        <w:gridCol w:w="1584"/>
+        <w:gridCol w:w="1584"/>
+        <w:gridCol w:w="1584"/>
+        <w:gridCol w:w="1584"/>
+        <w:gridCol w:w="1584"/>
+      </w:tblGrid>
+      <w:tr>
+        <w:trPr>
+          <w:tblHeader w:val="on"/>
+        </w:trPr>
+        <w:tc>
+          <w:tcPr/>
+          <w:p>
+            <w:pPr>
+              <w:pStyle w:val="Compact"/>
+              <w:jc w:val="left"/>
+            </w:pPr>
+            <w:r>
+              <w:t xml:space="preserve">Class</w:t>
+            </w:r>
+          </w:p>
+        </w:tc>
+        <w:tc>
+          <w:tcPr/>
+          <w:p>
+            <w:pPr>
+              <w:pStyle w:val="Compact"/>
+              <w:jc w:val="right"/>
+            </w:pPr>
+            <w:r>
+              <w:t xml:space="preserve">Support</w:t>
+            </w:r>
+          </w:p>
+        </w:tc>
+        <w:tc>
+          <w:tcPr/>
+          <w:p>
+            <w:pPr>
+              <w:pStyle w:val="Compact"/>
+              <w:jc w:val="right"/>
+            </w:pPr>
+            <w:r>
+              <w:t xml:space="preserve">Precision</w:t>
+            </w:r>
+          </w:p>
+        </w:tc>
+        <w:tc>
+          <w:tcPr/>
+          <w:p>
+            <w:pPr>
+              <w:pStyle w:val="Compact"/>
+              <w:jc w:val="right"/>
+            </w:pPr>
+            <w:r>
+              <w:t xml:space="preserve">Recall</w:t>
+            </w:r>
+          </w:p>
+        </w:tc>
+        <w:tc>
+          <w:tcPr/>
+          <w:p>
+            <w:pPr>
+              <w:pStyle w:val="Compact"/>
+              <w:jc w:val="right"/>
+            </w:pPr>
+            <w:r>
+              <w:t xml:space="preserve">F1</w:t>
+            </w:r>
+          </w:p>
+        </w:tc>
+      </w:tr>
+      <w:tr>
+        <w:tc>
+          <w:tcPr/>
+          <w:p>
+            <w:pPr>
+              <w:pStyle w:val="Compact"/>
+              <w:jc w:val="left"/>
+            </w:pPr>
+            <w:r>
+              <w:t xml:space="preserve">Brocoli_green_weeds_1</w:t>
+            </w:r>
+          </w:p>
+        </w:tc>
+        <w:tc>
+          <w:tcPr/>
+          <w:p>
+            <w:pPr>
+              <w:pStyle w:val="Compact"/>
+              <w:jc w:val="right"/>
+            </w:pPr>
+            <w:r>
+              <w:t xml:space="preserve">220</w:t>
+            </w:r>
+          </w:p>
+        </w:tc>
+        <w:tc>
+          <w:tcPr/>
+          <w:p>
+            <w:pPr>
+              <w:pStyle w:val="Compact"/>
+              <w:jc w:val="right"/>
+            </w:pPr>
+            <w:r>
+              <w:t xml:space="preserve">1.000</w:t>
+            </w:r>
+          </w:p>
+        </w:tc>
+        <w:tc>
+          <w:tcPr/>
+          <w:p>
+            <w:pPr>
+              <w:pStyle w:val="Compact"/>
+              <w:jc w:val="right"/>
+            </w:pPr>
+            <w:r>
+              <w:t xml:space="preserve">0.991</w:t>
+            </w:r>
+          </w:p>
+        </w:tc>
+        <w:tc>
+          <w:tcPr/>
+          <w:p>
+            <w:pPr>
+              <w:pStyle w:val="Compact"/>
+              <w:jc w:val="right"/>
+            </w:pPr>
+            <w:r>
+              <w:t xml:space="preserve">0.995</w:t>
+            </w:r>
+          </w:p>
+        </w:tc>
+      </w:tr>
+      <w:tr>
+        <w:tc>
+          <w:tcPr/>
+          <w:p>
+            <w:pPr>
+              <w:pStyle w:val="Compact"/>
+              <w:jc w:val="left"/>
+            </w:pPr>
+            <w:r>
+              <w:t xml:space="preserve">Corn_senesced_green_weeds</w:t>
+            </w:r>
+          </w:p>
+        </w:tc>
+        <w:tc>
+          <w:tcPr/>
+          <w:p>
+            <w:pPr>
+              <w:pStyle w:val="Compact"/>
+              <w:jc w:val="right"/>
+            </w:pPr>
+            <w:r>
+              <w:t xml:space="preserve">0</w:t>
+            </w:r>
+          </w:p>
+        </w:tc>
+        <w:tc>
+          <w:tcPr/>
+          <w:p>
+            <w:pPr>
+              <w:pStyle w:val="Compact"/>
+              <w:jc w:val="right"/>
+            </w:pPr>
+            <w:r>
+              <w:t xml:space="preserve">0.000</w:t>
+            </w:r>
+          </w:p>
+        </w:tc>
+        <w:tc>
+          <w:tcPr/>
+          <w:p>
+            <w:pPr>
+              <w:pStyle w:val="Compact"/>
+              <w:jc w:val="right"/>
+            </w:pPr>
+            <w:r>
+              <w:t xml:space="preserve">0.000</w:t>
+            </w:r>
+          </w:p>
+        </w:tc>
+        <w:tc>
+          <w:tcPr/>
+          <w:p>
+            <w:pPr>
+              <w:pStyle w:val="Compact"/>
+              <w:jc w:val="right"/>
+            </w:pPr>
+            <w:r>
+              <w:t xml:space="preserve">0.000</w:t>
+            </w:r>
+          </w:p>
+        </w:tc>
+      </w:tr>
+      <w:tr>
+        <w:tc>
+          <w:tcPr/>
+          <w:p>
+            <w:pPr>
+              <w:pStyle w:val="Compact"/>
+              <w:jc w:val="left"/>
+            </w:pPr>
+            <w:r>
+              <w:t xml:space="preserve">Lettuce_romaine_4wk</w:t>
+            </w:r>
+          </w:p>
+        </w:tc>
+        <w:tc>
+          <w:tcPr/>
+          <w:p>
+            <w:pPr>
+              <w:pStyle w:val="Compact"/>
+              <w:jc w:val="right"/>
+            </w:pPr>
+            <w:r>
+              <w:t xml:space="preserve">0</w:t>
+            </w:r>
+          </w:p>
+        </w:tc>
+        <w:tc>
+          <w:tcPr/>
+          <w:p>
+            <w:pPr>
+              <w:pStyle w:val="Compact"/>
+              <w:jc w:val="right"/>
+            </w:pPr>
+            <w:r>
+              <w:t xml:space="preserve">0.000</w:t>
+            </w:r>
+          </w:p>
+        </w:tc>
+        <w:tc>
+          <w:tcPr/>
+          <w:p>
+            <w:pPr>
+              <w:pStyle w:val="Compact"/>
+              <w:jc w:val="right"/>
+            </w:pPr>
+            <w:r>
+              <w:t xml:space="preserve">0.000</w:t>
+            </w:r>
+          </w:p>
+        </w:tc>
+        <w:tc>
+          <w:tcPr/>
+          <w:p>
+            <w:pPr>
+              <w:pStyle w:val="Compact"/>
+              <w:jc w:val="right"/>
+            </w:pPr>
+            <w:r>
+              <w:t xml:space="preserve">0.000</w:t>
+            </w:r>
+          </w:p>
+        </w:tc>
+      </w:tr>
+      <w:tr>
+        <w:tc>
+          <w:tcPr/>
+          <w:p>
+            <w:pPr>
+              <w:pStyle w:val="Compact"/>
+              <w:jc w:val="left"/>
+            </w:pPr>
+            <w:r>
+              <w:t xml:space="preserve">Lettuce_romaine_5wk</w:t>
+            </w:r>
+          </w:p>
+        </w:tc>
+        <w:tc>
+          <w:tcPr/>
+          <w:p>
+            <w:pPr>
+              <w:pStyle w:val="Compact"/>
+              <w:jc w:val="right"/>
+            </w:pPr>
+            <w:r>
+              <w:t xml:space="preserve">0</w:t>
+            </w:r>
+          </w:p>
+        </w:tc>
+        <w:tc>
+          <w:tcPr/>
+          <w:p>
+            <w:pPr>
+              <w:pStyle w:val="Compact"/>
+              <w:jc w:val="right"/>
+            </w:pPr>
+            <w:r>
+              <w:t xml:space="preserve">0.000</w:t>
+            </w:r>
+          </w:p>
+        </w:tc>
+        <w:tc>
+          <w:tcPr/>
+          <w:p>
+            <w:pPr>
+              <w:pStyle w:val="Compact"/>
+              <w:jc w:val="right"/>
+            </w:pPr>
+            <w:r>
+              <w:t xml:space="preserve">0.000</w:t>
+            </w:r>
+          </w:p>
+        </w:tc>
+        <w:tc>
+          <w:tcPr/>
+          <w:p>
+            <w:pPr>
+              <w:pStyle w:val="Compact"/>
+              <w:jc w:val="right"/>
+            </w:pPr>
+            <w:r>
+              <w:t xml:space="preserve">0.000</w:t>
+            </w:r>
+          </w:p>
+        </w:tc>
+      </w:tr>
+      <w:tr>
+        <w:tc>
+          <w:tcPr/>
+          <w:p>
+            <w:pPr>
+              <w:pStyle w:val="Compact"/>
+              <w:jc w:val="left"/>
+            </w:pPr>
+            <w:r>
+              <w:t xml:space="preserve">Lettuce_romaine_6wk</w:t>
+            </w:r>
+          </w:p>
+        </w:tc>
+        <w:tc>
+          <w:tcPr/>
+          <w:p>
+            <w:pPr>
+              <w:pStyle w:val="Compact"/>
+              <w:jc w:val="right"/>
+            </w:pPr>
+            <w:r>
+              <w:t xml:space="preserve">0</w:t>
+            </w:r>
+          </w:p>
+        </w:tc>
+        <w:tc>
+          <w:tcPr/>
+          <w:p>
+            <w:pPr>
+              <w:pStyle w:val="Compact"/>
+              <w:jc w:val="right"/>
+            </w:pPr>
+            <w:r>
+              <w:t xml:space="preserve">0.000</w:t>
+            </w:r>
+          </w:p>
+        </w:tc>
+        <w:tc>
+          <w:tcPr/>
+          <w:p>
+            <w:pPr>
+              <w:pStyle w:val="Compact"/>
+              <w:jc w:val="right"/>
+            </w:pPr>
+            <w:r>
+              <w:t xml:space="preserve">0.000</w:t>
+            </w:r>
+          </w:p>
+        </w:tc>
+        <w:tc>
+          <w:tcPr/>
+          <w:p>
+            <w:pPr>
+              <w:pStyle w:val="Compact"/>
+              <w:jc w:val="right"/>
+            </w:pPr>
+            <w:r>
+              <w:t xml:space="preserve">0.000</w:t>
+            </w:r>
+          </w:p>
+        </w:tc>
+      </w:tr>
+      <w:tr>
+        <w:tc>
+          <w:tcPr/>
+          <w:p>
+            <w:pPr>
+              <w:pStyle w:val="Compact"/>
+              <w:jc w:val="left"/>
+            </w:pPr>
+            <w:r>
+              <w:t xml:space="preserve">Lettuce_romaine_7wk</w:t>
+            </w:r>
+          </w:p>
+        </w:tc>
+        <w:tc>
+          <w:tcPr/>
+          <w:p>
+            <w:pPr>
+              <w:pStyle w:val="Compact"/>
+              <w:jc w:val="right"/>
+            </w:pPr>
+            <w:r>
+              <w:t xml:space="preserve">0</w:t>
+            </w:r>
+          </w:p>
+        </w:tc>
+        <w:tc>
+          <w:tcPr/>
+          <w:p>
+            <w:pPr>
+              <w:pStyle w:val="Compact"/>
+              <w:jc w:val="right"/>
+            </w:pPr>
+            <w:r>
+              <w:t xml:space="preserve">0.000</w:t>
+            </w:r>
+          </w:p>
+        </w:tc>
+        <w:tc>
+          <w:tcPr/>
+          <w:p>
+            <w:pPr>
+              <w:pStyle w:val="Compact"/>
+              <w:jc w:val="right"/>
+            </w:pPr>
+            <w:r>
+              <w:t xml:space="preserve">0.000</w:t>
+            </w:r>
+          </w:p>
+        </w:tc>
+        <w:tc>
+          <w:tcPr/>
+          <w:p>
+            <w:pPr>
+              <w:pStyle w:val="Compact"/>
+              <w:jc w:val="right"/>
+            </w:pPr>
+            <w:r>
+              <w:t xml:space="preserve">0.000</w:t>
+            </w:r>
+          </w:p>
+        </w:tc>
+      </w:tr>
+      <w:tr>
+        <w:tc>
+          <w:tcPr/>
+          <w:p>
+            <w:pPr>
+              <w:pStyle w:val="Compact"/>
+              <w:jc w:val="left"/>
+            </w:pPr>
+            <w:r>
+              <w:t xml:space="preserve">class_10</w:t>
+            </w:r>
+          </w:p>
+        </w:tc>
+        <w:tc>
+          <w:tcPr/>
+          <w:p>
+            <w:pPr>
+              <w:pStyle w:val="Compact"/>
+              <w:jc w:val="right"/>
+            </w:pPr>
+            <w:r>
+              <w:t xml:space="preserve">220</w:t>
+            </w:r>
+          </w:p>
+        </w:tc>
+        <w:tc>
+          <w:tcPr/>
+          <w:p>
+            <w:pPr>
+              <w:pStyle w:val="Compact"/>
+              <w:jc w:val="right"/>
+            </w:pPr>
+            <w:r>
+              <w:t xml:space="preserve">0.500</w:t>
+            </w:r>
+          </w:p>
+        </w:tc>
+        <w:tc>
+          <w:tcPr/>
+          <w:p>
+            <w:pPr>
+              <w:pStyle w:val="Compact"/>
+              <w:jc w:val="right"/>
+            </w:pPr>
+            <w:r>
+              <w:t xml:space="preserve">0.273</w:t>
+            </w:r>
+          </w:p>
+        </w:tc>
+        <w:tc>
+          <w:tcPr/>
+          <w:p>
+            <w:pPr>
+              <w:pStyle w:val="Compact"/>
+              <w:jc w:val="right"/>
+            </w:pPr>
+            <w:r>
+              <w:t xml:space="preserve">0.353</w:t>
+            </w:r>
+          </w:p>
+        </w:tc>
+      </w:tr>
+      <w:tr>
+        <w:tc>
+          <w:tcPr/>
+          <w:p>
+            <w:pPr>
+              <w:pStyle w:val="Compact"/>
+              <w:jc w:val="left"/>
+            </w:pPr>
+            <w:r>
+              <w:t xml:space="preserve">class_11</w:t>
+            </w:r>
+          </w:p>
+        </w:tc>
+        <w:tc>
+          <w:tcPr/>
+          <w:p>
+            <w:pPr>
+              <w:pStyle w:val="Compact"/>
+              <w:jc w:val="right"/>
+            </w:pPr>
+            <w:r>
+              <w:t xml:space="preserve">220</w:t>
+            </w:r>
+          </w:p>
+        </w:tc>
+        <w:tc>
+          <w:tcPr/>
+          <w:p>
+            <w:pPr>
+              <w:pStyle w:val="Compact"/>
+              <w:jc w:val="right"/>
+            </w:pPr>
+            <w:r>
+              <w:t xml:space="preserve">0.399</w:t>
+            </w:r>
+          </w:p>
+        </w:tc>
+        <w:tc>
+          <w:tcPr/>
+          <w:p>
+            <w:pPr>
+              <w:pStyle w:val="Compact"/>
+              <w:jc w:val="right"/>
+            </w:pPr>
+            <w:r>
+              <w:t xml:space="preserve">1.000</w:t>
+            </w:r>
+          </w:p>
+        </w:tc>
+        <w:tc>
+          <w:tcPr/>
+          <w:p>
+            <w:pPr>
+              <w:pStyle w:val="Compact"/>
+              <w:jc w:val="right"/>
+            </w:pPr>
+            <w:r>
+              <w:t xml:space="preserve">0.571</w:t>
+            </w:r>
+          </w:p>
+        </w:tc>
+      </w:tr>
+      <w:tr>
+        <w:tc>
+          <w:tcPr/>
+          <w:p>
+            <w:pPr>
+              <w:pStyle w:val="Compact"/>
+              <w:jc w:val="left"/>
+            </w:pPr>
+            <w:r>
+              <w:t xml:space="preserve">class_12</w:t>
+            </w:r>
+          </w:p>
+        </w:tc>
+        <w:tc>
+          <w:tcPr/>
+          <w:p>
+            <w:pPr>
+              <w:pStyle w:val="Compact"/>
+              <w:jc w:val="right"/>
+            </w:pPr>
+            <w:r>
+              <w:t xml:space="preserve">220</w:t>
+            </w:r>
+          </w:p>
+        </w:tc>
+        <w:tc>
+          <w:tcPr/>
+          <w:p>
+            <w:pPr>
+              <w:pStyle w:val="Compact"/>
+              <w:jc w:val="right"/>
+            </w:pPr>
+            <w:r>
+              <w:t xml:space="preserve">0.000</w:t>
+            </w:r>
+          </w:p>
+        </w:tc>
+        <w:tc>
+          <w:tcPr/>
+          <w:p>
+            <w:pPr>
+              <w:pStyle w:val="Compact"/>
+              <w:jc w:val="right"/>
+            </w:pPr>
+            <w:r>
+              <w:t xml:space="preserve">0.000</w:t>
+            </w:r>
+          </w:p>
+        </w:tc>
+        <w:tc>
+          <w:tcPr/>
+          <w:p>
+            <w:pPr>
+              <w:pStyle w:val="Compact"/>
+              <w:jc w:val="right"/>
+            </w:pPr>
+            <w:r>
+              <w:t xml:space="preserve">0.000</w:t>
+            </w:r>
+          </w:p>
+        </w:tc>
+      </w:tr>
+      <w:tr>
+        <w:tc>
+          <w:tcPr/>
+          <w:p>
+            <w:pPr>
+              <w:pStyle w:val="Compact"/>
+              <w:jc w:val="left"/>
+            </w:pPr>
+            <w:r>
+              <w:t xml:space="preserve">class_13</w:t>
+            </w:r>
+          </w:p>
+        </w:tc>
+        <w:tc>
+          <w:tcPr/>
+          <w:p>
+            <w:pPr>
+              <w:pStyle w:val="Compact"/>
+              <w:jc w:val="right"/>
+            </w:pPr>
+            <w:r>
+              <w:t xml:space="preserve">220</w:t>
+            </w:r>
+          </w:p>
+        </w:tc>
+        <w:tc>
+          <w:tcPr/>
+          <w:p>
+            <w:pPr>
+              <w:pStyle w:val="Compact"/>
+              <w:jc w:val="right"/>
+            </w:pPr>
+            <w:r>
+              <w:t xml:space="preserve">0.884</w:t>
+            </w:r>
+          </w:p>
+        </w:tc>
+        <w:tc>
+          <w:tcPr/>
+          <w:p>
+            <w:pPr>
+              <w:pStyle w:val="Compact"/>
+              <w:jc w:val="right"/>
+            </w:pPr>
+            <w:r>
+              <w:t xml:space="preserve">1.000</w:t>
+            </w:r>
+          </w:p>
+        </w:tc>
+        <w:tc>
+          <w:tcPr/>
+          <w:p>
+            <w:pPr>
+              <w:pStyle w:val="Compact"/>
+              <w:jc w:val="right"/>
+            </w:pPr>
+            <w:r>
+              <w:t xml:space="preserve">0.938</w:t>
+            </w:r>
+          </w:p>
+        </w:tc>
+      </w:tr>
+      <w:tr>
+        <w:tc>
+          <w:tcPr/>
+          <w:p>
+            <w:pPr>
+              <w:pStyle w:val="Compact"/>
+              <w:jc w:val="left"/>
+            </w:pPr>
+            <w:r>
+              <w:t xml:space="preserve">class_14</w:t>
+            </w:r>
+          </w:p>
+        </w:tc>
+        <w:tc>
+          <w:tcPr/>
+          <w:p>
+            <w:pPr>
+              <w:pStyle w:val="Compact"/>
+              <w:jc w:val="right"/>
+            </w:pPr>
+            <w:r>
+              <w:t xml:space="preserve">220</w:t>
+            </w:r>
+          </w:p>
+        </w:tc>
+        <w:tc>
+          <w:tcPr/>
+          <w:p>
+            <w:pPr>
+              <w:pStyle w:val="Compact"/>
+              <w:jc w:val="right"/>
+            </w:pPr>
+            <w:r>
+              <w:t xml:space="preserve">0.868</w:t>
+            </w:r>
+          </w:p>
+        </w:tc>
+        <w:tc>
+          <w:tcPr/>
+          <w:p>
+            <w:pPr>
+              <w:pStyle w:val="Compact"/>
+              <w:jc w:val="right"/>
+            </w:pPr>
+            <w:r>
+              <w:t xml:space="preserve">0.718</w:t>
+            </w:r>
+          </w:p>
+        </w:tc>
+        <w:tc>
+          <w:tcPr/>
+          <w:p>
+            <w:pPr>
+              <w:pStyle w:val="Compact"/>
+              <w:jc w:val="right"/>
+            </w:pPr>
+            <w:r>
+              <w:t xml:space="preserve">0.786</w:t>
+            </w:r>
+          </w:p>
+        </w:tc>
+      </w:tr>
+      <w:tr>
+        <w:tc>
+          <w:tcPr/>
+          <w:p>
+            <w:pPr>
+              <w:pStyle w:val="Compact"/>
+              <w:jc w:val="left"/>
+            </w:pPr>
+            <w:r>
+              <w:rPr>
+                <w:i/>
+                <w:iCs/>
+              </w:rPr>
+              <w:t xml:space="preserve">Macro avg</w:t>
+            </w:r>
+          </w:p>
+        </w:tc>
+        <w:tc>
+          <w:tcPr/>
+          <w:p>
+            <w:pPr>
+              <w:pStyle w:val="Compact"/>
+              <w:jc w:val="right"/>
+            </w:pPr>
+            <w:r>
+              <w:t xml:space="preserve">1320</w:t>
+            </w:r>
+          </w:p>
+        </w:tc>
+        <w:tc>
+          <w:tcPr/>
+          <w:p>
+            <w:pPr>
+              <w:pStyle w:val="Compact"/>
+              <w:jc w:val="right"/>
+            </w:pPr>
+            <w:r>
+              <w:t xml:space="preserve">0.332</w:t>
+            </w:r>
+          </w:p>
+        </w:tc>
+        <w:tc>
+          <w:tcPr/>
+          <w:p>
+            <w:pPr>
+              <w:pStyle w:val="Compact"/>
+              <w:jc w:val="right"/>
+            </w:pPr>
+            <w:r>
+              <w:t xml:space="preserve">0.362</w:t>
+            </w:r>
+          </w:p>
+        </w:tc>
+        <w:tc>
+          <w:tcPr/>
+          <w:p>
+            <w:pPr>
+              <w:pStyle w:val="Compact"/>
+              <w:jc w:val="right"/>
+            </w:pPr>
+            <w:r>
+              <w:t xml:space="preserve">0.331</w:t>
+            </w:r>
+          </w:p>
+        </w:tc>
+      </w:tr>
+      <w:tr>
+        <w:tc>
+          <w:tcPr/>
+          <w:p>
+            <w:pPr>
+              <w:pStyle w:val="Compact"/>
+              <w:jc w:val="left"/>
+            </w:pPr>
+            <w:r>
+              <w:rPr>
+                <w:i/>
+                <w:iCs/>
+              </w:rPr>
+              <w:t xml:space="preserve">Micro avg</w:t>
+            </w:r>
+          </w:p>
+        </w:tc>
+        <w:tc>
+          <w:tcPr/>
+          <w:p>
+            <w:pPr>
+              <w:pStyle w:val="Compact"/>
+              <w:jc w:val="right"/>
+            </w:pPr>
+            <w:r>
+              <w:t xml:space="preserve">1320</w:t>
+            </w:r>
+          </w:p>
+        </w:tc>
+        <w:tc>
+          <w:tcPr/>
+          <w:p>
+            <w:pPr>
+              <w:pStyle w:val="Compact"/>
+              <w:jc w:val="right"/>
+            </w:pPr>
+            <w:r>
+              <w:t xml:space="preserve">0.664</w:t>
+            </w:r>
+          </w:p>
+        </w:tc>
+        <w:tc>
+          <w:tcPr/>
+          <w:p>
+            <w:pPr>
+              <w:pStyle w:val="Compact"/>
+              <w:jc w:val="right"/>
+            </w:pPr>
+            <w:r>
+              <w:t xml:space="preserve">0.664</w:t>
+            </w:r>
+          </w:p>
+        </w:tc>
+        <w:tc>
+          <w:tcPr/>
+          <w:p>
+            <w:pPr>
+              <w:pStyle w:val="Compact"/>
+              <w:jc w:val="right"/>
+            </w:pPr>
+            <w:r>
+              <w:t xml:space="preserve">0.664</w:t>
+            </w:r>
+          </w:p>
+        </w:tc>
+      </w:tr>
+    </w:tbl>
+    <w:bookmarkEnd w:id="28"/>
+    <w:bookmarkStart w:id="29" w:name="pavia-u"/>
+    <w:p>
+      <w:pPr>
+        <w:pStyle w:val="Heading2"/>
+      </w:pPr>
+      <w:r>
+        <w:t xml:space="preserve">Pavia U</w:t>
+      </w:r>
+    </w:p>
+    <w:p>
+      <w:pPr>
+        <w:pStyle w:val="FirstParagraph"/>
+      </w:pPr>
+      <w:r>
+        <w:t xml:space="preserve">Per-class precision, recall and F1 for the topic-routed-hard classifier under the canonical fit (</w:t>
+      </w:r>
+      <m:oMath>
+        <m:r>
+          <m:t>K</m:t>
+        </m:r>
+        <m:r>
+          <m:rPr>
+            <m:sty m:val="p"/>
+          </m:rPr>
+          <m:t>=</m:t>
+        </m:r>
+        <m:r>
+          <m:rPr>
+            <m:sty m:val="p"/>
+          </m:rPr>
+          <m:t>max</m:t>
+        </m:r>
+        <m:r>
+          <m:rPr>
+            <m:sty m:val="p"/>
+          </m:rPr>
+          <m:t>(</m:t>
+        </m:r>
+        <m:r>
+          <m:t>4</m:t>
+        </m:r>
+        <m:r>
+          <m:rPr>
+            <m:sty m:val="p"/>
+          </m:rPr>
+          <m:t>,</m:t>
+        </m:r>
+        <m:r>
+          <m:rPr>
+            <m:sty m:val="p"/>
+          </m:rPr>
+          <m:t>min</m:t>
+        </m:r>
+        <m:r>
+          <m:rPr>
+            <m:sty m:val="p"/>
+          </m:rPr>
+          <m:t>(</m:t>
+        </m:r>
+        <m:r>
+          <m:t>12</m:t>
+        </m:r>
+        <m:r>
+          <m:rPr>
+            <m:sty m:val="p"/>
+          </m:rPr>
+          <m:t>,</m:t>
+        </m:r>
+        <m:sSub>
+          <m:e>
+            <m:r>
+              <m:t>n</m:t>
+            </m:r>
+          </m:e>
+          <m:sub>
+            <m:r>
+              <m:rPr>
+                <m:nor/>
+                <m:sty m:val="p"/>
+              </m:rPr>
+              <m:t>classes</m:t>
+            </m:r>
+          </m:sub>
+        </m:sSub>
+        <m:r>
+          <m:rPr>
+            <m:sty m:val="p"/>
+          </m:rPr>
+          <m:t>)</m:t>
+        </m:r>
+        <m:r>
+          <m:rPr>
+            <m:sty m:val="p"/>
+          </m:rPr>
+          <m:t>)</m:t>
+        </m:r>
+      </m:oMath>
+      <w:r>
+        <w:t xml:space="preserve">,</w:t>
+      </w:r>
+      <w:r>
+        <w:t xml:space="preserve"> </w:t>
+      </w:r>
+      <m:oMath>
+        <m:r>
+          <m:t>α</m:t>
+        </m:r>
+        <m:r>
+          <m:rPr>
+            <m:sty m:val="p"/>
+          </m:rPr>
+          <m:t>=</m:t>
+        </m:r>
+        <m:r>
+          <m:t>0.45</m:t>
+        </m:r>
+      </m:oMath>
+      <w:r>
+        <w:t xml:space="preserve">,</w:t>
+      </w:r>
+      <w:r>
+        <w:t xml:space="preserve"> </w:t>
+      </w:r>
+      <m:oMath>
+        <m:r>
+          <m:t>η</m:t>
+        </m:r>
+        <m:r>
+          <m:rPr>
+            <m:sty m:val="p"/>
+          </m:rPr>
+          <m:t>=</m:t>
+        </m:r>
+        <m:r>
+          <m:t>0.20</m:t>
+        </m:r>
+      </m:oMath>
+      <w:r>
+        <w:t xml:space="preserve">).</w:t>
+      </w:r>
+      <w:r>
+        <w:t xml:space="preserve"> </w:t>
+      </w:r>
+      <m:oMath>
+        <m:sSub>
+          <m:e>
+            <m:r>
+              <m:t>n</m:t>
+            </m:r>
+          </m:e>
+          <m:sub>
+            <m:r>
+              <m:rPr>
+                <m:nor/>
+                <m:sty m:val="p"/>
+              </m:rPr>
+              <m:t>classes</m:t>
+            </m:r>
+          </m:sub>
+        </m:sSub>
+        <m:r>
+          <m:rPr>
+            <m:sty m:val="p"/>
+          </m:rPr>
+          <m:t>=</m:t>
+        </m:r>
+        <m:r>
+          <m:t>9</m:t>
+        </m:r>
+      </m:oMath>
+      <w:r>
+        <w:t xml:space="preserve">, support</w:t>
+      </w:r>
+      <w:r>
+        <w:t xml:space="preserve"> </w:t>
+      </w:r>
+      <m:oMath>
+        <m:r>
+          <m:rPr>
+            <m:sty m:val="p"/>
+          </m:rPr>
+          <m:t>=</m:t>
+        </m:r>
+        <m:r>
+          <m:t>1980</m:t>
+        </m:r>
+      </m:oMath>
+      <w:r>
+        <w:t xml:space="preserve">.</w:t>
+      </w:r>
+    </w:p>
+    <w:tbl>
+      <w:tblPr>
+        <w:tblStyle w:val="Table"/>
+        <w:tblW w:type="auto" w:w="0"/>
+        <w:tblLook w:firstRow="1" w:lastRow="0" w:firstColumn="0" w:lastColumn="0" w:noHBand="0" w:noVBand="0" w:val="0020"/>
+      </w:tblPr>
+      <w:tblGrid>
+        <w:gridCol w:w="1584"/>
+        <w:gridCol w:w="1584"/>
+        <w:gridCol w:w="1584"/>
+        <w:gridCol w:w="1584"/>
+        <w:gridCol w:w="1584"/>
+      </w:tblGrid>
+      <w:tr>
+        <w:trPr>
+          <w:tblHeader w:val="on"/>
+        </w:trPr>
+        <w:tc>
+          <w:tcPr/>
+          <w:p>
+            <w:pPr>
+              <w:pStyle w:val="Compact"/>
+              <w:jc w:val="left"/>
+            </w:pPr>
+            <w:r>
+              <w:t xml:space="preserve">Class</w:t>
+            </w:r>
+          </w:p>
+        </w:tc>
+        <w:tc>
+          <w:tcPr/>
+          <w:p>
+            <w:pPr>
+              <w:pStyle w:val="Compact"/>
+              <w:jc w:val="right"/>
+            </w:pPr>
+            <w:r>
+              <w:t xml:space="preserve">Support</w:t>
+            </w:r>
+          </w:p>
+        </w:tc>
+        <w:tc>
+          <w:tcPr/>
+          <w:p>
+            <w:pPr>
+              <w:pStyle w:val="Compact"/>
+              <w:jc w:val="right"/>
+            </w:pPr>
+            <w:r>
+              <w:t xml:space="preserve">Precision</w:t>
+            </w:r>
+          </w:p>
+        </w:tc>
+        <w:tc>
+          <w:tcPr/>
+          <w:p>
+            <w:pPr>
+              <w:pStyle w:val="Compact"/>
+              <w:jc w:val="right"/>
+            </w:pPr>
+            <w:r>
+              <w:t xml:space="preserve">Recall</w:t>
+            </w:r>
+          </w:p>
+        </w:tc>
+        <w:tc>
+          <w:tcPr/>
+          <w:p>
+            <w:pPr>
+              <w:pStyle w:val="Compact"/>
+              <w:jc w:val="right"/>
+            </w:pPr>
+            <w:r>
+              <w:t xml:space="preserve">F1</w:t>
+            </w:r>
+          </w:p>
+        </w:tc>
+      </w:tr>
+      <w:tr>
+        <w:tc>
+          <w:tcPr/>
+          <w:p>
+            <w:pPr>
+              <w:pStyle w:val="Compact"/>
+              <w:jc w:val="left"/>
+            </w:pPr>
+            <w:r>
+              <w:t xml:space="preserve">Asphalt</w:t>
+            </w:r>
+          </w:p>
+        </w:tc>
+        <w:tc>
+          <w:tcPr/>
+          <w:p>
+            <w:pPr>
+              <w:pStyle w:val="Compact"/>
+              <w:jc w:val="right"/>
+            </w:pPr>
+            <w:r>
+              <w:t xml:space="preserve">220</w:t>
+            </w:r>
+          </w:p>
+        </w:tc>
+        <w:tc>
+          <w:tcPr/>
+          <w:p>
+            <w:pPr>
+              <w:pStyle w:val="Compact"/>
+              <w:jc w:val="right"/>
+            </w:pPr>
+            <w:r>
+              <w:t xml:space="preserve">0.000</w:t>
+            </w:r>
+          </w:p>
+        </w:tc>
+        <w:tc>
+          <w:tcPr/>
+          <w:p>
+            <w:pPr>
+              <w:pStyle w:val="Compact"/>
+              <w:jc w:val="right"/>
+            </w:pPr>
+            <w:r>
+              <w:t xml:space="preserve">0.000</w:t>
+            </w:r>
+          </w:p>
+        </w:tc>
+        <w:tc>
+          <w:tcPr/>
+          <w:p>
+            <w:pPr>
+              <w:pStyle w:val="Compact"/>
+              <w:jc w:val="right"/>
+            </w:pPr>
+            <w:r>
+              <w:t xml:space="preserve">0.000</w:t>
+            </w:r>
+          </w:p>
+        </w:tc>
+      </w:tr>
+      <w:tr>
+        <w:tc>
+          <w:tcPr/>
+          <w:p>
+            <w:pPr>
+              <w:pStyle w:val="Compact"/>
+              <w:jc w:val="left"/>
+            </w:pPr>
+            <w:r>
+              <w:t xml:space="preserve">Meadows</w:t>
+            </w:r>
+          </w:p>
+        </w:tc>
+        <w:tc>
+          <w:tcPr/>
+          <w:p>
+            <w:pPr>
+              <w:pStyle w:val="Compact"/>
+              <w:jc w:val="right"/>
+            </w:pPr>
+            <w:r>
+              <w:t xml:space="preserve">220</w:t>
+            </w:r>
+          </w:p>
+        </w:tc>
+        <w:tc>
+          <w:tcPr/>
+          <w:p>
+            <w:pPr>
+              <w:pStyle w:val="Compact"/>
+              <w:jc w:val="right"/>
+            </w:pPr>
+            <w:r>
+              <w:t xml:space="preserve">0.000</w:t>
+            </w:r>
+          </w:p>
+        </w:tc>
+        <w:tc>
+          <w:tcPr/>
+          <w:p>
+            <w:pPr>
+              <w:pStyle w:val="Compact"/>
+              <w:jc w:val="right"/>
+            </w:pPr>
+            <w:r>
+              <w:t xml:space="preserve">0.000</w:t>
+            </w:r>
+          </w:p>
+        </w:tc>
+        <w:tc>
+          <w:tcPr/>
+          <w:p>
+            <w:pPr>
+              <w:pStyle w:val="Compact"/>
+              <w:jc w:val="right"/>
+            </w:pPr>
+            <w:r>
+              <w:t xml:space="preserve">0.000</w:t>
+            </w:r>
+          </w:p>
+        </w:tc>
+      </w:tr>
+      <w:tr>
+        <w:tc>
+          <w:tcPr/>
+          <w:p>
+            <w:pPr>
+              <w:pStyle w:val="Compact"/>
+              <w:jc w:val="left"/>
+            </w:pPr>
+            <w:r>
+              <w:t xml:space="preserve">Gravel</w:t>
+            </w:r>
+          </w:p>
+        </w:tc>
+        <w:tc>
+          <w:tcPr/>
+          <w:p>
+            <w:pPr>
+              <w:pStyle w:val="Compact"/>
+              <w:jc w:val="right"/>
+            </w:pPr>
+            <w:r>
+              <w:t xml:space="preserve">220</w:t>
+            </w:r>
+          </w:p>
+        </w:tc>
+        <w:tc>
+          <w:tcPr/>
+          <w:p>
+            <w:pPr>
+              <w:pStyle w:val="Compact"/>
+              <w:jc w:val="right"/>
+            </w:pPr>
+            <w:r>
+              <w:t xml:space="preserve">0.310</w:t>
+            </w:r>
+          </w:p>
+        </w:tc>
+        <w:tc>
+          <w:tcPr/>
+          <w:p>
+            <w:pPr>
+              <w:pStyle w:val="Compact"/>
+              <w:jc w:val="right"/>
+            </w:pPr>
+            <w:r>
+              <w:t xml:space="preserve">0.059</w:t>
+            </w:r>
+          </w:p>
+        </w:tc>
+        <w:tc>
+          <w:tcPr/>
+          <w:p>
+            <w:pPr>
+              <w:pStyle w:val="Compact"/>
+              <w:jc w:val="right"/>
+            </w:pPr>
+            <w:r>
+              <w:t xml:space="preserve">0.099</w:t>
+            </w:r>
+          </w:p>
+        </w:tc>
+      </w:tr>
+      <w:tr>
+        <w:tc>
+          <w:tcPr/>
+          <w:p>
+            <w:pPr>
+              <w:pStyle w:val="Compact"/>
+              <w:jc w:val="left"/>
+            </w:pPr>
+            <w:r>
+              <w:t xml:space="preserve">Trees</w:t>
+            </w:r>
+          </w:p>
+        </w:tc>
+        <w:tc>
+          <w:tcPr/>
+          <w:p>
+            <w:pPr>
+              <w:pStyle w:val="Compact"/>
+              <w:jc w:val="right"/>
+            </w:pPr>
+            <w:r>
+              <w:t xml:space="preserve">220</w:t>
+            </w:r>
+          </w:p>
+        </w:tc>
+        <w:tc>
+          <w:tcPr/>
+          <w:p>
+            <w:pPr>
+              <w:pStyle w:val="Compact"/>
+              <w:jc w:val="right"/>
+            </w:pPr>
+            <w:r>
+              <w:t xml:space="preserve">0.330</w:t>
+            </w:r>
+          </w:p>
+        </w:tc>
+        <w:tc>
+          <w:tcPr/>
+          <w:p>
+            <w:pPr>
+              <w:pStyle w:val="Compact"/>
+              <w:jc w:val="right"/>
+            </w:pPr>
+            <w:r>
+              <w:t xml:space="preserve">0.995</w:t>
+            </w:r>
+          </w:p>
+        </w:tc>
+        <w:tc>
+          <w:tcPr/>
+          <w:p>
+            <w:pPr>
+              <w:pStyle w:val="Compact"/>
+              <w:jc w:val="right"/>
+            </w:pPr>
+            <w:r>
+              <w:t xml:space="preserve">0.495</w:t>
+            </w:r>
+          </w:p>
+        </w:tc>
+      </w:tr>
+      <w:tr>
+        <w:tc>
+          <w:tcPr/>
+          <w:p>
+            <w:pPr>
+              <w:pStyle w:val="Compact"/>
+              <w:jc w:val="left"/>
+            </w:pPr>
+            <w:r>
+              <w:t xml:space="preserve">Painted metal sheets</w:t>
+            </w:r>
+          </w:p>
+        </w:tc>
+        <w:tc>
+          <w:tcPr/>
+          <w:p>
+            <w:pPr>
+              <w:pStyle w:val="Compact"/>
+              <w:jc w:val="right"/>
+            </w:pPr>
+            <w:r>
+              <w:t xml:space="preserve">220</w:t>
+            </w:r>
+          </w:p>
+        </w:tc>
+        <w:tc>
+          <w:tcPr/>
+          <w:p>
+            <w:pPr>
+              <w:pStyle w:val="Compact"/>
+              <w:jc w:val="right"/>
+            </w:pPr>
+            <w:r>
+              <w:t xml:space="preserve">0.479</w:t>
+            </w:r>
+          </w:p>
+        </w:tc>
+        <w:tc>
+          <w:tcPr/>
+          <w:p>
+            <w:pPr>
+              <w:pStyle w:val="Compact"/>
+              <w:jc w:val="right"/>
+            </w:pPr>
+            <w:r>
+              <w:t xml:space="preserve">0.945</w:t>
+            </w:r>
+          </w:p>
+        </w:tc>
+        <w:tc>
+          <w:tcPr/>
+          <w:p>
+            <w:pPr>
+              <w:pStyle w:val="Compact"/>
+              <w:jc w:val="right"/>
+            </w:pPr>
+            <w:r>
+              <w:t xml:space="preserve">0.636</w:t>
+            </w:r>
+          </w:p>
+        </w:tc>
+      </w:tr>
+      <w:tr>
+        <w:tc>
+          <w:tcPr/>
+          <w:p>
+            <w:pPr>
+              <w:pStyle w:val="Compact"/>
+              <w:jc w:val="left"/>
+            </w:pPr>
+            <w:r>
+              <w:t xml:space="preserve">Bare Soil</w:t>
+            </w:r>
+          </w:p>
+        </w:tc>
+        <w:tc>
+          <w:tcPr/>
+          <w:p>
+            <w:pPr>
+              <w:pStyle w:val="Compact"/>
+              <w:jc w:val="right"/>
+            </w:pPr>
+            <w:r>
+              <w:t xml:space="preserve">220</w:t>
+            </w:r>
+          </w:p>
+        </w:tc>
+        <w:tc>
+          <w:tcPr/>
+          <w:p>
+            <w:pPr>
+              <w:pStyle w:val="Compact"/>
+              <w:jc w:val="right"/>
+            </w:pPr>
+            <w:r>
+              <w:t xml:space="preserve">0.500</w:t>
+            </w:r>
+          </w:p>
+        </w:tc>
+        <w:tc>
+          <w:tcPr/>
+          <w:p>
+            <w:pPr>
+              <w:pStyle w:val="Compact"/>
+              <w:jc w:val="right"/>
+            </w:pPr>
+            <w:r>
+              <w:t xml:space="preserve">0.173</w:t>
+            </w:r>
+          </w:p>
+        </w:tc>
+        <w:tc>
+          <w:tcPr/>
+          <w:p>
+            <w:pPr>
+              <w:pStyle w:val="Compact"/>
+              <w:jc w:val="right"/>
+            </w:pPr>
+            <w:r>
+              <w:t xml:space="preserve">0.257</w:t>
+            </w:r>
+          </w:p>
+        </w:tc>
+      </w:tr>
+      <w:tr>
+        <w:tc>
+          <w:tcPr/>
+          <w:p>
+            <w:pPr>
+              <w:pStyle w:val="Compact"/>
+              <w:jc w:val="left"/>
+            </w:pPr>
+            <w:r>
+              <w:t xml:space="preserve">Bitumen</w:t>
+            </w:r>
+          </w:p>
+        </w:tc>
+        <w:tc>
+          <w:tcPr/>
+          <w:p>
+            <w:pPr>
+              <w:pStyle w:val="Compact"/>
+              <w:jc w:val="right"/>
+            </w:pPr>
+            <w:r>
+              <w:t xml:space="preserve">220</w:t>
+            </w:r>
+          </w:p>
+        </w:tc>
+        <w:tc>
+          <w:tcPr/>
+          <w:p>
+            <w:pPr>
+              <w:pStyle w:val="Compact"/>
+              <w:jc w:val="right"/>
+            </w:pPr>
+            <w:r>
+              <w:t xml:space="preserve">0.368</w:t>
+            </w:r>
+          </w:p>
+        </w:tc>
+        <w:tc>
+          <w:tcPr/>
+          <w:p>
+            <w:pPr>
+              <w:pStyle w:val="Compact"/>
+              <w:jc w:val="right"/>
+            </w:pPr>
+            <w:r>
+              <w:t xml:space="preserve">0.336</w:t>
+            </w:r>
+          </w:p>
+        </w:tc>
+        <w:tc>
+          <w:tcPr/>
+          <w:p>
+            <w:pPr>
+              <w:pStyle w:val="Compact"/>
+              <w:jc w:val="right"/>
+            </w:pPr>
+            <w:r>
+              <w:t xml:space="preserve">0.352</w:t>
+            </w:r>
+          </w:p>
+        </w:tc>
+      </w:tr>
+      <w:tr>
+        <w:tc>
+          <w:tcPr/>
+          <w:p>
+            <w:pPr>
+              <w:pStyle w:val="Compact"/>
+              <w:jc w:val="left"/>
+            </w:pPr>
+            <w:r>
+              <w:t xml:space="preserve">Self-Blocking Bricks</w:t>
+            </w:r>
+          </w:p>
+        </w:tc>
+        <w:tc>
+          <w:tcPr/>
+          <w:p>
+            <w:pPr>
+              <w:pStyle w:val="Compact"/>
+              <w:jc w:val="right"/>
+            </w:pPr>
+            <w:r>
+              <w:t xml:space="preserve">220</w:t>
+            </w:r>
+          </w:p>
+        </w:tc>
+        <w:tc>
+          <w:tcPr/>
+          <w:p>
+            <w:pPr>
+              <w:pStyle w:val="Compact"/>
+              <w:jc w:val="right"/>
+            </w:pPr>
+            <w:r>
+              <w:t xml:space="preserve">0.291</w:t>
+            </w:r>
+          </w:p>
+        </w:tc>
+        <w:tc>
+          <w:tcPr/>
+          <w:p>
+            <w:pPr>
+              <w:pStyle w:val="Compact"/>
+              <w:jc w:val="right"/>
+            </w:pPr>
+            <w:r>
+              <w:t xml:space="preserve">0.745</w:t>
+            </w:r>
+          </w:p>
+        </w:tc>
+        <w:tc>
+          <w:tcPr/>
+          <w:p>
+            <w:pPr>
+              <w:pStyle w:val="Compact"/>
+              <w:jc w:val="right"/>
+            </w:pPr>
+            <w:r>
+              <w:t xml:space="preserve">0.419</w:t>
+            </w:r>
+          </w:p>
+        </w:tc>
+      </w:tr>
+      <w:tr>
+        <w:tc>
+          <w:tcPr/>
+          <w:p>
+            <w:pPr>
+              <w:pStyle w:val="Compact"/>
+              <w:jc w:val="left"/>
+            </w:pPr>
+            <w:r>
+              <w:t xml:space="preserve">Shadows</w:t>
+            </w:r>
+          </w:p>
+        </w:tc>
+        <w:tc>
+          <w:tcPr/>
+          <w:p>
+            <w:pPr>
+              <w:pStyle w:val="Compact"/>
+              <w:jc w:val="right"/>
+            </w:pPr>
+            <w:r>
+              <w:t xml:space="preserve">220</w:t>
+            </w:r>
+          </w:p>
+        </w:tc>
+        <w:tc>
+          <w:tcPr/>
+          <w:p>
+            <w:pPr>
+              <w:pStyle w:val="Compact"/>
+              <w:jc w:val="right"/>
+            </w:pPr>
+            <w:r>
+              <w:t xml:space="preserve">0.000</w:t>
+            </w:r>
+          </w:p>
+        </w:tc>
+        <w:tc>
+          <w:tcPr/>
+          <w:p>
+            <w:pPr>
+              <w:pStyle w:val="Compact"/>
+              <w:jc w:val="right"/>
+            </w:pPr>
+            <w:r>
+              <w:t xml:space="preserve">0.000</w:t>
+            </w:r>
+          </w:p>
+        </w:tc>
+        <w:tc>
+          <w:tcPr/>
+          <w:p>
+            <w:pPr>
+              <w:pStyle w:val="Compact"/>
+              <w:jc w:val="right"/>
+            </w:pPr>
+            <w:r>
+              <w:t xml:space="preserve">0.000</w:t>
+            </w:r>
+          </w:p>
+        </w:tc>
+      </w:tr>
+      <w:tr>
+        <w:tc>
+          <w:tcPr/>
+          <w:p>
+            <w:pPr>
+              <w:pStyle w:val="Compact"/>
+              <w:jc w:val="left"/>
+            </w:pPr>
+            <w:r>
+              <w:rPr>
+                <w:i/>
+                <w:iCs/>
+              </w:rPr>
+              <w:t xml:space="preserve">Macro avg</w:t>
+            </w:r>
+          </w:p>
+        </w:tc>
+        <w:tc>
+          <w:tcPr/>
+          <w:p>
+            <w:pPr>
+              <w:pStyle w:val="Compact"/>
+              <w:jc w:val="right"/>
+            </w:pPr>
+            <w:r>
+              <w:t xml:space="preserve">1980</w:t>
+            </w:r>
+          </w:p>
+        </w:tc>
+        <w:tc>
+          <w:tcPr/>
+          <w:p>
+            <w:pPr>
+              <w:pStyle w:val="Compact"/>
+              <w:jc w:val="right"/>
+            </w:pPr>
+            <w:r>
+              <w:t xml:space="preserve">0.253</w:t>
+            </w:r>
+          </w:p>
+        </w:tc>
+        <w:tc>
+          <w:tcPr/>
+          <w:p>
+            <w:pPr>
+              <w:pStyle w:val="Compact"/>
+              <w:jc w:val="right"/>
+            </w:pPr>
+            <w:r>
+              <w:t xml:space="preserve">0.362</w:t>
+            </w:r>
+          </w:p>
+        </w:tc>
+        <w:tc>
+          <w:tcPr/>
+          <w:p>
+            <w:pPr>
+              <w:pStyle w:val="Compact"/>
+              <w:jc w:val="right"/>
+            </w:pPr>
+            <w:r>
+              <w:t xml:space="preserve">0.251</w:t>
+            </w:r>
+          </w:p>
+        </w:tc>
+      </w:tr>
+      <w:tr>
+        <w:tc>
+          <w:tcPr/>
+          <w:p>
+            <w:pPr>
+              <w:pStyle w:val="Compact"/>
+              <w:jc w:val="left"/>
+            </w:pPr>
+            <w:r>
+              <w:rPr>
+                <w:i/>
+                <w:iCs/>
+              </w:rPr>
+              <w:t xml:space="preserve">Micro avg</w:t>
+            </w:r>
+          </w:p>
+        </w:tc>
+        <w:tc>
+          <w:tcPr/>
+          <w:p>
+            <w:pPr>
+              <w:pStyle w:val="Compact"/>
+              <w:jc w:val="right"/>
+            </w:pPr>
+            <w:r>
+              <w:t xml:space="preserve">1980</w:t>
+            </w:r>
+          </w:p>
+        </w:tc>
+        <w:tc>
+          <w:tcPr/>
+          <w:p>
+            <w:pPr>
+              <w:pStyle w:val="Compact"/>
+              <w:jc w:val="right"/>
+            </w:pPr>
+            <w:r>
+              <w:t xml:space="preserve">0.362</w:t>
+            </w:r>
+          </w:p>
+        </w:tc>
+        <w:tc>
+          <w:tcPr/>
+          <w:p>
+            <w:pPr>
+              <w:pStyle w:val="Compact"/>
+              <w:jc w:val="right"/>
+            </w:pPr>
+            <w:r>
+              <w:t xml:space="preserve">0.362</w:t>
+            </w:r>
+          </w:p>
+        </w:tc>
+        <w:tc>
+          <w:tcPr/>
+          <w:p>
+            <w:pPr>
+              <w:pStyle w:val="Compact"/>
+              <w:jc w:val="right"/>
+            </w:pPr>
+            <w:r>
+              <w:t xml:space="preserve">0.362</w:t>
+            </w:r>
+          </w:p>
+        </w:tc>
+      </w:tr>
+    </w:tbl>
+    <w:bookmarkEnd w:id="29"/>
+    <w:bookmarkStart w:id="30" w:name="ksc"/>
+    <w:p>
+      <w:pPr>
+        <w:pStyle w:val="Heading2"/>
+      </w:pPr>
+      <w:r>
+        <w:t xml:space="preserve">KSC</w:t>
+      </w:r>
+    </w:p>
+    <w:p>
+      <w:pPr>
+        <w:pStyle w:val="FirstParagraph"/>
+      </w:pPr>
+      <w:r>
+        <w:t xml:space="preserve">Per-class precision, recall and F1 for the topic-routed-hard classifier under the canonical fit (</w:t>
+      </w:r>
+      <m:oMath>
+        <m:r>
+          <m:t>K</m:t>
+        </m:r>
+        <m:r>
+          <m:rPr>
+            <m:sty m:val="p"/>
+          </m:rPr>
+          <m:t>=</m:t>
+        </m:r>
+        <m:r>
+          <m:rPr>
+            <m:sty m:val="p"/>
+          </m:rPr>
+          <m:t>max</m:t>
+        </m:r>
+        <m:r>
+          <m:rPr>
+            <m:sty m:val="p"/>
+          </m:rPr>
+          <m:t>(</m:t>
+        </m:r>
+        <m:r>
+          <m:t>4</m:t>
+        </m:r>
+        <m:r>
+          <m:rPr>
+            <m:sty m:val="p"/>
+          </m:rPr>
+          <m:t>,</m:t>
+        </m:r>
+        <m:r>
+          <m:rPr>
+            <m:sty m:val="p"/>
+          </m:rPr>
+          <m:t>min</m:t>
+        </m:r>
+        <m:r>
+          <m:rPr>
+            <m:sty m:val="p"/>
+          </m:rPr>
+          <m:t>(</m:t>
+        </m:r>
+        <m:r>
+          <m:t>12</m:t>
+        </m:r>
+        <m:r>
+          <m:rPr>
+            <m:sty m:val="p"/>
+          </m:rPr>
+          <m:t>,</m:t>
+        </m:r>
+        <m:sSub>
+          <m:e>
+            <m:r>
+              <m:t>n</m:t>
+            </m:r>
+          </m:e>
+          <m:sub>
+            <m:r>
+              <m:rPr>
+                <m:nor/>
+                <m:sty m:val="p"/>
+              </m:rPr>
+              <m:t>classes</m:t>
+            </m:r>
+          </m:sub>
+        </m:sSub>
+        <m:r>
+          <m:rPr>
+            <m:sty m:val="p"/>
+          </m:rPr>
+          <m:t>)</m:t>
+        </m:r>
+        <m:r>
+          <m:rPr>
+            <m:sty m:val="p"/>
+          </m:rPr>
+          <m:t>)</m:t>
+        </m:r>
+      </m:oMath>
+      <w:r>
+        <w:t xml:space="preserve">,</w:t>
+      </w:r>
+      <w:r>
+        <w:t xml:space="preserve"> </w:t>
+      </w:r>
+      <m:oMath>
+        <m:r>
+          <m:t>α</m:t>
+        </m:r>
+        <m:r>
+          <m:rPr>
+            <m:sty m:val="p"/>
+          </m:rPr>
+          <m:t>=</m:t>
+        </m:r>
+        <m:r>
+          <m:t>0.45</m:t>
+        </m:r>
+      </m:oMath>
+      <w:r>
+        <w:t xml:space="preserve">,</w:t>
+      </w:r>
+      <w:r>
+        <w:t xml:space="preserve"> </w:t>
+      </w:r>
+      <m:oMath>
+        <m:r>
+          <m:t>η</m:t>
+        </m:r>
+        <m:r>
+          <m:rPr>
+            <m:sty m:val="p"/>
+          </m:rPr>
+          <m:t>=</m:t>
+        </m:r>
+        <m:r>
+          <m:t>0.20</m:t>
+        </m:r>
+      </m:oMath>
+      <w:r>
+        <w:t xml:space="preserve">).</w:t>
+      </w:r>
+      <w:r>
+        <w:t xml:space="preserve"> </w:t>
+      </w:r>
+      <m:oMath>
+        <m:sSub>
+          <m:e>
+            <m:r>
+              <m:t>n</m:t>
+            </m:r>
+          </m:e>
+          <m:sub>
+            <m:r>
+              <m:rPr>
+                <m:nor/>
+                <m:sty m:val="p"/>
+              </m:rPr>
+              <m:t>classes</m:t>
+            </m:r>
+          </m:sub>
+        </m:sSub>
+        <m:r>
+          <m:rPr>
+            <m:sty m:val="p"/>
+          </m:rPr>
+          <m:t>=</m:t>
+        </m:r>
+        <m:r>
+          <m:t>13</m:t>
+        </m:r>
+      </m:oMath>
+      <w:r>
+        <w:t xml:space="preserve">, support</w:t>
+      </w:r>
+      <w:r>
+        <w:t xml:space="preserve"> </w:t>
+      </w:r>
+      <m:oMath>
+        <m:r>
+          <m:rPr>
+            <m:sty m:val="p"/>
+          </m:rPr>
+          <m:t>=</m:t>
+        </m:r>
+        <m:r>
+          <m:t>2686</m:t>
+        </m:r>
+      </m:oMath>
+      <w:r>
+        <w:t xml:space="preserve">.</w:t>
+      </w:r>
+    </w:p>
+    <w:tbl>
+      <w:tblPr>
+        <w:tblStyle w:val="Table"/>
+        <w:tblW w:type="auto" w:w="0"/>
+        <w:tblLook w:firstRow="1" w:lastRow="0" w:firstColumn="0" w:lastColumn="0" w:noHBand="0" w:noVBand="0" w:val="0020"/>
+      </w:tblPr>
+      <w:tblGrid>
+        <w:gridCol w:w="1584"/>
+        <w:gridCol w:w="1584"/>
+        <w:gridCol w:w="1584"/>
+        <w:gridCol w:w="1584"/>
+        <w:gridCol w:w="1584"/>
+      </w:tblGrid>
+      <w:tr>
+        <w:trPr>
+          <w:tblHeader w:val="on"/>
+        </w:trPr>
+        <w:tc>
+          <w:tcPr/>
+          <w:p>
+            <w:pPr>
+              <w:pStyle w:val="Compact"/>
+              <w:jc w:val="left"/>
+            </w:pPr>
+            <w:r>
+              <w:t xml:space="preserve">Class</w:t>
+            </w:r>
+          </w:p>
+        </w:tc>
+        <w:tc>
+          <w:tcPr/>
+          <w:p>
+            <w:pPr>
+              <w:pStyle w:val="Compact"/>
+              <w:jc w:val="right"/>
+            </w:pPr>
+            <w:r>
+              <w:t xml:space="preserve">Support</w:t>
+            </w:r>
+          </w:p>
+        </w:tc>
+        <w:tc>
+          <w:tcPr/>
+          <w:p>
+            <w:pPr>
+              <w:pStyle w:val="Compact"/>
+              <w:jc w:val="right"/>
+            </w:pPr>
+            <w:r>
+              <w:t xml:space="preserve">Precision</w:t>
+            </w:r>
+          </w:p>
+        </w:tc>
+        <w:tc>
+          <w:tcPr/>
+          <w:p>
+            <w:pPr>
+              <w:pStyle w:val="Compact"/>
+              <w:jc w:val="right"/>
+            </w:pPr>
+            <w:r>
+              <w:t xml:space="preserve">Recall</w:t>
+            </w:r>
+          </w:p>
+        </w:tc>
+        <w:tc>
+          <w:tcPr/>
+          <w:p>
+            <w:pPr>
+              <w:pStyle w:val="Compact"/>
+              <w:jc w:val="right"/>
+            </w:pPr>
+            <w:r>
+              <w:t xml:space="preserve">F1</w:t>
+            </w:r>
+          </w:p>
+        </w:tc>
+      </w:tr>
+      <w:tr>
+        <w:tc>
+          <w:tcPr/>
+          <w:p>
+            <w:pPr>
+              <w:pStyle w:val="Compact"/>
+              <w:jc w:val="left"/>
+            </w:pPr>
+            <w:r>
+              <w:t xml:space="preserve">Scrub</w:t>
+            </w:r>
+          </w:p>
+        </w:tc>
+        <w:tc>
+          <w:tcPr/>
+          <w:p>
+            <w:pPr>
+              <w:pStyle w:val="Compact"/>
+              <w:jc w:val="right"/>
+            </w:pPr>
+            <w:r>
+              <w:t xml:space="preserve">220</w:t>
+            </w:r>
+          </w:p>
+        </w:tc>
+        <w:tc>
+          <w:tcPr/>
+          <w:p>
+            <w:pPr>
+              <w:pStyle w:val="Compact"/>
+              <w:jc w:val="right"/>
+            </w:pPr>
+            <w:r>
+              <w:t xml:space="preserve">0.083</w:t>
+            </w:r>
+          </w:p>
+        </w:tc>
+        <w:tc>
+          <w:tcPr/>
+          <w:p>
+            <w:pPr>
+              <w:pStyle w:val="Compact"/>
+              <w:jc w:val="right"/>
+            </w:pPr>
+            <w:r>
+              <w:t xml:space="preserve">1.000</w:t>
+            </w:r>
+          </w:p>
+        </w:tc>
+        <w:tc>
+          <w:tcPr/>
+          <w:p>
+            <w:pPr>
+              <w:pStyle w:val="Compact"/>
+              <w:jc w:val="right"/>
+            </w:pPr>
+            <w:r>
+              <w:t xml:space="preserve">0.153</w:t>
+            </w:r>
+          </w:p>
+        </w:tc>
+      </w:tr>
+      <w:tr>
+        <w:tc>
+          <w:tcPr/>
+          <w:p>
+            <w:pPr>
+              <w:pStyle w:val="Compact"/>
+              <w:jc w:val="left"/>
+            </w:pPr>
+            <w:r>
+              <w:t xml:space="preserve">Willow swamp</w:t>
+            </w:r>
+          </w:p>
+        </w:tc>
+        <w:tc>
+          <w:tcPr/>
+          <w:p>
+            <w:pPr>
+              <w:pStyle w:val="Compact"/>
+              <w:jc w:val="right"/>
+            </w:pPr>
+            <w:r>
+              <w:t xml:space="preserve">220</w:t>
+            </w:r>
+          </w:p>
+        </w:tc>
+        <w:tc>
+          <w:tcPr/>
+          <w:p>
+            <w:pPr>
+              <w:pStyle w:val="Compact"/>
+              <w:jc w:val="right"/>
+            </w:pPr>
+            <w:r>
+              <w:t xml:space="preserve">0.000</w:t>
+            </w:r>
+          </w:p>
+        </w:tc>
+        <w:tc>
+          <w:tcPr/>
+          <w:p>
+            <w:pPr>
+              <w:pStyle w:val="Compact"/>
+              <w:jc w:val="right"/>
+            </w:pPr>
+            <w:r>
+              <w:t xml:space="preserve">0.000</w:t>
+            </w:r>
+          </w:p>
+        </w:tc>
+        <w:tc>
+          <w:tcPr/>
+          <w:p>
+            <w:pPr>
+              <w:pStyle w:val="Compact"/>
+              <w:jc w:val="right"/>
+            </w:pPr>
+            <w:r>
+              <w:t xml:space="preserve">0.000</w:t>
+            </w:r>
+          </w:p>
+        </w:tc>
+      </w:tr>
+      <w:tr>
+        <w:tc>
+          <w:tcPr/>
+          <w:p>
+            <w:pPr>
+              <w:pStyle w:val="Compact"/>
+              <w:jc w:val="left"/>
+            </w:pPr>
+            <w:r>
+              <w:t xml:space="preserve">CP hammock</w:t>
+            </w:r>
+          </w:p>
+        </w:tc>
+        <w:tc>
+          <w:tcPr/>
+          <w:p>
+            <w:pPr>
+              <w:pStyle w:val="Compact"/>
+              <w:jc w:val="right"/>
+            </w:pPr>
+            <w:r>
+              <w:t xml:space="preserve">220</w:t>
+            </w:r>
+          </w:p>
+        </w:tc>
+        <w:tc>
+          <w:tcPr/>
+          <w:p>
+            <w:pPr>
+              <w:pStyle w:val="Compact"/>
+              <w:jc w:val="right"/>
+            </w:pPr>
+            <w:r>
+              <w:t xml:space="preserve">0.000</w:t>
+            </w:r>
+          </w:p>
+        </w:tc>
+        <w:tc>
+          <w:tcPr/>
+          <w:p>
+            <w:pPr>
+              <w:pStyle w:val="Compact"/>
+              <w:jc w:val="right"/>
+            </w:pPr>
+            <w:r>
+              <w:t xml:space="preserve">0.000</w:t>
+            </w:r>
+          </w:p>
+        </w:tc>
+        <w:tc>
+          <w:tcPr/>
+          <w:p>
+            <w:pPr>
+              <w:pStyle w:val="Compact"/>
+              <w:jc w:val="right"/>
+            </w:pPr>
+            <w:r>
+              <w:t xml:space="preserve">0.000</w:t>
+            </w:r>
+          </w:p>
+        </w:tc>
+      </w:tr>
+      <w:tr>
+        <w:tc>
+          <w:tcPr/>
+          <w:p>
+            <w:pPr>
+              <w:pStyle w:val="Compact"/>
+              <w:jc w:val="left"/>
+            </w:pPr>
+            <w:r>
+              <w:t xml:space="preserve">Slash pine</w:t>
+            </w:r>
+          </w:p>
+        </w:tc>
+        <w:tc>
+          <w:tcPr/>
+          <w:p>
+            <w:pPr>
+              <w:pStyle w:val="Compact"/>
+              <w:jc w:val="right"/>
+            </w:pPr>
+            <w:r>
+              <w:t xml:space="preserve">220</w:t>
+            </w:r>
+          </w:p>
+        </w:tc>
+        <w:tc>
+          <w:tcPr/>
+          <w:p>
+            <w:pPr>
+              <w:pStyle w:val="Compact"/>
+              <w:jc w:val="right"/>
+            </w:pPr>
+            <w:r>
+              <w:t xml:space="preserve">0.000</w:t>
+            </w:r>
+          </w:p>
+        </w:tc>
+        <w:tc>
+          <w:tcPr/>
+          <w:p>
+            <w:pPr>
+              <w:pStyle w:val="Compact"/>
+              <w:jc w:val="right"/>
+            </w:pPr>
+            <w:r>
+              <w:t xml:space="preserve">0.000</w:t>
+            </w:r>
+          </w:p>
+        </w:tc>
+        <w:tc>
+          <w:tcPr/>
+          <w:p>
+            <w:pPr>
+              <w:pStyle w:val="Compact"/>
+              <w:jc w:val="right"/>
+            </w:pPr>
+            <w:r>
+              <w:t xml:space="preserve">0.000</w:t>
+            </w:r>
+          </w:p>
+        </w:tc>
+      </w:tr>
+      <w:tr>
+        <w:tc>
+          <w:tcPr/>
+          <w:p>
+            <w:pPr>
+              <w:pStyle w:val="Compact"/>
+              <w:jc w:val="left"/>
+            </w:pPr>
+            <w:r>
+              <w:t xml:space="preserve">Oak/Broadleaf</w:t>
+            </w:r>
+          </w:p>
+        </w:tc>
+        <w:tc>
+          <w:tcPr/>
+          <w:p>
+            <w:pPr>
+              <w:pStyle w:val="Compact"/>
+              <w:jc w:val="right"/>
+            </w:pPr>
+            <w:r>
+              <w:t xml:space="preserve">161</w:t>
+            </w:r>
+          </w:p>
+        </w:tc>
+        <w:tc>
+          <w:tcPr/>
+          <w:p>
+            <w:pPr>
+              <w:pStyle w:val="Compact"/>
+              <w:jc w:val="right"/>
+            </w:pPr>
+            <w:r>
+              <w:t xml:space="preserve">0.000</w:t>
+            </w:r>
+          </w:p>
+        </w:tc>
+        <w:tc>
+          <w:tcPr/>
+          <w:p>
+            <w:pPr>
+              <w:pStyle w:val="Compact"/>
+              <w:jc w:val="right"/>
+            </w:pPr>
+            <w:r>
+              <w:t xml:space="preserve">0.000</w:t>
+            </w:r>
+          </w:p>
+        </w:tc>
+        <w:tc>
+          <w:tcPr/>
+          <w:p>
+            <w:pPr>
+              <w:pStyle w:val="Compact"/>
+              <w:jc w:val="right"/>
+            </w:pPr>
+            <w:r>
+              <w:t xml:space="preserve">0.000</w:t>
+            </w:r>
+          </w:p>
+        </w:tc>
+      </w:tr>
+      <w:tr>
+        <w:tc>
+          <w:tcPr/>
+          <w:p>
+            <w:pPr>
+              <w:pStyle w:val="Compact"/>
+              <w:jc w:val="left"/>
+            </w:pPr>
+            <w:r>
+              <w:t xml:space="preserve">Hardwood</w:t>
+            </w:r>
+          </w:p>
+        </w:tc>
+        <w:tc>
+          <w:tcPr/>
+          <w:p>
+            <w:pPr>
+              <w:pStyle w:val="Compact"/>
+              <w:jc w:val="right"/>
+            </w:pPr>
+            <w:r>
+              <w:t xml:space="preserve">220</w:t>
+            </w:r>
+          </w:p>
+        </w:tc>
+        <w:tc>
+          <w:tcPr/>
+          <w:p>
+            <w:pPr>
+              <w:pStyle w:val="Compact"/>
+              <w:jc w:val="right"/>
+            </w:pPr>
+            <w:r>
+              <w:t xml:space="preserve">0.000</w:t>
+            </w:r>
+          </w:p>
+        </w:tc>
+        <w:tc>
+          <w:tcPr/>
+          <w:p>
+            <w:pPr>
+              <w:pStyle w:val="Compact"/>
+              <w:jc w:val="right"/>
+            </w:pPr>
+            <w:r>
+              <w:t xml:space="preserve">0.000</w:t>
+            </w:r>
+          </w:p>
+        </w:tc>
+        <w:tc>
+          <w:tcPr/>
+          <w:p>
+            <w:pPr>
+              <w:pStyle w:val="Compact"/>
+              <w:jc w:val="right"/>
+            </w:pPr>
+            <w:r>
+              <w:t xml:space="preserve">0.000</w:t>
+            </w:r>
+          </w:p>
+        </w:tc>
+      </w:tr>
+      <w:tr>
+        <w:tc>
+          <w:tcPr/>
+          <w:p>
+            <w:pPr>
+              <w:pStyle w:val="Compact"/>
+              <w:jc w:val="left"/>
+            </w:pPr>
+            <w:r>
+              <w:t xml:space="preserve">Swamp</w:t>
+            </w:r>
+          </w:p>
+        </w:tc>
+        <w:tc>
+          <w:tcPr/>
+          <w:p>
+            <w:pPr>
+              <w:pStyle w:val="Compact"/>
+              <w:jc w:val="right"/>
+            </w:pPr>
+            <w:r>
+              <w:t xml:space="preserve">105</w:t>
+            </w:r>
+          </w:p>
+        </w:tc>
+        <w:tc>
+          <w:tcPr/>
+          <w:p>
+            <w:pPr>
+              <w:pStyle w:val="Compact"/>
+              <w:jc w:val="right"/>
+            </w:pPr>
+            <w:r>
+              <w:t xml:space="preserve">0.000</w:t>
+            </w:r>
+          </w:p>
+        </w:tc>
+        <w:tc>
+          <w:tcPr/>
+          <w:p>
+            <w:pPr>
+              <w:pStyle w:val="Compact"/>
+              <w:jc w:val="right"/>
+            </w:pPr>
+            <w:r>
+              <w:t xml:space="preserve">0.000</w:t>
+            </w:r>
+          </w:p>
+        </w:tc>
+        <w:tc>
+          <w:tcPr/>
+          <w:p>
+            <w:pPr>
+              <w:pStyle w:val="Compact"/>
+              <w:jc w:val="right"/>
+            </w:pPr>
+            <w:r>
+              <w:t xml:space="preserve">0.000</w:t>
+            </w:r>
+          </w:p>
+        </w:tc>
+      </w:tr>
+      <w:tr>
+        <w:tc>
+          <w:tcPr/>
+          <w:p>
+            <w:pPr>
+              <w:pStyle w:val="Compact"/>
+              <w:jc w:val="left"/>
+            </w:pPr>
+            <w:r>
+              <w:t xml:space="preserve">Graminoid marsh</w:t>
+            </w:r>
+          </w:p>
+        </w:tc>
+        <w:tc>
+          <w:tcPr/>
+          <w:p>
+            <w:pPr>
+              <w:pStyle w:val="Compact"/>
+              <w:jc w:val="right"/>
+            </w:pPr>
+            <w:r>
+              <w:t xml:space="preserve">220</w:t>
+            </w:r>
+          </w:p>
+        </w:tc>
+        <w:tc>
+          <w:tcPr/>
+          <w:p>
+            <w:pPr>
+              <w:pStyle w:val="Compact"/>
+              <w:jc w:val="right"/>
+            </w:pPr>
+            <w:r>
+              <w:t xml:space="preserve">0.000</w:t>
+            </w:r>
+          </w:p>
+        </w:tc>
+        <w:tc>
+          <w:tcPr/>
+          <w:p>
+            <w:pPr>
+              <w:pStyle w:val="Compact"/>
+              <w:jc w:val="right"/>
+            </w:pPr>
+            <w:r>
+              <w:t xml:space="preserve">0.000</w:t>
+            </w:r>
+          </w:p>
+        </w:tc>
+        <w:tc>
+          <w:tcPr/>
+          <w:p>
+            <w:pPr>
+              <w:pStyle w:val="Compact"/>
+              <w:jc w:val="right"/>
+            </w:pPr>
+            <w:r>
+              <w:t xml:space="preserve">0.000</w:t>
+            </w:r>
+          </w:p>
+        </w:tc>
+      </w:tr>
+      <w:tr>
+        <w:tc>
+          <w:tcPr/>
+          <w:p>
+            <w:pPr>
+              <w:pStyle w:val="Compact"/>
+              <w:jc w:val="left"/>
+            </w:pPr>
+            <w:r>
+              <w:t xml:space="preserve">Spartina marsh</w:t>
+            </w:r>
+          </w:p>
+        </w:tc>
+        <w:tc>
+          <w:tcPr/>
+          <w:p>
+            <w:pPr>
+              <w:pStyle w:val="Compact"/>
+              <w:jc w:val="right"/>
+            </w:pPr>
+            <w:r>
+              <w:t xml:space="preserve">220</w:t>
+            </w:r>
+          </w:p>
+        </w:tc>
+        <w:tc>
+          <w:tcPr/>
+          <w:p>
+            <w:pPr>
+              <w:pStyle w:val="Compact"/>
+              <w:jc w:val="right"/>
+            </w:pPr>
+            <w:r>
+              <w:t xml:space="preserve">0.000</w:t>
+            </w:r>
+          </w:p>
+        </w:tc>
+        <w:tc>
+          <w:tcPr/>
+          <w:p>
+            <w:pPr>
+              <w:pStyle w:val="Compact"/>
+              <w:jc w:val="right"/>
+            </w:pPr>
+            <w:r>
+              <w:t xml:space="preserve">0.000</w:t>
+            </w:r>
+          </w:p>
+        </w:tc>
+        <w:tc>
+          <w:tcPr/>
+          <w:p>
+            <w:pPr>
+              <w:pStyle w:val="Compact"/>
+              <w:jc w:val="right"/>
+            </w:pPr>
+            <w:r>
+              <w:t xml:space="preserve">0.000</w:t>
+            </w:r>
+          </w:p>
+        </w:tc>
+      </w:tr>
+      <w:tr>
+        <w:tc>
+          <w:tcPr/>
+          <w:p>
+            <w:pPr>
+              <w:pStyle w:val="Compact"/>
+              <w:jc w:val="left"/>
+            </w:pPr>
+            <w:r>
+              <w:t xml:space="preserve">Cattail marsh</w:t>
+            </w:r>
+          </w:p>
+        </w:tc>
+        <w:tc>
+          <w:tcPr/>
+          <w:p>
+            <w:pPr>
+              <w:pStyle w:val="Compact"/>
+              <w:jc w:val="right"/>
+            </w:pPr>
+            <w:r>
+              <w:t xml:space="preserve">220</w:t>
+            </w:r>
+          </w:p>
+        </w:tc>
+        <w:tc>
+          <w:tcPr/>
+          <w:p>
+            <w:pPr>
+              <w:pStyle w:val="Compact"/>
+              <w:jc w:val="right"/>
+            </w:pPr>
+            <w:r>
+              <w:t xml:space="preserve">0.600</w:t>
+            </w:r>
+          </w:p>
+        </w:tc>
+        <w:tc>
+          <w:tcPr/>
+          <w:p>
+            <w:pPr>
+              <w:pStyle w:val="Compact"/>
+              <w:jc w:val="right"/>
+            </w:pPr>
+            <w:r>
+              <w:t xml:space="preserve">0.055</w:t>
+            </w:r>
+          </w:p>
+        </w:tc>
+        <w:tc>
+          <w:tcPr/>
+          <w:p>
+            <w:pPr>
+              <w:pStyle w:val="Compact"/>
+              <w:jc w:val="right"/>
+            </w:pPr>
+            <w:r>
+              <w:t xml:space="preserve">0.100</w:t>
+            </w:r>
+          </w:p>
+        </w:tc>
+      </w:tr>
+      <w:tr>
+        <w:tc>
+          <w:tcPr/>
+          <w:p>
+            <w:pPr>
+              <w:pStyle w:val="Compact"/>
+              <w:jc w:val="left"/>
+            </w:pPr>
+            <w:r>
+              <w:t xml:space="preserve">Salt marsh</w:t>
+            </w:r>
+          </w:p>
+        </w:tc>
+        <w:tc>
+          <w:tcPr/>
+          <w:p>
+            <w:pPr>
+              <w:pStyle w:val="Compact"/>
+              <w:jc w:val="right"/>
+            </w:pPr>
+            <w:r>
+              <w:t xml:space="preserve">220</w:t>
+            </w:r>
+          </w:p>
+        </w:tc>
+        <w:tc>
+          <w:tcPr/>
+          <w:p>
+            <w:pPr>
+              <w:pStyle w:val="Compact"/>
+              <w:jc w:val="right"/>
+            </w:pPr>
+            <w:r>
+              <w:t xml:space="preserve">0.000</w:t>
+            </w:r>
+          </w:p>
+        </w:tc>
+        <w:tc>
+          <w:tcPr/>
+          <w:p>
+            <w:pPr>
+              <w:pStyle w:val="Compact"/>
+              <w:jc w:val="right"/>
+            </w:pPr>
+            <w:r>
+              <w:t xml:space="preserve">0.000</w:t>
+            </w:r>
+          </w:p>
+        </w:tc>
+        <w:tc>
+          <w:tcPr/>
+          <w:p>
+            <w:pPr>
+              <w:pStyle w:val="Compact"/>
+              <w:jc w:val="right"/>
+            </w:pPr>
+            <w:r>
+              <w:t xml:space="preserve">0.000</w:t>
+            </w:r>
+          </w:p>
+        </w:tc>
+      </w:tr>
+      <w:tr>
+        <w:tc>
+          <w:tcPr/>
+          <w:p>
+            <w:pPr>
+              <w:pStyle w:val="Compact"/>
+              <w:jc w:val="left"/>
+            </w:pPr>
+            <w:r>
+              <w:t xml:space="preserve">Mud flats</w:t>
+            </w:r>
+          </w:p>
+        </w:tc>
+        <w:tc>
+          <w:tcPr/>
+          <w:p>
+            <w:pPr>
+              <w:pStyle w:val="Compact"/>
+              <w:jc w:val="right"/>
+            </w:pPr>
+            <w:r>
+              <w:t xml:space="preserve">220</w:t>
+            </w:r>
+          </w:p>
+        </w:tc>
+        <w:tc>
+          <w:tcPr/>
+          <w:p>
+            <w:pPr>
+              <w:pStyle w:val="Compact"/>
+              <w:jc w:val="right"/>
+            </w:pPr>
+            <w:r>
+              <w:t xml:space="preserve">0.444</w:t>
+            </w:r>
+          </w:p>
+        </w:tc>
+        <w:tc>
+          <w:tcPr/>
+          <w:p>
+            <w:pPr>
+              <w:pStyle w:val="Compact"/>
+              <w:jc w:val="right"/>
+            </w:pPr>
+            <w:r>
+              <w:t xml:space="preserve">0.036</w:t>
+            </w:r>
+          </w:p>
+        </w:tc>
+        <w:tc>
+          <w:tcPr/>
+          <w:p>
+            <w:pPr>
+              <w:pStyle w:val="Compact"/>
+              <w:jc w:val="right"/>
+            </w:pPr>
+            <w:r>
+              <w:t xml:space="preserve">0.067</w:t>
+            </w:r>
+          </w:p>
+        </w:tc>
+      </w:tr>
+      <w:tr>
+        <w:tc>
+          <w:tcPr/>
+          <w:p>
+            <w:pPr>
+              <w:pStyle w:val="Compact"/>
+              <w:jc w:val="left"/>
+            </w:pPr>
+            <w:r>
+              <w:t xml:space="preserve">Water</w:t>
+            </w:r>
+          </w:p>
+        </w:tc>
+        <w:tc>
+          <w:tcPr/>
+          <w:p>
+            <w:pPr>
+              <w:pStyle w:val="Compact"/>
+              <w:jc w:val="right"/>
+            </w:pPr>
+            <w:r>
+              <w:t xml:space="preserve">220</w:t>
+            </w:r>
+          </w:p>
+        </w:tc>
+        <w:tc>
+          <w:tcPr/>
+          <w:p>
+            <w:pPr>
+              <w:pStyle w:val="Compact"/>
+              <w:jc w:val="right"/>
+            </w:pPr>
+            <w:r>
+              <w:t xml:space="preserve">0.000</w:t>
+            </w:r>
+          </w:p>
+        </w:tc>
+        <w:tc>
+          <w:tcPr/>
+          <w:p>
+            <w:pPr>
+              <w:pStyle w:val="Compact"/>
+              <w:jc w:val="right"/>
+            </w:pPr>
+            <w:r>
+              <w:t xml:space="preserve">0.000</w:t>
+            </w:r>
+          </w:p>
+        </w:tc>
+        <w:tc>
+          <w:tcPr/>
+          <w:p>
+            <w:pPr>
+              <w:pStyle w:val="Compact"/>
+              <w:jc w:val="right"/>
+            </w:pPr>
+            <w:r>
+              <w:t xml:space="preserve">0.000</w:t>
+            </w:r>
+          </w:p>
+        </w:tc>
+      </w:tr>
+      <w:tr>
+        <w:tc>
+          <w:tcPr/>
+          <w:p>
+            <w:pPr>
+              <w:pStyle w:val="Compact"/>
+              <w:jc w:val="left"/>
+            </w:pPr>
+            <w:r>
+              <w:rPr>
+                <w:i/>
+                <w:iCs/>
+              </w:rPr>
+              <w:t xml:space="preserve">Macro avg</w:t>
+            </w:r>
+          </w:p>
+        </w:tc>
+        <w:tc>
+          <w:tcPr/>
+          <w:p>
+            <w:pPr>
+              <w:pStyle w:val="Compact"/>
+              <w:jc w:val="right"/>
+            </w:pPr>
+            <w:r>
+              <w:t xml:space="preserve">2686</w:t>
+            </w:r>
+          </w:p>
+        </w:tc>
+        <w:tc>
+          <w:tcPr/>
+          <w:p>
+            <w:pPr>
+              <w:pStyle w:val="Compact"/>
+              <w:jc w:val="right"/>
+            </w:pPr>
+            <w:r>
+              <w:t xml:space="preserve">0.087</w:t>
+            </w:r>
+          </w:p>
+        </w:tc>
+        <w:tc>
+          <w:tcPr/>
+          <w:p>
+            <w:pPr>
+              <w:pStyle w:val="Compact"/>
+              <w:jc w:val="right"/>
+            </w:pPr>
+            <w:r>
+              <w:t xml:space="preserve">0.084</w:t>
+            </w:r>
+          </w:p>
+        </w:tc>
+        <w:tc>
+          <w:tcPr/>
+          <w:p>
+            <w:pPr>
+              <w:pStyle w:val="Compact"/>
+              <w:jc w:val="right"/>
+            </w:pPr>
+            <w:r>
+              <w:t xml:space="preserve">0.025</w:t>
+            </w:r>
+          </w:p>
+        </w:tc>
+      </w:tr>
+      <w:tr>
+        <w:tc>
+          <w:tcPr/>
+          <w:p>
+            <w:pPr>
+              <w:pStyle w:val="Compact"/>
+              <w:jc w:val="left"/>
+            </w:pPr>
+            <w:r>
+              <w:rPr>
+                <w:i/>
+                <w:iCs/>
+              </w:rPr>
+              <w:t xml:space="preserve">Micro avg</w:t>
+            </w:r>
+          </w:p>
+        </w:tc>
+        <w:tc>
+          <w:tcPr/>
+          <w:p>
+            <w:pPr>
+              <w:pStyle w:val="Compact"/>
+              <w:jc w:val="right"/>
+            </w:pPr>
+            <w:r>
+              <w:t xml:space="preserve">2686</w:t>
+            </w:r>
+          </w:p>
+        </w:tc>
+        <w:tc>
+          <w:tcPr/>
+          <w:p>
+            <w:pPr>
+              <w:pStyle w:val="Compact"/>
+              <w:jc w:val="right"/>
+            </w:pPr>
+            <w:r>
+              <w:t xml:space="preserve">0.089</w:t>
+            </w:r>
+          </w:p>
+        </w:tc>
+        <w:tc>
+          <w:tcPr/>
+          <w:p>
+            <w:pPr>
+              <w:pStyle w:val="Compact"/>
+              <w:jc w:val="right"/>
+            </w:pPr>
+            <w:r>
+              <w:t xml:space="preserve">0.089</w:t>
+            </w:r>
+          </w:p>
+        </w:tc>
+        <w:tc>
+          <w:tcPr/>
+          <w:p>
+            <w:pPr>
+              <w:pStyle w:val="Compact"/>
+              <w:jc w:val="right"/>
+            </w:pPr>
+            <w:r>
+              <w:t xml:space="preserve">0.089</w:t>
+            </w:r>
+          </w:p>
+        </w:tc>
+      </w:tr>
+    </w:tbl>
+    <w:bookmarkEnd w:id="30"/>
+    <w:bookmarkStart w:id="31" w:name="botswana"/>
+    <w:p>
+      <w:pPr>
+        <w:pStyle w:val="Heading2"/>
+      </w:pPr>
+      <w:r>
+        <w:t xml:space="preserve">Botswana</w:t>
+      </w:r>
+    </w:p>
+    <w:p>
+      <w:pPr>
+        <w:pStyle w:val="FirstParagraph"/>
+      </w:pPr>
+      <w:r>
+        <w:t xml:space="preserve">Per-class precision, recall and F1 for the topic-routed-hard classifier under the canonical fit (</w:t>
+      </w:r>
+      <m:oMath>
+        <m:r>
+          <m:t>K</m:t>
+        </m:r>
+        <m:r>
+          <m:rPr>
+            <m:sty m:val="p"/>
+          </m:rPr>
+          <m:t>=</m:t>
+        </m:r>
+        <m:r>
+          <m:rPr>
+            <m:sty m:val="p"/>
+          </m:rPr>
+          <m:t>max</m:t>
+        </m:r>
+        <m:r>
+          <m:rPr>
+            <m:sty m:val="p"/>
+          </m:rPr>
+          <m:t>(</m:t>
+        </m:r>
+        <m:r>
+          <m:t>4</m:t>
+        </m:r>
+        <m:r>
+          <m:rPr>
+            <m:sty m:val="p"/>
+          </m:rPr>
+          <m:t>,</m:t>
+        </m:r>
+        <m:r>
+          <m:rPr>
+            <m:sty m:val="p"/>
+          </m:rPr>
+          <m:t>min</m:t>
+        </m:r>
+        <m:r>
+          <m:rPr>
+            <m:sty m:val="p"/>
+          </m:rPr>
+          <m:t>(</m:t>
+        </m:r>
+        <m:r>
+          <m:t>12</m:t>
+        </m:r>
+        <m:r>
+          <m:rPr>
+            <m:sty m:val="p"/>
+          </m:rPr>
+          <m:t>,</m:t>
+        </m:r>
+        <m:sSub>
+          <m:e>
+            <m:r>
+              <m:t>n</m:t>
+            </m:r>
+          </m:e>
+          <m:sub>
+            <m:r>
+              <m:rPr>
+                <m:nor/>
+                <m:sty m:val="p"/>
+              </m:rPr>
+              <m:t>classes</m:t>
+            </m:r>
+          </m:sub>
+        </m:sSub>
+        <m:r>
+          <m:rPr>
+            <m:sty m:val="p"/>
+          </m:rPr>
+          <m:t>)</m:t>
+        </m:r>
+        <m:r>
+          <m:rPr>
+            <m:sty m:val="p"/>
+          </m:rPr>
+          <m:t>)</m:t>
+        </m:r>
+      </m:oMath>
+      <w:r>
+        <w:t xml:space="preserve">,</w:t>
+      </w:r>
+      <w:r>
+        <w:t xml:space="preserve"> </w:t>
+      </w:r>
+      <m:oMath>
+        <m:r>
+          <m:t>α</m:t>
+        </m:r>
+        <m:r>
+          <m:rPr>
+            <m:sty m:val="p"/>
+          </m:rPr>
+          <m:t>=</m:t>
+        </m:r>
+        <m:r>
+          <m:t>0.45</m:t>
+        </m:r>
+      </m:oMath>
+      <w:r>
+        <w:t xml:space="preserve">,</w:t>
+      </w:r>
+      <w:r>
+        <w:t xml:space="preserve"> </w:t>
+      </w:r>
+      <m:oMath>
+        <m:r>
+          <m:t>η</m:t>
+        </m:r>
+        <m:r>
+          <m:rPr>
+            <m:sty m:val="p"/>
+          </m:rPr>
+          <m:t>=</m:t>
+        </m:r>
+        <m:r>
+          <m:t>0.20</m:t>
+        </m:r>
+      </m:oMath>
+      <w:r>
+        <w:t xml:space="preserve">).</w:t>
+      </w:r>
+      <w:r>
+        <w:t xml:space="preserve"> </w:t>
+      </w:r>
+      <m:oMath>
+        <m:sSub>
+          <m:e>
+            <m:r>
+              <m:t>n</m:t>
+            </m:r>
+          </m:e>
+          <m:sub>
+            <m:r>
+              <m:rPr>
+                <m:nor/>
+                <m:sty m:val="p"/>
+              </m:rPr>
+              <m:t>classes</m:t>
+            </m:r>
+          </m:sub>
+        </m:sSub>
+        <m:r>
+          <m:rPr>
+            <m:sty m:val="p"/>
+          </m:rPr>
+          <m:t>=</m:t>
+        </m:r>
+        <m:r>
+          <m:t>14</m:t>
+        </m:r>
+      </m:oMath>
+      <w:r>
+        <w:t xml:space="preserve">, support</w:t>
+      </w:r>
+      <w:r>
+        <w:t xml:space="preserve"> </w:t>
+      </w:r>
+      <m:oMath>
+        <m:r>
+          <m:rPr>
+            <m:sty m:val="p"/>
+          </m:rPr>
+          <m:t>=</m:t>
+        </m:r>
+        <m:r>
+          <m:t>2775</m:t>
+        </m:r>
+      </m:oMath>
+      <w:r>
+        <w:t xml:space="preserve">.</w:t>
+      </w:r>
+    </w:p>
+    <w:tbl>
+      <w:tblPr>
+        <w:tblStyle w:val="Table"/>
+        <w:tblW w:type="auto" w:w="0"/>
+        <w:tblLook w:firstRow="1" w:lastRow="0" w:firstColumn="0" w:lastColumn="0" w:noHBand="0" w:noVBand="0" w:val="0020"/>
+      </w:tblPr>
+      <w:tblGrid>
+        <w:gridCol w:w="1584"/>
+        <w:gridCol w:w="1584"/>
+        <w:gridCol w:w="1584"/>
+        <w:gridCol w:w="1584"/>
+        <w:gridCol w:w="1584"/>
+      </w:tblGrid>
+      <w:tr>
+        <w:trPr>
+          <w:tblHeader w:val="on"/>
+        </w:trPr>
+        <w:tc>
+          <w:tcPr/>
+          <w:p>
+            <w:pPr>
+              <w:pStyle w:val="Compact"/>
+              <w:jc w:val="left"/>
+            </w:pPr>
+            <w:r>
+              <w:t xml:space="preserve">Class</w:t>
+            </w:r>
+          </w:p>
+        </w:tc>
+        <w:tc>
+          <w:tcPr/>
+          <w:p>
+            <w:pPr>
+              <w:pStyle w:val="Compact"/>
+              <w:jc w:val="right"/>
+            </w:pPr>
+            <w:r>
+              <w:t xml:space="preserve">Support</w:t>
+            </w:r>
+          </w:p>
+        </w:tc>
+        <w:tc>
+          <w:tcPr/>
+          <w:p>
+            <w:pPr>
+              <w:pStyle w:val="Compact"/>
+              <w:jc w:val="right"/>
+            </w:pPr>
+            <w:r>
+              <w:t xml:space="preserve">Precision</w:t>
+            </w:r>
+          </w:p>
+        </w:tc>
+        <w:tc>
+          <w:tcPr/>
+          <w:p>
+            <w:pPr>
+              <w:pStyle w:val="Compact"/>
+              <w:jc w:val="right"/>
+            </w:pPr>
+            <w:r>
+              <w:t xml:space="preserve">Recall</w:t>
+            </w:r>
+          </w:p>
+        </w:tc>
+        <w:tc>
+          <w:tcPr/>
+          <w:p>
+            <w:pPr>
+              <w:pStyle w:val="Compact"/>
+              <w:jc w:val="right"/>
+            </w:pPr>
+            <w:r>
+              <w:t xml:space="preserve">F1</w:t>
+            </w:r>
+          </w:p>
+        </w:tc>
+      </w:tr>
+      <w:tr>
+        <w:tc>
+          <w:tcPr/>
+          <w:p>
+            <w:pPr>
+              <w:pStyle w:val="Compact"/>
+              <w:jc w:val="left"/>
+            </w:pPr>
+            <w:r>
+              <w:t xml:space="preserve">Water</w:t>
+            </w:r>
+          </w:p>
+        </w:tc>
+        <w:tc>
+          <w:tcPr/>
+          <w:p>
+            <w:pPr>
+              <w:pStyle w:val="Compact"/>
+              <w:jc w:val="right"/>
+            </w:pPr>
+            <w:r>
+              <w:t xml:space="preserve">220</w:t>
+            </w:r>
+          </w:p>
+        </w:tc>
+        <w:tc>
+          <w:tcPr/>
+          <w:p>
+            <w:pPr>
+              <w:pStyle w:val="Compact"/>
+              <w:jc w:val="right"/>
+            </w:pPr>
+            <w:r>
+              <w:t xml:space="preserve">0.982</w:t>
+            </w:r>
+          </w:p>
+        </w:tc>
+        <w:tc>
+          <w:tcPr/>
+          <w:p>
+            <w:pPr>
+              <w:pStyle w:val="Compact"/>
+              <w:jc w:val="right"/>
+            </w:pPr>
+            <w:r>
+              <w:t xml:space="preserve">1.000</w:t>
+            </w:r>
+          </w:p>
+        </w:tc>
+        <w:tc>
+          <w:tcPr/>
+          <w:p>
+            <w:pPr>
+              <w:pStyle w:val="Compact"/>
+              <w:jc w:val="right"/>
+            </w:pPr>
+            <w:r>
+              <w:t xml:space="preserve">0.991</w:t>
+            </w:r>
+          </w:p>
+        </w:tc>
+      </w:tr>
+      <w:tr>
+        <w:tc>
+          <w:tcPr/>
+          <w:p>
+            <w:pPr>
+              <w:pStyle w:val="Compact"/>
+              <w:jc w:val="left"/>
+            </w:pPr>
+            <w:r>
+              <w:t xml:space="preserve">Hippo grass</w:t>
+            </w:r>
+          </w:p>
+        </w:tc>
+        <w:tc>
+          <w:tcPr/>
+          <w:p>
+            <w:pPr>
+              <w:pStyle w:val="Compact"/>
+              <w:jc w:val="right"/>
+            </w:pPr>
+            <w:r>
+              <w:t xml:space="preserve">101</w:t>
+            </w:r>
+          </w:p>
+        </w:tc>
+        <w:tc>
+          <w:tcPr/>
+          <w:p>
+            <w:pPr>
+              <w:pStyle w:val="Compact"/>
+              <w:jc w:val="right"/>
+            </w:pPr>
+            <w:r>
+              <w:t xml:space="preserve">0.000</w:t>
+            </w:r>
+          </w:p>
+        </w:tc>
+        <w:tc>
+          <w:tcPr/>
+          <w:p>
+            <w:pPr>
+              <w:pStyle w:val="Compact"/>
+              <w:jc w:val="right"/>
+            </w:pPr>
+            <w:r>
+              <w:t xml:space="preserve">0.000</w:t>
+            </w:r>
+          </w:p>
+        </w:tc>
+        <w:tc>
+          <w:tcPr/>
+          <w:p>
+            <w:pPr>
+              <w:pStyle w:val="Compact"/>
+              <w:jc w:val="right"/>
+            </w:pPr>
+            <w:r>
+              <w:t xml:space="preserve">0.000</w:t>
+            </w:r>
+          </w:p>
+        </w:tc>
+      </w:tr>
+      <w:tr>
+        <w:tc>
+          <w:tcPr/>
+          <w:p>
+            <w:pPr>
+              <w:pStyle w:val="Compact"/>
+              <w:jc w:val="left"/>
+            </w:pPr>
+            <w:r>
+              <w:t xml:space="preserve">Floodplain grasses 1</w:t>
+            </w:r>
+          </w:p>
+        </w:tc>
+        <w:tc>
+          <w:tcPr/>
+          <w:p>
+            <w:pPr>
+              <w:pStyle w:val="Compact"/>
+              <w:jc w:val="right"/>
+            </w:pPr>
+            <w:r>
+              <w:t xml:space="preserve">220</w:t>
+            </w:r>
+          </w:p>
+        </w:tc>
+        <w:tc>
+          <w:tcPr/>
+          <w:p>
+            <w:pPr>
+              <w:pStyle w:val="Compact"/>
+              <w:jc w:val="right"/>
+            </w:pPr>
+            <w:r>
+              <w:t xml:space="preserve">0.235</w:t>
+            </w:r>
+          </w:p>
+        </w:tc>
+        <w:tc>
+          <w:tcPr/>
+          <w:p>
+            <w:pPr>
+              <w:pStyle w:val="Compact"/>
+              <w:jc w:val="right"/>
+            </w:pPr>
+            <w:r>
+              <w:t xml:space="preserve">1.000</w:t>
+            </w:r>
+          </w:p>
+        </w:tc>
+        <w:tc>
+          <w:tcPr/>
+          <w:p>
+            <w:pPr>
+              <w:pStyle w:val="Compact"/>
+              <w:jc w:val="right"/>
+            </w:pPr>
+            <w:r>
+              <w:t xml:space="preserve">0.380</w:t>
+            </w:r>
+          </w:p>
+        </w:tc>
+      </w:tr>
+      <w:tr>
+        <w:tc>
+          <w:tcPr/>
+          <w:p>
+            <w:pPr>
+              <w:pStyle w:val="Compact"/>
+              <w:jc w:val="left"/>
+            </w:pPr>
+            <w:r>
+              <w:t xml:space="preserve">Floodplain grasses 2</w:t>
+            </w:r>
+          </w:p>
+        </w:tc>
+        <w:tc>
+          <w:tcPr/>
+          <w:p>
+            <w:pPr>
+              <w:pStyle w:val="Compact"/>
+              <w:jc w:val="right"/>
+            </w:pPr>
+            <w:r>
+              <w:t xml:space="preserve">215</w:t>
+            </w:r>
+          </w:p>
+        </w:tc>
+        <w:tc>
+          <w:tcPr/>
+          <w:p>
+            <w:pPr>
+              <w:pStyle w:val="Compact"/>
+              <w:jc w:val="right"/>
+            </w:pPr>
+            <w:r>
+              <w:t xml:space="preserve">0.000</w:t>
+            </w:r>
+          </w:p>
+        </w:tc>
+        <w:tc>
+          <w:tcPr/>
+          <w:p>
+            <w:pPr>
+              <w:pStyle w:val="Compact"/>
+              <w:jc w:val="right"/>
+            </w:pPr>
+            <w:r>
+              <w:t xml:space="preserve">0.000</w:t>
+            </w:r>
+          </w:p>
+        </w:tc>
+        <w:tc>
+          <w:tcPr/>
+          <w:p>
+            <w:pPr>
+              <w:pStyle w:val="Compact"/>
+              <w:jc w:val="right"/>
+            </w:pPr>
+            <w:r>
+              <w:t xml:space="preserve">0.000</w:t>
+            </w:r>
+          </w:p>
+        </w:tc>
+      </w:tr>
+      <w:tr>
+        <w:tc>
+          <w:tcPr/>
+          <w:p>
+            <w:pPr>
+              <w:pStyle w:val="Compact"/>
+              <w:jc w:val="left"/>
+            </w:pPr>
+            <w:r>
+              <w:t xml:space="preserve">Reeds</w:t>
+            </w:r>
+          </w:p>
+        </w:tc>
+        <w:tc>
+          <w:tcPr/>
+          <w:p>
+            <w:pPr>
+              <w:pStyle w:val="Compact"/>
+              <w:jc w:val="right"/>
+            </w:pPr>
+            <w:r>
+              <w:t xml:space="preserve">220</w:t>
+            </w:r>
+          </w:p>
+        </w:tc>
+        <w:tc>
+          <w:tcPr/>
+          <w:p>
+            <w:pPr>
+              <w:pStyle w:val="Compact"/>
+              <w:jc w:val="right"/>
+            </w:pPr>
+            <w:r>
+              <w:t xml:space="preserve">0.393</w:t>
+            </w:r>
+          </w:p>
+        </w:tc>
+        <w:tc>
+          <w:tcPr/>
+          <w:p>
+            <w:pPr>
+              <w:pStyle w:val="Compact"/>
+              <w:jc w:val="right"/>
+            </w:pPr>
+            <w:r>
+              <w:t xml:space="preserve">0.686</w:t>
+            </w:r>
+          </w:p>
+        </w:tc>
+        <w:tc>
+          <w:tcPr/>
+          <w:p>
+            <w:pPr>
+              <w:pStyle w:val="Compact"/>
+              <w:jc w:val="right"/>
+            </w:pPr>
+            <w:r>
+              <w:t xml:space="preserve">0.500</w:t>
+            </w:r>
+          </w:p>
+        </w:tc>
+      </w:tr>
+      <w:tr>
+        <w:tc>
+          <w:tcPr/>
+          <w:p>
+            <w:pPr>
+              <w:pStyle w:val="Compact"/>
+              <w:jc w:val="left"/>
+            </w:pPr>
+            <w:r>
+              <w:t xml:space="preserve">Riparian</w:t>
+            </w:r>
+          </w:p>
+        </w:tc>
+        <w:tc>
+          <w:tcPr/>
+          <w:p>
+            <w:pPr>
+              <w:pStyle w:val="Compact"/>
+              <w:jc w:val="right"/>
+            </w:pPr>
+            <w:r>
+              <w:t xml:space="preserve">220</w:t>
+            </w:r>
+          </w:p>
+        </w:tc>
+        <w:tc>
+          <w:tcPr/>
+          <w:p>
+            <w:pPr>
+              <w:pStyle w:val="Compact"/>
+              <w:jc w:val="right"/>
+            </w:pPr>
+            <w:r>
+              <w:t xml:space="preserve">0.553</w:t>
+            </w:r>
+          </w:p>
+        </w:tc>
+        <w:tc>
+          <w:tcPr/>
+          <w:p>
+            <w:pPr>
+              <w:pStyle w:val="Compact"/>
+              <w:jc w:val="right"/>
+            </w:pPr>
+            <w:r>
+              <w:t xml:space="preserve">0.382</w:t>
+            </w:r>
+          </w:p>
+        </w:tc>
+        <w:tc>
+          <w:tcPr/>
+          <w:p>
+            <w:pPr>
+              <w:pStyle w:val="Compact"/>
+              <w:jc w:val="right"/>
+            </w:pPr>
+            <w:r>
+              <w:t xml:space="preserve">0.452</w:t>
+            </w:r>
+          </w:p>
+        </w:tc>
+      </w:tr>
+      <w:tr>
+        <w:tc>
+          <w:tcPr/>
+          <w:p>
+            <w:pPr>
+              <w:pStyle w:val="Compact"/>
+              <w:jc w:val="left"/>
+            </w:pPr>
+            <w:r>
+              <w:t xml:space="preserve">Firescar</w:t>
+            </w:r>
+          </w:p>
+        </w:tc>
+        <w:tc>
+          <w:tcPr/>
+          <w:p>
+            <w:pPr>
+              <w:pStyle w:val="Compact"/>
+              <w:jc w:val="right"/>
+            </w:pPr>
+            <w:r>
+              <w:t xml:space="preserve">220</w:t>
+            </w:r>
+          </w:p>
+        </w:tc>
+        <w:tc>
+          <w:tcPr/>
+          <w:p>
+            <w:pPr>
+              <w:pStyle w:val="Compact"/>
+              <w:jc w:val="right"/>
+            </w:pPr>
+            <w:r>
+              <w:t xml:space="preserve">0.000</w:t>
+            </w:r>
+          </w:p>
+        </w:tc>
+        <w:tc>
+          <w:tcPr/>
+          <w:p>
+            <w:pPr>
+              <w:pStyle w:val="Compact"/>
+              <w:jc w:val="right"/>
+            </w:pPr>
+            <w:r>
+              <w:t xml:space="preserve">0.000</w:t>
+            </w:r>
+          </w:p>
+        </w:tc>
+        <w:tc>
+          <w:tcPr/>
+          <w:p>
+            <w:pPr>
+              <w:pStyle w:val="Compact"/>
+              <w:jc w:val="right"/>
+            </w:pPr>
+            <w:r>
+              <w:t xml:space="preserve">0.000</w:t>
+            </w:r>
+          </w:p>
+        </w:tc>
+      </w:tr>
+      <w:tr>
+        <w:tc>
+          <w:tcPr/>
+          <w:p>
+            <w:pPr>
+              <w:pStyle w:val="Compact"/>
+              <w:jc w:val="left"/>
+            </w:pPr>
+            <w:r>
+              <w:t xml:space="preserve">Island interior</w:t>
+            </w:r>
+          </w:p>
+        </w:tc>
+        <w:tc>
+          <w:tcPr/>
+          <w:p>
+            <w:pPr>
+              <w:pStyle w:val="Compact"/>
+              <w:jc w:val="right"/>
+            </w:pPr>
+            <w:r>
+              <w:t xml:space="preserve">203</w:t>
+            </w:r>
+          </w:p>
+        </w:tc>
+        <w:tc>
+          <w:tcPr/>
+          <w:p>
+            <w:pPr>
+              <w:pStyle w:val="Compact"/>
+              <w:jc w:val="right"/>
+            </w:pPr>
+            <w:r>
+              <w:t xml:space="preserve">0.380</w:t>
+            </w:r>
+          </w:p>
+        </w:tc>
+        <w:tc>
+          <w:tcPr/>
+          <w:p>
+            <w:pPr>
+              <w:pStyle w:val="Compact"/>
+              <w:jc w:val="right"/>
+            </w:pPr>
+            <w:r>
+              <w:t xml:space="preserve">0.862</w:t>
+            </w:r>
+          </w:p>
+        </w:tc>
+        <w:tc>
+          <w:tcPr/>
+          <w:p>
+            <w:pPr>
+              <w:pStyle w:val="Compact"/>
+              <w:jc w:val="right"/>
+            </w:pPr>
+            <w:r>
+              <w:t xml:space="preserve">0.527</w:t>
+            </w:r>
+          </w:p>
+        </w:tc>
+      </w:tr>
+      <w:tr>
+        <w:tc>
+          <w:tcPr/>
+          <w:p>
+            <w:pPr>
+              <w:pStyle w:val="Compact"/>
+              <w:jc w:val="left"/>
+            </w:pPr>
+            <w:r>
+              <w:t xml:space="preserve">Acacia woodlands</w:t>
+            </w:r>
+          </w:p>
+        </w:tc>
+        <w:tc>
+          <w:tcPr/>
+          <w:p>
+            <w:pPr>
+              <w:pStyle w:val="Compact"/>
+              <w:jc w:val="right"/>
+            </w:pPr>
+            <w:r>
+              <w:t xml:space="preserve">220</w:t>
+            </w:r>
+          </w:p>
+        </w:tc>
+        <w:tc>
+          <w:tcPr/>
+          <w:p>
+            <w:pPr>
+              <w:pStyle w:val="Compact"/>
+              <w:jc w:val="right"/>
+            </w:pPr>
+            <w:r>
+              <w:t xml:space="preserve">0.287</w:t>
+            </w:r>
+          </w:p>
+        </w:tc>
+        <w:tc>
+          <w:tcPr/>
+          <w:p>
+            <w:pPr>
+              <w:pStyle w:val="Compact"/>
+              <w:jc w:val="right"/>
+            </w:pPr>
+            <w:r>
+              <w:t xml:space="preserve">0.627</w:t>
+            </w:r>
+          </w:p>
+        </w:tc>
+        <w:tc>
+          <w:tcPr/>
+          <w:p>
+            <w:pPr>
+              <w:pStyle w:val="Compact"/>
+              <w:jc w:val="right"/>
+            </w:pPr>
+            <w:r>
+              <w:t xml:space="preserve">0.394</w:t>
+            </w:r>
+          </w:p>
+        </w:tc>
+      </w:tr>
+      <w:tr>
+        <w:tc>
+          <w:tcPr/>
+          <w:p>
+            <w:pPr>
+              <w:pStyle w:val="Compact"/>
+              <w:jc w:val="left"/>
+            </w:pPr>
+            <w:r>
+              <w:t xml:space="preserve">Acacia shrublands</w:t>
+            </w:r>
+          </w:p>
+        </w:tc>
+        <w:tc>
+          <w:tcPr/>
+          <w:p>
+            <w:pPr>
+              <w:pStyle w:val="Compact"/>
+              <w:jc w:val="right"/>
+            </w:pPr>
+            <w:r>
+              <w:t xml:space="preserve">220</w:t>
+            </w:r>
+          </w:p>
+        </w:tc>
+        <w:tc>
+          <w:tcPr/>
+          <w:p>
+            <w:pPr>
+              <w:pStyle w:val="Compact"/>
+              <w:jc w:val="right"/>
+            </w:pPr>
+            <w:r>
+              <w:t xml:space="preserve">0.000</w:t>
+            </w:r>
+          </w:p>
+        </w:tc>
+        <w:tc>
+          <w:tcPr/>
+          <w:p>
+            <w:pPr>
+              <w:pStyle w:val="Compact"/>
+              <w:jc w:val="right"/>
+            </w:pPr>
+            <w:r>
+              <w:t xml:space="preserve">0.000</w:t>
+            </w:r>
+          </w:p>
+        </w:tc>
+        <w:tc>
+          <w:tcPr/>
+          <w:p>
+            <w:pPr>
+              <w:pStyle w:val="Compact"/>
+              <w:jc w:val="right"/>
+            </w:pPr>
+            <w:r>
+              <w:t xml:space="preserve">0.000</w:t>
+            </w:r>
+          </w:p>
+        </w:tc>
+      </w:tr>
+      <w:tr>
+        <w:tc>
+          <w:tcPr/>
+          <w:p>
+            <w:pPr>
+              <w:pStyle w:val="Compact"/>
+              <w:jc w:val="left"/>
+            </w:pPr>
+            <w:r>
+              <w:t xml:space="preserve">Acacia grasslands</w:t>
+            </w:r>
+          </w:p>
+        </w:tc>
+        <w:tc>
+          <w:tcPr/>
+          <w:p>
+            <w:pPr>
+              <w:pStyle w:val="Compact"/>
+              <w:jc w:val="right"/>
+            </w:pPr>
+            <w:r>
+              <w:t xml:space="preserve">220</w:t>
+            </w:r>
+          </w:p>
+        </w:tc>
+        <w:tc>
+          <w:tcPr/>
+          <w:p>
+            <w:pPr>
+              <w:pStyle w:val="Compact"/>
+              <w:jc w:val="right"/>
+            </w:pPr>
+            <w:r>
+              <w:t xml:space="preserve">0.000</w:t>
+            </w:r>
+          </w:p>
+        </w:tc>
+        <w:tc>
+          <w:tcPr/>
+          <w:p>
+            <w:pPr>
+              <w:pStyle w:val="Compact"/>
+              <w:jc w:val="right"/>
+            </w:pPr>
+            <w:r>
+              <w:t xml:space="preserve">0.000</w:t>
+            </w:r>
+          </w:p>
+        </w:tc>
+        <w:tc>
+          <w:tcPr/>
+          <w:p>
+            <w:pPr>
+              <w:pStyle w:val="Compact"/>
+              <w:jc w:val="right"/>
+            </w:pPr>
+            <w:r>
+              <w:t xml:space="preserve">0.000</w:t>
+            </w:r>
+          </w:p>
+        </w:tc>
+      </w:tr>
+      <w:tr>
+        <w:tc>
+          <w:tcPr/>
+          <w:p>
+            <w:pPr>
+              <w:pStyle w:val="Compact"/>
+              <w:jc w:val="left"/>
+            </w:pPr>
+            <w:r>
+              <w:t xml:space="preserve">Short mopane</w:t>
+            </w:r>
+          </w:p>
+        </w:tc>
+        <w:tc>
+          <w:tcPr/>
+          <w:p>
+            <w:pPr>
+              <w:pStyle w:val="Compact"/>
+              <w:jc w:val="right"/>
+            </w:pPr>
+            <w:r>
+              <w:t xml:space="preserve">181</w:t>
+            </w:r>
+          </w:p>
+        </w:tc>
+        <w:tc>
+          <w:tcPr/>
+          <w:p>
+            <w:pPr>
+              <w:pStyle w:val="Compact"/>
+              <w:jc w:val="right"/>
+            </w:pPr>
+            <w:r>
+              <w:t xml:space="preserve">1.000</w:t>
+            </w:r>
+          </w:p>
+        </w:tc>
+        <w:tc>
+          <w:tcPr/>
+          <w:p>
+            <w:pPr>
+              <w:pStyle w:val="Compact"/>
+              <w:jc w:val="right"/>
+            </w:pPr>
+            <w:r>
+              <w:t xml:space="preserve">0.006</w:t>
+            </w:r>
+          </w:p>
+        </w:tc>
+        <w:tc>
+          <w:tcPr/>
+          <w:p>
+            <w:pPr>
+              <w:pStyle w:val="Compact"/>
+              <w:jc w:val="right"/>
+            </w:pPr>
+            <w:r>
+              <w:t xml:space="preserve">0.011</w:t>
+            </w:r>
+          </w:p>
+        </w:tc>
+      </w:tr>
+      <w:tr>
+        <w:tc>
+          <w:tcPr/>
+          <w:p>
+            <w:pPr>
+              <w:pStyle w:val="Compact"/>
+              <w:jc w:val="left"/>
+            </w:pPr>
+            <w:r>
+              <w:t xml:space="preserve">Mixed mopane</w:t>
+            </w:r>
+          </w:p>
+        </w:tc>
+        <w:tc>
+          <w:tcPr/>
+          <w:p>
+            <w:pPr>
+              <w:pStyle w:val="Compact"/>
+              <w:jc w:val="right"/>
+            </w:pPr>
+            <w:r>
+              <w:t xml:space="preserve">220</w:t>
+            </w:r>
+          </w:p>
+        </w:tc>
+        <w:tc>
+          <w:tcPr/>
+          <w:p>
+            <w:pPr>
+              <w:pStyle w:val="Compact"/>
+              <w:jc w:val="right"/>
+            </w:pPr>
+            <w:r>
+              <w:t xml:space="preserve">0.000</w:t>
+            </w:r>
+          </w:p>
+        </w:tc>
+        <w:tc>
+          <w:tcPr/>
+          <w:p>
+            <w:pPr>
+              <w:pStyle w:val="Compact"/>
+              <w:jc w:val="right"/>
+            </w:pPr>
+            <w:r>
+              <w:t xml:space="preserve">0.000</w:t>
+            </w:r>
+          </w:p>
+        </w:tc>
+        <w:tc>
+          <w:tcPr/>
+          <w:p>
+            <w:pPr>
+              <w:pStyle w:val="Compact"/>
+              <w:jc w:val="right"/>
+            </w:pPr>
+            <w:r>
+              <w:t xml:space="preserve">0.000</w:t>
+            </w:r>
+          </w:p>
+        </w:tc>
+      </w:tr>
+      <w:tr>
+        <w:tc>
+          <w:tcPr/>
+          <w:p>
+            <w:pPr>
+              <w:pStyle w:val="Compact"/>
+              <w:jc w:val="left"/>
+            </w:pPr>
+            <w:r>
+              <w:t xml:space="preserve">Exposed soils</w:t>
+            </w:r>
+          </w:p>
+        </w:tc>
+        <w:tc>
+          <w:tcPr/>
+          <w:p>
+            <w:pPr>
+              <w:pStyle w:val="Compact"/>
+              <w:jc w:val="right"/>
+            </w:pPr>
+            <w:r>
+              <w:t xml:space="preserve">95</w:t>
+            </w:r>
+          </w:p>
+        </w:tc>
+        <w:tc>
+          <w:tcPr/>
+          <w:p>
+            <w:pPr>
+              <w:pStyle w:val="Compact"/>
+              <w:jc w:val="right"/>
+            </w:pPr>
+            <w:r>
+              <w:t xml:space="preserve">0.615</w:t>
+            </w:r>
+          </w:p>
+        </w:tc>
+        <w:tc>
+          <w:tcPr/>
+          <w:p>
+            <w:pPr>
+              <w:pStyle w:val="Compact"/>
+              <w:jc w:val="right"/>
+            </w:pPr>
+            <w:r>
+              <w:t xml:space="preserve">0.874</w:t>
+            </w:r>
+          </w:p>
+        </w:tc>
+        <w:tc>
+          <w:tcPr/>
+          <w:p>
+            <w:pPr>
+              <w:pStyle w:val="Compact"/>
+              <w:jc w:val="right"/>
+            </w:pPr>
+            <w:r>
+              <w:t xml:space="preserve">0.722</w:t>
+            </w:r>
+          </w:p>
+        </w:tc>
+      </w:tr>
+      <w:tr>
+        <w:tc>
+          <w:tcPr/>
+          <w:p>
+            <w:pPr>
+              <w:pStyle w:val="Compact"/>
+              <w:jc w:val="left"/>
+            </w:pPr>
+            <w:r>
+              <w:rPr>
+                <w:i/>
+                <w:iCs/>
+              </w:rPr>
+              <w:t xml:space="preserve">Macro avg</w:t>
+            </w:r>
+          </w:p>
+        </w:tc>
+        <w:tc>
+          <w:tcPr/>
+          <w:p>
+            <w:pPr>
+              <w:pStyle w:val="Compact"/>
+              <w:jc w:val="right"/>
+            </w:pPr>
+            <w:r>
+              <w:t xml:space="preserve">2775</w:t>
+            </w:r>
+          </w:p>
+        </w:tc>
+        <w:tc>
+          <w:tcPr/>
+          <w:p>
+            <w:pPr>
+              <w:pStyle w:val="Compact"/>
+              <w:jc w:val="right"/>
+            </w:pPr>
+            <w:r>
+              <w:t xml:space="preserve">0.317</w:t>
+            </w:r>
+          </w:p>
+        </w:tc>
+        <w:tc>
+          <w:tcPr/>
+          <w:p>
+            <w:pPr>
+              <w:pStyle w:val="Compact"/>
+              <w:jc w:val="right"/>
+            </w:pPr>
+            <w:r>
+              <w:t xml:space="preserve">0.388</w:t>
+            </w:r>
+          </w:p>
+        </w:tc>
+        <w:tc>
+          <w:tcPr/>
+          <w:p>
+            <w:pPr>
+              <w:pStyle w:val="Compact"/>
+              <w:jc w:val="right"/>
+            </w:pPr>
+            <w:r>
+              <w:t xml:space="preserve">0.284</w:t>
+            </w:r>
+          </w:p>
+        </w:tc>
+      </w:tr>
+      <w:tr>
+        <w:tc>
+          <w:tcPr/>
+          <w:p>
+            <w:pPr>
+              <w:pStyle w:val="Compact"/>
+              <w:jc w:val="left"/>
+            </w:pPr>
+            <w:r>
+              <w:rPr>
+                <w:i/>
+                <w:iCs/>
+              </w:rPr>
+              <w:t xml:space="preserve">Micro avg</w:t>
+            </w:r>
+          </w:p>
+        </w:tc>
+        <w:tc>
+          <w:tcPr/>
+          <w:p>
+            <w:pPr>
+              <w:pStyle w:val="Compact"/>
+              <w:jc w:val="right"/>
+            </w:pPr>
+            <w:r>
+              <w:t xml:space="preserve">2775</w:t>
+            </w:r>
+          </w:p>
+        </w:tc>
+        <w:tc>
+          <w:tcPr/>
+          <w:p>
+            <w:pPr>
+              <w:pStyle w:val="Compact"/>
+              <w:jc w:val="right"/>
+            </w:pPr>
+            <w:r>
+              <w:t xml:space="preserve">0.386</w:t>
+            </w:r>
+          </w:p>
+        </w:tc>
+        <w:tc>
+          <w:tcPr/>
+          <w:p>
+            <w:pPr>
+              <w:pStyle w:val="Compact"/>
+              <w:jc w:val="right"/>
+            </w:pPr>
+            <w:r>
+              <w:t xml:space="preserve">0.386</w:t>
+            </w:r>
+          </w:p>
+        </w:tc>
+        <w:tc>
+          <w:tcPr/>
+          <w:p>
+            <w:pPr>
+              <w:pStyle w:val="Compact"/>
+              <w:jc w:val="right"/>
+            </w:pPr>
+            <w:r>
+              <w:t xml:space="preserve">0.386</w:t>
+            </w:r>
+          </w:p>
+        </w:tc>
+      </w:tr>
+    </w:tbl>
+    <w:bookmarkEnd w:id="31"/>
+    <w:bookmarkEnd w:id="32"/>
+    <w:bookmarkStart w:id="38" w:name="X03a497aaac531bc1fbcebda28788d7cd900cf8e"/>
+    <w:p>
+      <w:pPr>
+        <w:pStyle w:val="Heading1"/>
+      </w:pPr>
+      <w:r>
         <w:t xml:space="preserve">Axis F-9: HIDSAG preprocessing stability per subset</w:t>
       </w:r>
     </w:p>
-    <w:bookmarkStart w:id="29" w:name="fig:f9-hidsag-prep"/>
+    <w:bookmarkStart w:id="36" w:name="fig:f9-hidsag-prep"/>
     <w:p>
       <w:pPr>
         <w:pStyle w:val="CaptionedFigure"/>
@@ -4583,18 +12290,18 @@
           <wp:inline>
             <wp:extent cx="5334000" cy="3617967"/>
             <wp:effectExtent b="0" l="0" r="0" t="0"/>
-            <wp:docPr descr="" title="" id="27" name="Picture"/>
+            <wp:docPr descr="" title="" id="34" name="Picture"/>
             <a:graphic>
               <a:graphicData uri="http://schemas.openxmlformats.org/drawingml/2006/picture">
                 <pic:pic>
                   <pic:nvPicPr>
-                    <pic:cNvPr descr="hidsag-preprocessing-stability.pdf" id="28" name="Picture"/>
+                    <pic:cNvPr descr="hidsag-preprocessing-stability.pdf" id="35" name="Picture"/>
                     <pic:cNvPicPr>
                       <a:picLocks noChangeArrowheads="1" noChangeAspect="1"/>
                     </pic:cNvPicPr>
                   </pic:nvPicPr>
                   <pic:blipFill>
-                    <a:blip r:embed="rId26"/>
+                    <a:blip r:embed="rId33"/>
                     <a:stretch>
                       <a:fillRect/>
                     </a:stretch>
@@ -4720,8 +12427,8 @@
         <w:t xml:space="preserve">but near-zero agreement against the raw baseline.</w:t>
       </w:r>
     </w:p>
-    <w:bookmarkEnd w:id="29"/>
-    <w:bookmarkStart w:id="30" w:name="tab:f9"/>
+    <w:bookmarkEnd w:id="36"/>
+    <w:bookmarkStart w:id="37" w:name="tab:f9"/>
     <w:p>
       <w:pPr>
         <w:pStyle w:val="TableCaption"/>
@@ -5001,9 +12708,9 @@
         </w:tc>
       </w:tr>
     </w:tbl>
-    <w:bookmarkEnd w:id="30"/>
-    <w:bookmarkEnd w:id="31"/>
-    <w:bookmarkStart w:id="36" w:name="axis-f-10-cross-scene-topic-transfer"/>
+    <w:bookmarkEnd w:id="37"/>
+    <w:bookmarkEnd w:id="38"/>
+    <w:bookmarkStart w:id="43" w:name="axis-f-10-cross-scene-topic-transfer"/>
     <w:p>
       <w:pPr>
         <w:pStyle w:val="Heading1"/>
@@ -5012,7 +12719,7 @@
         <w:t xml:space="preserve">Axis F-10: cross-scene topic transfer</w:t>
       </w:r>
     </w:p>
-    <w:bookmarkStart w:id="35" w:name="fig:f10-transfer"/>
+    <w:bookmarkStart w:id="42" w:name="fig:f10-transfer"/>
     <w:p>
       <w:pPr>
         <w:pStyle w:val="CaptionedFigure"/>
@@ -5022,18 +12729,18 @@
           <wp:inline>
             <wp:extent cx="5334000" cy="4208859"/>
             <wp:effectExtent b="0" l="0" r="0" t="0"/>
-            <wp:docPr descr="" title="" id="33" name="Picture"/>
+            <wp:docPr descr="" title="" id="40" name="Picture"/>
             <a:graphic>
               <a:graphicData uri="http://schemas.openxmlformats.org/drawingml/2006/picture">
                 <pic:pic>
                   <pic:nvPicPr>
-                    <pic:cNvPr descr="cross-scene-transfer.pdf" id="34" name="Picture"/>
+                    <pic:cNvPr descr="cross-scene-transfer.pdf" id="41" name="Picture"/>
                     <pic:cNvPicPr>
                       <a:picLocks noChangeArrowheads="1" noChangeAspect="1"/>
                     </pic:cNvPicPr>
                   </pic:nvPicPr>
                   <pic:blipFill>
-                    <a:blip r:embed="rId32"/>
+                    <a:blip r:embed="rId39"/>
                     <a:stretch>
                       <a:fillRect/>
                     </a:stretch>
@@ -5121,7 +12828,7 @@
         <w:t xml:space="preserve">SWIR-spanning AVIRIS / Hyperion scenes’ canonical grid.</w:t>
       </w:r>
     </w:p>
-    <w:bookmarkEnd w:id="35"/>
+    <w:bookmarkEnd w:id="42"/>
     <w:p>
       <w:pPr>
         <w:pStyle w:val="BodyText"/>
@@ -5195,8 +12902,8 @@
         <w:t xml:space="preserve">band-fragile are also harder cross-scene transfer targets.</w:t>
       </w:r>
     </w:p>
-    <w:bookmarkEnd w:id="36"/>
-    <w:bookmarkStart w:id="41" w:name="axis-f-11-ratedistortion"/>
+    <w:bookmarkEnd w:id="43"/>
+    <w:bookmarkStart w:id="48" w:name="axis-f-11-ratedistortion"/>
     <w:p>
       <w:pPr>
         <w:pStyle w:val="Heading1"/>
@@ -5205,7 +12912,7 @@
         <w:t xml:space="preserve">Axis F-11: rate–distortion</w:t>
       </w:r>
     </w:p>
-    <w:bookmarkStart w:id="40" w:name="fig:f11-rd"/>
+    <w:bookmarkStart w:id="47" w:name="fig:f11-rd"/>
     <w:p>
       <w:pPr>
         <w:pStyle w:val="CaptionedFigure"/>
@@ -5215,18 +12922,18 @@
           <wp:inline>
             <wp:extent cx="5334000" cy="3349887"/>
             <wp:effectExtent b="0" l="0" r="0" t="0"/>
-            <wp:docPr descr="" title="" id="38" name="Picture"/>
+            <wp:docPr descr="" title="" id="45" name="Picture"/>
             <a:graphic>
               <a:graphicData uri="http://schemas.openxmlformats.org/drawingml/2006/picture">
                 <pic:pic>
                   <pic:nvPicPr>
-                    <pic:cNvPr descr="rate-distortion.pdf" id="39" name="Picture"/>
+                    <pic:cNvPr descr="rate-distortion.pdf" id="46" name="Picture"/>
                     <pic:cNvPicPr>
                       <a:picLocks noChangeArrowheads="1" noChangeAspect="1"/>
                     </pic:cNvPicPr>
                   </pic:nvPicPr>
                   <pic:blipFill>
-                    <a:blip r:embed="rId37"/>
+                    <a:blip r:embed="rId44"/>
                     <a:stretch>
                       <a:fillRect/>
                     </a:stretch>
@@ -5459,9 +13166,9 @@
         <w:t xml:space="preserve">reconstruction error); see Suppl G §Reporting choices.</w:t>
       </w:r>
     </w:p>
-    <w:bookmarkEnd w:id="40"/>
-    <w:bookmarkEnd w:id="41"/>
-    <w:bookmarkStart w:id="46" w:name="X5ae1f51ff6774f2a95931ffde85d78c24978a9c"/>
+    <w:bookmarkEnd w:id="47"/>
+    <w:bookmarkEnd w:id="48"/>
+    <w:bookmarkStart w:id="53" w:name="X5ae1f51ff6774f2a95931ffde85d78c24978a9c"/>
     <w:p>
       <w:pPr>
         <w:pStyle w:val="Heading1"/>
@@ -5487,7 +13194,7 @@
         </m:r>
       </m:oMath>
     </w:p>
-    <w:bookmarkStart w:id="45" w:name="fig:n30-deep"/>
+    <w:bookmarkStart w:id="52" w:name="fig:n30-deep"/>
     <w:p>
       <w:pPr>
         <w:pStyle w:val="CaptionedFigure"/>
@@ -5497,18 +13204,18 @@
           <wp:inline>
             <wp:extent cx="5334000" cy="3349887"/>
             <wp:effectExtent b="0" l="0" r="0" t="0"/>
-            <wp:docPr descr="" title="" id="43" name="Picture"/>
+            <wp:docPr descr="" title="" id="50" name="Picture"/>
             <a:graphic>
               <a:graphicData uri="http://schemas.openxmlformats.org/drawingml/2006/picture">
                 <pic:pic>
                   <pic:nvPicPr>
-                    <pic:cNvPr descr="deep-seed-stability-n30.pdf" id="44" name="Picture"/>
+                    <pic:cNvPr descr="deep-seed-stability-n30.pdf" id="51" name="Picture"/>
                     <pic:cNvPicPr>
                       <a:picLocks noChangeArrowheads="1" noChangeAspect="1"/>
                     </pic:cNvPicPr>
                   </pic:nvPicPr>
                   <pic:blipFill>
-                    <a:blip r:embed="rId42"/>
+                    <a:blip r:embed="rId49"/>
                     <a:stretch>
                       <a:fillRect/>
                     </a:stretch>
@@ -5586,14 +13293,19 @@
       <w:r>
         <w:t xml:space="preserve"> </w:t>
       </w:r>
-      <w:r>
-        <w:t xml:space="preserve">β-VAE on Salinas-A reaches mean ARI</w:t>
-      </w:r>
-      <w:r>
-        <w:t xml:space="preserve"> </w:t>
-      </w:r>
       <m:oMath>
         <m:r>
+          <m:t>β</m:t>
+        </m:r>
+      </m:oMath>
+      <w:r>
+        <w:t xml:space="preserve">-VAE on Salinas-A reaches mean ARI</w:t>
+      </w:r>
+      <w:r>
+        <w:t xml:space="preserve"> </w:t>
+      </w:r>
+      <m:oMath>
+        <m:r>
           <m:rPr>
             <m:sty m:val="p"/>
           </m:rPr>
@@ -5633,9 +13345,9 @@
         <w:t xml:space="preserve">across 30 seeds; CAE-3D dominates on Pavia U.</w:t>
       </w:r>
     </w:p>
-    <w:bookmarkEnd w:id="45"/>
-    <w:bookmarkEnd w:id="46"/>
-    <w:bookmarkStart w:id="47" w:name="axis-f-12-external-baseline-deltas"/>
+    <w:bookmarkEnd w:id="52"/>
+    <w:bookmarkEnd w:id="53"/>
+    <w:bookmarkStart w:id="54" w:name="axis-f-12-external-baseline-deltas"/>
     <w:p>
       <w:pPr>
         <w:pStyle w:val="Heading1"/>
@@ -5914,7 +13626,7 @@
         <w:t xml:space="preserve">declaration).</w:t>
       </w:r>
     </w:p>
-    <w:bookmarkEnd w:id="47"/>
+    <w:bookmarkEnd w:id="54"/>
     <w:sectPr>
       <w:footnotePr>
         <w:numRestart w:val="eachSect"/>

--- a/supplementary/word/journal/suppl_F_extended_results.docx
+++ b/supplementary/word/journal/suppl_F_extended_results.docx
@@ -3497,7 +3497,7 @@
       </w:r>
     </w:p>
     <w:bookmarkEnd w:id="20"/>
-    <w:bookmarkStart w:id="21" w:name="axis-f-5-full-paired-ari-per-scene-mask"/>
+    <w:bookmarkStart w:id="22" w:name="axis-f-5-full-paired-ari-per-scene-mask"/>
     <w:p>
       <w:pPr>
         <w:pStyle w:val="Heading1"/>
@@ -3532,8 +3532,3404 @@
         <w:t xml:space="preserve">conference supplement D.</w:t>
       </w:r>
     </w:p>
+    <w:bookmarkStart w:id="21" w:name="subsec:paired-ari-uncertainty"/>
+    <w:p>
+      <w:pPr>
+        <w:pStyle w:val="Heading2"/>
+      </w:pPr>
+      <w:r>
+        <w:t xml:space="preserve">Paired-ARI uncertainty quantification</w:t>
+      </w:r>
+    </w:p>
+    <w:p>
+      <w:pPr>
+        <w:pStyle w:val="FirstParagraph"/>
+      </w:pPr>
+      <w:r>
+        <w:t xml:space="preserve">The headline contrast between Salinas-A SWIR (paired ARI</w:t>
+      </w:r>
+      <w:r>
+        <w:t xml:space="preserve"> </w:t>
+      </w:r>
+      <m:oMath>
+        <m:r>
+          <m:rPr>
+            <m:sty m:val="p"/>
+          </m:rPr>
+          <m:t>=</m:t>
+        </m:r>
+        <m:r>
+          <m:t>0.766</m:t>
+        </m:r>
+      </m:oMath>
+      <w:r>
+        <w:t xml:space="preserve">)</w:t>
+      </w:r>
+      <w:r>
+        <w:t xml:space="preserve"> </w:t>
+      </w:r>
+      <w:r>
+        <w:t xml:space="preserve">and KSC under any mask (paired ARI</w:t>
+      </w:r>
+      <w:r>
+        <w:t xml:space="preserve"> </w:t>
+      </w:r>
+      <m:oMath>
+        <m:r>
+          <m:rPr>
+            <m:sty m:val="p"/>
+          </m:rPr>
+          <m:t>≈</m:t>
+        </m:r>
+        <m:r>
+          <m:t>0.01</m:t>
+        </m:r>
+      </m:oMath>
+      <w:r>
+        <w:t xml:space="preserve">) carries the</w:t>
+      </w:r>
+      <w:r>
+        <w:t xml:space="preserve"> </w:t>
+      </w:r>
+      <w:r>
+        <w:t xml:space="preserve">band-fragile narrative of the paper. The audit issue</w:t>
+      </w:r>
+      <w:r>
+        <w:t xml:space="preserve"> </w:t>
+      </w:r>
+      <w:r>
+        <w:rPr>
+          <w:rStyle w:val="VerbatimChar"/>
+        </w:rPr>
+        <w:t xml:space="preserve">CAOS_LDA_HSI_Paper#7</w:t>
+      </w:r>
+      <w:r>
+        <w:t xml:space="preserve"> </w:t>
+      </w:r>
+      <w:r>
+        <w:t xml:space="preserve">flagged that those point estimates</w:t>
+      </w:r>
+      <w:r>
+        <w:t xml:space="preserve"> </w:t>
+      </w:r>
+      <w:r>
+        <w:t xml:space="preserve">were reported without error bars. The table below closes that gap with</w:t>
+      </w:r>
+      <w:r>
+        <w:t xml:space="preserve"> </w:t>
+      </w:r>
+      <w:r>
+        <w:t xml:space="preserve">two independent uncertainty quantifications per (scene, mask) tuple:</w:t>
+      </w:r>
+    </w:p>
+    <w:p>
+      <w:pPr>
+        <w:numPr>
+          <w:ilvl w:val="0"/>
+          <w:numId w:val="1001"/>
+        </w:numPr>
+      </w:pPr>
+      <w:r>
+        <w:rPr>
+          <w:b/>
+          <w:bCs/>
+        </w:rPr>
+        <w:t xml:space="preserve">Permutation null</w:t>
+      </w:r>
+      <w:r>
+        <w:t xml:space="preserve">: for each tuple, the masked-fit</w:t>
+      </w:r>
+      <w:r>
+        <w:t xml:space="preserve"> </w:t>
+      </w:r>
+      <w:r>
+        <w:t xml:space="preserve">dominant-topic vector is uniformly shuffled</w:t>
+      </w:r>
+      <w:r>
+        <w:t xml:space="preserve"> </w:t>
+      </w:r>
+      <m:oMath>
+        <m:sSub>
+          <m:e>
+            <m:r>
+              <m:t>N</m:t>
+            </m:r>
+          </m:e>
+          <m:sub>
+            <m:r>
+              <m:rPr>
+                <m:nor/>
+                <m:sty m:val="p"/>
+              </m:rPr>
+              <m:t>perm</m:t>
+            </m:r>
+          </m:sub>
+        </m:sSub>
+        <m:r>
+          <m:rPr>
+            <m:sty m:val="p"/>
+          </m:rPr>
+          <m:t>=</m:t>
+        </m:r>
+        <m:r>
+          <m:t>1000</m:t>
+        </m:r>
+      </m:oMath>
+      <w:r>
+        <w:t xml:space="preserve"> </w:t>
+      </w:r>
+      <w:r>
+        <w:t xml:space="preserve">times. Each shuffle yields an ARI under the null hypothesis</w:t>
+      </w:r>
+      <w:r>
+        <w:t xml:space="preserve"> </w:t>
+      </w:r>
+      <w:r>
+        <w:t xml:space="preserve">“the two</w:t>
+      </w:r>
+      <w:r>
+        <w:t xml:space="preserve"> </w:t>
+      </w:r>
+      <w:r>
+        <w:t xml:space="preserve">maps share no structure beyond marginal label proportions”</w:t>
+      </w:r>
+      <w:r>
+        <w:t xml:space="preserve">. The</w:t>
+      </w:r>
+      <w:r>
+        <w:t xml:space="preserve"> </w:t>
+      </w:r>
+      <w:r>
+        <w:t xml:space="preserve">permutation</w:t>
+      </w:r>
+      <w:r>
+        <w:t xml:space="preserve"> </w:t>
+      </w:r>
+      <m:oMath>
+        <m:r>
+          <m:t>p</m:t>
+        </m:r>
+      </m:oMath>
+      <w:r>
+        <w:t xml:space="preserve">-value is the fraction of permuted ARIs at least as</w:t>
+      </w:r>
+      <w:r>
+        <w:t xml:space="preserve"> </w:t>
+      </w:r>
+      <w:r>
+        <w:t xml:space="preserve">large as the observed ARI.</w:t>
+      </w:r>
+    </w:p>
+    <w:p>
+      <w:pPr>
+        <w:numPr>
+          <w:ilvl w:val="0"/>
+          <w:numId w:val="1001"/>
+        </w:numPr>
+      </w:pPr>
+      <w:r>
+        <w:rPr>
+          <w:b/>
+          <w:bCs/>
+        </w:rPr>
+        <w:t xml:space="preserve">Bootstrap 95% CI</w:t>
+      </w:r>
+      <w:r>
+        <w:t xml:space="preserve">: pixels paired in both maps are</w:t>
+      </w:r>
+      <w:r>
+        <w:t xml:space="preserve"> </w:t>
+      </w:r>
+      <w:r>
+        <w:t xml:space="preserve">resampled with replacement</w:t>
+      </w:r>
+      <w:r>
+        <w:t xml:space="preserve"> </w:t>
+      </w:r>
+      <m:oMath>
+        <m:sSub>
+          <m:e>
+            <m:r>
+              <m:t>N</m:t>
+            </m:r>
+          </m:e>
+          <m:sub>
+            <m:r>
+              <m:rPr>
+                <m:nor/>
+                <m:sty m:val="p"/>
+              </m:rPr>
+              <m:t>boot</m:t>
+            </m:r>
+          </m:sub>
+        </m:sSub>
+        <m:r>
+          <m:rPr>
+            <m:sty m:val="p"/>
+          </m:rPr>
+          <m:t>=</m:t>
+        </m:r>
+        <m:r>
+          <m:t>1000</m:t>
+        </m:r>
+      </m:oMath>
+      <w:r>
+        <w:t xml:space="preserve"> </w:t>
+      </w:r>
+      <w:r>
+        <w:t xml:space="preserve">times; each</w:t>
+      </w:r>
+      <w:r>
+        <w:t xml:space="preserve"> </w:t>
+      </w:r>
+      <w:r>
+        <w:t xml:space="preserve">resample yields an ARI; the 2.5–97.5 percentile band is reported.</w:t>
+      </w:r>
+    </w:p>
+    <w:p>
+      <w:pPr>
+        <w:pStyle w:val="FirstParagraph"/>
+      </w:pPr>
+      <w:r>
+        <w:t xml:space="preserve">Pixels are capped at</w:t>
+      </w:r>
+      <w:r>
+        <w:t xml:space="preserve"> </w:t>
+      </w:r>
+      <m:oMath>
+        <m:r>
+          <m:t>D</m:t>
+        </m:r>
+        <m:r>
+          <m:rPr>
+            <m:sty m:val="p"/>
+          </m:rPr>
+          <m:t>=</m:t>
+        </m:r>
+        <m:r>
+          <m:t>10</m:t>
+        </m:r>
+        <m:r>
+          <m:rPr>
+            <m:sty m:val="p"/>
+          </m:rPr>
+          <m:t>,</m:t>
+        </m:r>
+        <m:r>
+          <m:t>000</m:t>
+        </m:r>
+      </m:oMath>
+      <w:r>
+        <w:t xml:space="preserve"> </w:t>
+      </w:r>
+      <w:r>
+        <w:t xml:space="preserve">per tuple via random subsample</w:t>
+      </w:r>
+      <w:r>
+        <w:t xml:space="preserve"> </w:t>
+      </w:r>
+      <w:r>
+        <w:t xml:space="preserve">under a fixed seed (RNG seed 42); the permutation null is identical</w:t>
+      </w:r>
+      <w:r>
+        <w:t xml:space="preserve"> </w:t>
+      </w:r>
+      <w:r>
+        <w:t xml:space="preserve">in distribution to the full-population null at this sample size and</w:t>
+      </w:r>
+      <w:r>
+        <w:t xml:space="preserve"> </w:t>
+      </w:r>
+      <w:r>
+        <w:t xml:space="preserve">the bootstrap CI is conservative by a factor of</w:t>
+      </w:r>
+      <w:r>
+        <w:t xml:space="preserve"> </w:t>
+      </w:r>
+      <m:oMath>
+        <m:rad>
+          <m:radPr>
+            <m:degHide m:val="on"/>
+          </m:radPr>
+          <m:deg/>
+          <m:e>
+            <m:r>
+              <m:t>D</m:t>
+            </m:r>
+            <m:r>
+              <m:rPr>
+                <m:sty m:val="p"/>
+              </m:rPr>
+              <m:t>/</m:t>
+            </m:r>
+            <m:sSub>
+              <m:e>
+                <m:r>
+                  <m:t>D</m:t>
+                </m:r>
+              </m:e>
+              <m:sub>
+                <m:r>
+                  <m:rPr>
+                    <m:sty m:val="p"/>
+                  </m:rPr>
+                  <m:t>max</m:t>
+                </m:r>
+              </m:sub>
+            </m:sSub>
+          </m:e>
+        </m:rad>
+      </m:oMath>
+      <w:r>
+        <w:t xml:space="preserve"> </w:t>
+      </w:r>
+      <w:r>
+        <w:t xml:space="preserve">when the full count exceeds</w:t>
+      </w:r>
+      <w:r>
+        <w:t xml:space="preserve"> </w:t>
+      </w:r>
+      <m:oMath>
+        <m:r>
+          <m:t>10</m:t>
+        </m:r>
+        <m:r>
+          <m:rPr>
+            <m:sty m:val="p"/>
+          </m:rPr>
+          <m:t>,</m:t>
+        </m:r>
+        <m:r>
+          <m:t>000</m:t>
+        </m:r>
+      </m:oMath>
+      <w:r>
+        <w:t xml:space="preserve">. The reproduction script is</w:t>
+      </w:r>
+      <w:r>
+        <w:t xml:space="preserve"> </w:t>
+      </w:r>
+      <w:r>
+        <w:rPr>
+          <w:rStyle w:val="VerbatimChar"/>
+        </w:rPr>
+        <w:t xml:space="preserve">figures/source/build_paired_ari_uncertainty.py</w:t>
+      </w:r>
+      <w:r>
+        <w:t xml:space="preserve"> </w:t>
+      </w:r>
+      <w:r>
+        <w:t xml:space="preserve">in the</w:t>
+      </w:r>
+      <w:r>
+        <w:t xml:space="preserve"> </w:t>
+      </w:r>
+      <w:r>
+        <w:t xml:space="preserve">companion code repository.</w:t>
+      </w:r>
+    </w:p>
+    <w:tbl>
+      <w:tblPr>
+        <w:tblStyle w:val="Table"/>
+        <w:tblW w:type="auto" w:w="0"/>
+        <w:tblLook w:firstRow="1" w:lastRow="0" w:firstColumn="0" w:lastColumn="0" w:noHBand="0" w:noVBand="0" w:val="0020"/>
+      </w:tblPr>
+      <w:tblGrid>
+        <w:gridCol w:w="1131"/>
+        <w:gridCol w:w="1131"/>
+        <w:gridCol w:w="1131"/>
+        <w:gridCol w:w="1131"/>
+        <w:gridCol w:w="1131"/>
+        <w:gridCol w:w="1131"/>
+        <w:gridCol w:w="1131"/>
+      </w:tblGrid>
+      <w:tr>
+        <w:trPr>
+          <w:tblHeader w:val="on"/>
+        </w:trPr>
+        <w:tc>
+          <w:tcPr/>
+          <w:p>
+            <w:pPr>
+              <w:pStyle w:val="Compact"/>
+              <w:jc w:val="left"/>
+            </w:pPr>
+            <w:r>
+              <w:t xml:space="preserve">Scene</w:t>
+            </w:r>
+          </w:p>
+        </w:tc>
+        <w:tc>
+          <w:tcPr/>
+          <w:p>
+            <w:pPr>
+              <w:pStyle w:val="Compact"/>
+              <w:jc w:val="left"/>
+            </w:pPr>
+            <w:r>
+              <w:t xml:space="preserve">Mask</w:t>
+            </w:r>
+          </w:p>
+        </w:tc>
+        <w:tc>
+          <w:tcPr/>
+          <w:p>
+            <w:pPr>
+              <w:pStyle w:val="Compact"/>
+              <w:jc w:val="right"/>
+            </w:pPr>
+            <m:oMath>
+              <m:sSub>
+                <m:e>
+                  <m:r>
+                    <m:t>D</m:t>
+                  </m:r>
+                </m:e>
+                <m:sub>
+                  <m:r>
+                    <m:rPr>
+                      <m:nor/>
+                      <m:sty m:val="p"/>
+                    </m:rPr>
+                    <m:t>paired</m:t>
+                  </m:r>
+                </m:sub>
+              </m:sSub>
+            </m:oMath>
+          </w:p>
+        </w:tc>
+        <w:tc>
+          <w:tcPr/>
+          <w:p>
+            <w:pPr>
+              <w:pStyle w:val="Compact"/>
+              <w:jc w:val="right"/>
+            </w:pPr>
+            <w:r>
+              <w:t xml:space="preserve">Observed ARI</w:t>
+            </w:r>
+          </w:p>
+        </w:tc>
+        <w:tc>
+          <w:tcPr/>
+          <w:p>
+            <w:pPr>
+              <w:pStyle w:val="Compact"/>
+              <w:jc w:val="right"/>
+            </w:pPr>
+            <w:r>
+              <w:t xml:space="preserve">Bootstrap 95% CI</w:t>
+            </w:r>
+          </w:p>
+        </w:tc>
+        <w:tc>
+          <w:tcPr/>
+          <w:p>
+            <w:pPr>
+              <w:pStyle w:val="Compact"/>
+              <w:jc w:val="right"/>
+            </w:pPr>
+            <w:r>
+              <w:t xml:space="preserve">Perm.</w:t>
+            </w:r>
+            <w:r>
+              <w:t xml:space="preserve"> </w:t>
+            </w:r>
+            <m:oMath>
+              <m:r>
+                <m:t>p</m:t>
+              </m:r>
+            </m:oMath>
+          </w:p>
+        </w:tc>
+        <w:tc>
+          <w:tcPr/>
+          <w:p>
+            <w:pPr>
+              <w:pStyle w:val="Compact"/>
+              <w:jc w:val="right"/>
+            </w:pPr>
+            <w:r>
+              <w:t xml:space="preserve">Null</w:t>
+            </w:r>
+            <w:r>
+              <w:t xml:space="preserve"> </w:t>
+            </w:r>
+            <m:oMath>
+              <m:r>
+                <m:t>μ</m:t>
+              </m:r>
+              <m:r>
+                <m:rPr>
+                  <m:sty m:val="p"/>
+                </m:rPr>
+                <m:t>±</m:t>
+              </m:r>
+              <m:r>
+                <m:t>σ</m:t>
+              </m:r>
+            </m:oMath>
+          </w:p>
+        </w:tc>
+      </w:tr>
+      <w:tr>
+        <w:tc>
+          <w:tcPr/>
+          <w:p>
+            <w:pPr>
+              <w:pStyle w:val="Compact"/>
+              <w:jc w:val="left"/>
+            </w:pPr>
+            <w:r>
+              <w:t xml:space="preserve">Indian Pines</w:t>
+            </w:r>
+          </w:p>
+        </w:tc>
+        <w:tc>
+          <w:tcPr/>
+          <w:p>
+            <w:pPr>
+              <w:pStyle w:val="Compact"/>
+              <w:jc w:val="left"/>
+            </w:pPr>
+            <w:r>
+              <w:t xml:space="preserve">VNIR</w:t>
+            </w:r>
+          </w:p>
+        </w:tc>
+        <w:tc>
+          <w:tcPr/>
+          <w:p>
+            <w:pPr>
+              <w:pStyle w:val="Compact"/>
+              <w:jc w:val="right"/>
+            </w:pPr>
+            <w:r>
+              <w:t xml:space="preserve">2812</w:t>
+            </w:r>
+          </w:p>
+        </w:tc>
+        <w:tc>
+          <w:tcPr/>
+          <w:p>
+            <w:pPr>
+              <w:pStyle w:val="Compact"/>
+              <w:jc w:val="right"/>
+            </w:pPr>
+            <w:r>
+              <w:t xml:space="preserve">0.427</w:t>
+            </w:r>
+          </w:p>
+        </w:tc>
+        <w:tc>
+          <w:tcPr/>
+          <w:p>
+            <w:pPr>
+              <w:pStyle w:val="Compact"/>
+              <w:jc w:val="right"/>
+            </w:pPr>
+            <w:r>
+              <w:t xml:space="preserve">[0.400, 0.454]</w:t>
+            </w:r>
+          </w:p>
+        </w:tc>
+        <w:tc>
+          <w:tcPr/>
+          <w:p>
+            <w:pPr>
+              <w:pStyle w:val="Compact"/>
+              <w:jc w:val="right"/>
+            </w:pPr>
+            <m:oMath>
+              <m:r>
+                <m:rPr>
+                  <m:sty m:val="p"/>
+                </m:rPr>
+                <m:t>&lt;</m:t>
+              </m:r>
+            </m:oMath>
+            <w:r>
+              <w:t xml:space="preserve"> </w:t>
+            </w:r>
+            <w:r>
+              <w:t xml:space="preserve">0.001</w:t>
+            </w:r>
+          </w:p>
+        </w:tc>
+        <w:tc>
+          <w:tcPr/>
+          <w:p>
+            <w:pPr>
+              <w:pStyle w:val="Compact"/>
+              <w:jc w:val="right"/>
+            </w:pPr>
+            <w:r>
+              <w:t xml:space="preserve">-0.000</w:t>
+            </w:r>
+            <w:r>
+              <w:t xml:space="preserve"> </w:t>
+            </w:r>
+            <m:oMath>
+              <m:r>
+                <m:rPr>
+                  <m:sty m:val="p"/>
+                </m:rPr>
+                <m:t>±</m:t>
+              </m:r>
+            </m:oMath>
+            <w:r>
+              <w:t xml:space="preserve"> </w:t>
+            </w:r>
+            <w:r>
+              <w:t xml:space="preserve">0.006</w:t>
+            </w:r>
+          </w:p>
+        </w:tc>
+      </w:tr>
+      <w:tr>
+        <w:tc>
+          <w:tcPr/>
+          <w:p>
+            <w:pPr>
+              <w:pStyle w:val="Compact"/>
+              <w:jc w:val="left"/>
+            </w:pPr>
+            <w:r>
+              <w:t xml:space="preserve">Indian Pines</w:t>
+            </w:r>
+          </w:p>
+        </w:tc>
+        <w:tc>
+          <w:tcPr/>
+          <w:p>
+            <w:pPr>
+              <w:pStyle w:val="Compact"/>
+              <w:jc w:val="left"/>
+            </w:pPr>
+            <w:r>
+              <w:t xml:space="preserve">SWIR</w:t>
+            </w:r>
+          </w:p>
+        </w:tc>
+        <w:tc>
+          <w:tcPr/>
+          <w:p>
+            <w:pPr>
+              <w:pStyle w:val="Compact"/>
+              <w:jc w:val="right"/>
+            </w:pPr>
+            <w:r>
+              <w:t xml:space="preserve">2812</w:t>
+            </w:r>
+          </w:p>
+        </w:tc>
+        <w:tc>
+          <w:tcPr/>
+          <w:p>
+            <w:pPr>
+              <w:pStyle w:val="Compact"/>
+              <w:jc w:val="right"/>
+            </w:pPr>
+            <w:r>
+              <w:t xml:space="preserve">0.527</w:t>
+            </w:r>
+          </w:p>
+        </w:tc>
+        <w:tc>
+          <w:tcPr/>
+          <w:p>
+            <w:pPr>
+              <w:pStyle w:val="Compact"/>
+              <w:jc w:val="right"/>
+            </w:pPr>
+            <w:r>
+              <w:t xml:space="preserve">[0.503, 0.552]</w:t>
+            </w:r>
+          </w:p>
+        </w:tc>
+        <w:tc>
+          <w:tcPr/>
+          <w:p>
+            <w:pPr>
+              <w:pStyle w:val="Compact"/>
+              <w:jc w:val="right"/>
+            </w:pPr>
+            <m:oMath>
+              <m:r>
+                <m:rPr>
+                  <m:sty m:val="p"/>
+                </m:rPr>
+                <m:t>&lt;</m:t>
+              </m:r>
+            </m:oMath>
+            <w:r>
+              <w:t xml:space="preserve"> </w:t>
+            </w:r>
+            <w:r>
+              <w:t xml:space="preserve">0.001</w:t>
+            </w:r>
+          </w:p>
+        </w:tc>
+        <w:tc>
+          <w:tcPr/>
+          <w:p>
+            <w:pPr>
+              <w:pStyle w:val="Compact"/>
+              <w:jc w:val="right"/>
+            </w:pPr>
+            <w:r>
+              <w:t xml:space="preserve">+0.000</w:t>
+            </w:r>
+            <w:r>
+              <w:t xml:space="preserve"> </w:t>
+            </w:r>
+            <m:oMath>
+              <m:r>
+                <m:rPr>
+                  <m:sty m:val="p"/>
+                </m:rPr>
+                <m:t>±</m:t>
+              </m:r>
+            </m:oMath>
+            <w:r>
+              <w:t xml:space="preserve"> </w:t>
+            </w:r>
+            <w:r>
+              <w:t xml:space="preserve">0.005</w:t>
+            </w:r>
+          </w:p>
+        </w:tc>
+      </w:tr>
+      <w:tr>
+        <w:tc>
+          <w:tcPr/>
+          <w:p>
+            <w:pPr>
+              <w:pStyle w:val="Compact"/>
+              <w:jc w:val="left"/>
+            </w:pPr>
+            <w:r>
+              <w:t xml:space="preserve">Indian Pines</w:t>
+            </w:r>
+          </w:p>
+        </w:tc>
+        <w:tc>
+          <w:tcPr/>
+          <w:p>
+            <w:pPr>
+              <w:pStyle w:val="Compact"/>
+              <w:jc w:val="left"/>
+            </w:pPr>
+            <w:r>
+              <w:t xml:space="preserve">no-water</w:t>
+            </w:r>
+          </w:p>
+        </w:tc>
+        <w:tc>
+          <w:tcPr/>
+          <w:p>
+            <w:pPr>
+              <w:pStyle w:val="Compact"/>
+              <w:jc w:val="right"/>
+            </w:pPr>
+            <w:r>
+              <w:t xml:space="preserve">2812</w:t>
+            </w:r>
+          </w:p>
+        </w:tc>
+        <w:tc>
+          <w:tcPr/>
+          <w:p>
+            <w:pPr>
+              <w:pStyle w:val="Compact"/>
+              <w:jc w:val="right"/>
+            </w:pPr>
+            <w:r>
+              <w:t xml:space="preserve">0.499</w:t>
+            </w:r>
+          </w:p>
+        </w:tc>
+        <w:tc>
+          <w:tcPr/>
+          <w:p>
+            <w:pPr>
+              <w:pStyle w:val="Compact"/>
+              <w:jc w:val="right"/>
+            </w:pPr>
+            <w:r>
+              <w:t xml:space="preserve">[0.476, 0.526]</w:t>
+            </w:r>
+          </w:p>
+        </w:tc>
+        <w:tc>
+          <w:tcPr/>
+          <w:p>
+            <w:pPr>
+              <w:pStyle w:val="Compact"/>
+              <w:jc w:val="right"/>
+            </w:pPr>
+            <m:oMath>
+              <m:r>
+                <m:rPr>
+                  <m:sty m:val="p"/>
+                </m:rPr>
+                <m:t>&lt;</m:t>
+              </m:r>
+            </m:oMath>
+            <w:r>
+              <w:t xml:space="preserve"> </w:t>
+            </w:r>
+            <w:r>
+              <w:t xml:space="preserve">0.001</w:t>
+            </w:r>
+          </w:p>
+        </w:tc>
+        <w:tc>
+          <w:tcPr/>
+          <w:p>
+            <w:pPr>
+              <w:pStyle w:val="Compact"/>
+              <w:jc w:val="right"/>
+            </w:pPr>
+            <w:r>
+              <w:t xml:space="preserve">+0.000</w:t>
+            </w:r>
+            <w:r>
+              <w:t xml:space="preserve"> </w:t>
+            </w:r>
+            <m:oMath>
+              <m:r>
+                <m:rPr>
+                  <m:sty m:val="p"/>
+                </m:rPr>
+                <m:t>±</m:t>
+              </m:r>
+            </m:oMath>
+            <w:r>
+              <w:t xml:space="preserve"> </w:t>
+            </w:r>
+            <w:r>
+              <w:t xml:space="preserve">0.005</w:t>
+            </w:r>
+          </w:p>
+        </w:tc>
+      </w:tr>
+      <w:tr>
+        <w:tc>
+          <w:tcPr/>
+          <w:p>
+            <w:pPr>
+              <w:pStyle w:val="Compact"/>
+              <w:jc w:val="left"/>
+            </w:pPr>
+            <w:r>
+              <w:t xml:space="preserve">Indian Pines</w:t>
+            </w:r>
+          </w:p>
+        </w:tc>
+        <w:tc>
+          <w:tcPr/>
+          <w:p>
+            <w:pPr>
+              <w:pStyle w:val="Compact"/>
+              <w:jc w:val="left"/>
+            </w:pPr>
+            <w:r>
+              <w:t xml:space="preserve">top-50 Fisher</w:t>
+            </w:r>
+          </w:p>
+        </w:tc>
+        <w:tc>
+          <w:tcPr/>
+          <w:p>
+            <w:pPr>
+              <w:pStyle w:val="Compact"/>
+              <w:jc w:val="right"/>
+            </w:pPr>
+            <w:r>
+              <w:t xml:space="preserve">2812</w:t>
+            </w:r>
+          </w:p>
+        </w:tc>
+        <w:tc>
+          <w:tcPr/>
+          <w:p>
+            <w:pPr>
+              <w:pStyle w:val="Compact"/>
+              <w:jc w:val="right"/>
+            </w:pPr>
+            <w:r>
+              <w:t xml:space="preserve">0.398</w:t>
+            </w:r>
+          </w:p>
+        </w:tc>
+        <w:tc>
+          <w:tcPr/>
+          <w:p>
+            <w:pPr>
+              <w:pStyle w:val="Compact"/>
+              <w:jc w:val="right"/>
+            </w:pPr>
+            <w:r>
+              <w:t xml:space="preserve">[0.375, 0.424]</w:t>
+            </w:r>
+          </w:p>
+        </w:tc>
+        <w:tc>
+          <w:tcPr/>
+          <w:p>
+            <w:pPr>
+              <w:pStyle w:val="Compact"/>
+              <w:jc w:val="right"/>
+            </w:pPr>
+            <m:oMath>
+              <m:r>
+                <m:rPr>
+                  <m:sty m:val="p"/>
+                </m:rPr>
+                <m:t>&lt;</m:t>
+              </m:r>
+            </m:oMath>
+            <w:r>
+              <w:t xml:space="preserve"> </w:t>
+            </w:r>
+            <w:r>
+              <w:t xml:space="preserve">0.001</w:t>
+            </w:r>
+          </w:p>
+        </w:tc>
+        <w:tc>
+          <w:tcPr/>
+          <w:p>
+            <w:pPr>
+              <w:pStyle w:val="Compact"/>
+              <w:jc w:val="right"/>
+            </w:pPr>
+            <w:r>
+              <w:t xml:space="preserve">-0.000</w:t>
+            </w:r>
+            <w:r>
+              <w:t xml:space="preserve"> </w:t>
+            </w:r>
+            <m:oMath>
+              <m:r>
+                <m:rPr>
+                  <m:sty m:val="p"/>
+                </m:rPr>
+                <m:t>±</m:t>
+              </m:r>
+            </m:oMath>
+            <w:r>
+              <w:t xml:space="preserve"> </w:t>
+            </w:r>
+            <w:r>
+              <w:t xml:space="preserve">0.004</w:t>
+            </w:r>
+          </w:p>
+        </w:tc>
+      </w:tr>
+      <w:tr>
+        <w:tc>
+          <w:tcPr/>
+          <w:p>
+            <w:pPr>
+              <w:pStyle w:val="Compact"/>
+              <w:jc w:val="left"/>
+            </w:pPr>
+            <w:r>
+              <w:t xml:space="preserve">Salinas</w:t>
+            </w:r>
+          </w:p>
+        </w:tc>
+        <w:tc>
+          <w:tcPr/>
+          <w:p>
+            <w:pPr>
+              <w:pStyle w:val="Compact"/>
+              <w:jc w:val="left"/>
+            </w:pPr>
+            <w:r>
+              <w:t xml:space="preserve">VNIR</w:t>
+            </w:r>
+          </w:p>
+        </w:tc>
+        <w:tc>
+          <w:tcPr/>
+          <w:p>
+            <w:pPr>
+              <w:pStyle w:val="Compact"/>
+              <w:jc w:val="right"/>
+            </w:pPr>
+            <w:r>
+              <w:t xml:space="preserve">3520</w:t>
+            </w:r>
+          </w:p>
+        </w:tc>
+        <w:tc>
+          <w:tcPr/>
+          <w:p>
+            <w:pPr>
+              <w:pStyle w:val="Compact"/>
+              <w:jc w:val="right"/>
+            </w:pPr>
+            <w:r>
+              <w:t xml:space="preserve">0.540</w:t>
+            </w:r>
+          </w:p>
+        </w:tc>
+        <w:tc>
+          <w:tcPr/>
+          <w:p>
+            <w:pPr>
+              <w:pStyle w:val="Compact"/>
+              <w:jc w:val="right"/>
+            </w:pPr>
+            <w:r>
+              <w:t xml:space="preserve">[0.519, 0.562]</w:t>
+            </w:r>
+          </w:p>
+        </w:tc>
+        <w:tc>
+          <w:tcPr/>
+          <w:p>
+            <w:pPr>
+              <w:pStyle w:val="Compact"/>
+              <w:jc w:val="right"/>
+            </w:pPr>
+            <m:oMath>
+              <m:r>
+                <m:rPr>
+                  <m:sty m:val="p"/>
+                </m:rPr>
+                <m:t>&lt;</m:t>
+              </m:r>
+            </m:oMath>
+            <w:r>
+              <w:t xml:space="preserve"> </w:t>
+            </w:r>
+            <w:r>
+              <w:t xml:space="preserve">0.001</w:t>
+            </w:r>
+          </w:p>
+        </w:tc>
+        <w:tc>
+          <w:tcPr/>
+          <w:p>
+            <w:pPr>
+              <w:pStyle w:val="Compact"/>
+              <w:jc w:val="right"/>
+            </w:pPr>
+            <w:r>
+              <w:t xml:space="preserve">-0.000</w:t>
+            </w:r>
+            <w:r>
+              <w:t xml:space="preserve"> </w:t>
+            </w:r>
+            <m:oMath>
+              <m:r>
+                <m:rPr>
+                  <m:sty m:val="p"/>
+                </m:rPr>
+                <m:t>±</m:t>
+              </m:r>
+            </m:oMath>
+            <w:r>
+              <w:t xml:space="preserve"> </w:t>
+            </w:r>
+            <w:r>
+              <w:t xml:space="preserve">0.006</w:t>
+            </w:r>
+          </w:p>
+        </w:tc>
+      </w:tr>
+      <w:tr>
+        <w:tc>
+          <w:tcPr/>
+          <w:p>
+            <w:pPr>
+              <w:pStyle w:val="Compact"/>
+              <w:jc w:val="left"/>
+            </w:pPr>
+            <w:r>
+              <w:t xml:space="preserve">Salinas</w:t>
+            </w:r>
+          </w:p>
+        </w:tc>
+        <w:tc>
+          <w:tcPr/>
+          <w:p>
+            <w:pPr>
+              <w:pStyle w:val="Compact"/>
+              <w:jc w:val="left"/>
+            </w:pPr>
+            <w:r>
+              <w:t xml:space="preserve">SWIR</w:t>
+            </w:r>
+          </w:p>
+        </w:tc>
+        <w:tc>
+          <w:tcPr/>
+          <w:p>
+            <w:pPr>
+              <w:pStyle w:val="Compact"/>
+              <w:jc w:val="right"/>
+            </w:pPr>
+            <w:r>
+              <w:t xml:space="preserve">3520</w:t>
+            </w:r>
+          </w:p>
+        </w:tc>
+        <w:tc>
+          <w:tcPr/>
+          <w:p>
+            <w:pPr>
+              <w:pStyle w:val="Compact"/>
+              <w:jc w:val="right"/>
+            </w:pPr>
+            <w:r>
+              <w:t xml:space="preserve">0.435</w:t>
+            </w:r>
+          </w:p>
+        </w:tc>
+        <w:tc>
+          <w:tcPr/>
+          <w:p>
+            <w:pPr>
+              <w:pStyle w:val="Compact"/>
+              <w:jc w:val="right"/>
+            </w:pPr>
+            <w:r>
+              <w:t xml:space="preserve">[0.416, 0.456]</w:t>
+            </w:r>
+          </w:p>
+        </w:tc>
+        <w:tc>
+          <w:tcPr/>
+          <w:p>
+            <w:pPr>
+              <w:pStyle w:val="Compact"/>
+              <w:jc w:val="right"/>
+            </w:pPr>
+            <m:oMath>
+              <m:r>
+                <m:rPr>
+                  <m:sty m:val="p"/>
+                </m:rPr>
+                <m:t>&lt;</m:t>
+              </m:r>
+            </m:oMath>
+            <w:r>
+              <w:t xml:space="preserve"> </w:t>
+            </w:r>
+            <w:r>
+              <w:t xml:space="preserve">0.001</w:t>
+            </w:r>
+          </w:p>
+        </w:tc>
+        <w:tc>
+          <w:tcPr/>
+          <w:p>
+            <w:pPr>
+              <w:pStyle w:val="Compact"/>
+              <w:jc w:val="right"/>
+            </w:pPr>
+            <w:r>
+              <w:t xml:space="preserve">-0.000</w:t>
+            </w:r>
+            <w:r>
+              <w:t xml:space="preserve"> </w:t>
+            </w:r>
+            <m:oMath>
+              <m:r>
+                <m:rPr>
+                  <m:sty m:val="p"/>
+                </m:rPr>
+                <m:t>±</m:t>
+              </m:r>
+            </m:oMath>
+            <w:r>
+              <w:t xml:space="preserve"> </w:t>
+            </w:r>
+            <w:r>
+              <w:t xml:space="preserve">0.007</w:t>
+            </w:r>
+          </w:p>
+        </w:tc>
+      </w:tr>
+      <w:tr>
+        <w:tc>
+          <w:tcPr/>
+          <w:p>
+            <w:pPr>
+              <w:pStyle w:val="Compact"/>
+              <w:jc w:val="left"/>
+            </w:pPr>
+            <w:r>
+              <w:t xml:space="preserve">Salinas</w:t>
+            </w:r>
+          </w:p>
+        </w:tc>
+        <w:tc>
+          <w:tcPr/>
+          <w:p>
+            <w:pPr>
+              <w:pStyle w:val="Compact"/>
+              <w:jc w:val="left"/>
+            </w:pPr>
+            <w:r>
+              <w:t xml:space="preserve">no-water</w:t>
+            </w:r>
+          </w:p>
+        </w:tc>
+        <w:tc>
+          <w:tcPr/>
+          <w:p>
+            <w:pPr>
+              <w:pStyle w:val="Compact"/>
+              <w:jc w:val="right"/>
+            </w:pPr>
+            <w:r>
+              <w:t xml:space="preserve">3520</w:t>
+            </w:r>
+          </w:p>
+        </w:tc>
+        <w:tc>
+          <w:tcPr/>
+          <w:p>
+            <w:pPr>
+              <w:pStyle w:val="Compact"/>
+              <w:jc w:val="right"/>
+            </w:pPr>
+            <w:r>
+              <w:t xml:space="preserve">0.502</w:t>
+            </w:r>
+          </w:p>
+        </w:tc>
+        <w:tc>
+          <w:tcPr/>
+          <w:p>
+            <w:pPr>
+              <w:pStyle w:val="Compact"/>
+              <w:jc w:val="right"/>
+            </w:pPr>
+            <w:r>
+              <w:t xml:space="preserve">[0.481, 0.522]</w:t>
+            </w:r>
+          </w:p>
+        </w:tc>
+        <w:tc>
+          <w:tcPr/>
+          <w:p>
+            <w:pPr>
+              <w:pStyle w:val="Compact"/>
+              <w:jc w:val="right"/>
+            </w:pPr>
+            <m:oMath>
+              <m:r>
+                <m:rPr>
+                  <m:sty m:val="p"/>
+                </m:rPr>
+                <m:t>&lt;</m:t>
+              </m:r>
+            </m:oMath>
+            <w:r>
+              <w:t xml:space="preserve"> </w:t>
+            </w:r>
+            <w:r>
+              <w:t xml:space="preserve">0.001</w:t>
+            </w:r>
+          </w:p>
+        </w:tc>
+        <w:tc>
+          <w:tcPr/>
+          <w:p>
+            <w:pPr>
+              <w:pStyle w:val="Compact"/>
+              <w:jc w:val="right"/>
+            </w:pPr>
+            <w:r>
+              <w:t xml:space="preserve">-0.000</w:t>
+            </w:r>
+            <w:r>
+              <w:t xml:space="preserve"> </w:t>
+            </w:r>
+            <m:oMath>
+              <m:r>
+                <m:rPr>
+                  <m:sty m:val="p"/>
+                </m:rPr>
+                <m:t>±</m:t>
+              </m:r>
+            </m:oMath>
+            <w:r>
+              <w:t xml:space="preserve"> </w:t>
+            </w:r>
+            <w:r>
+              <w:t xml:space="preserve">0.006</w:t>
+            </w:r>
+          </w:p>
+        </w:tc>
+      </w:tr>
+      <w:tr>
+        <w:tc>
+          <w:tcPr/>
+          <w:p>
+            <w:pPr>
+              <w:pStyle w:val="Compact"/>
+              <w:jc w:val="left"/>
+            </w:pPr>
+            <w:r>
+              <w:t xml:space="preserve">Salinas</w:t>
+            </w:r>
+          </w:p>
+        </w:tc>
+        <w:tc>
+          <w:tcPr/>
+          <w:p>
+            <w:pPr>
+              <w:pStyle w:val="Compact"/>
+              <w:jc w:val="left"/>
+            </w:pPr>
+            <w:r>
+              <w:t xml:space="preserve">top-50 Fisher</w:t>
+            </w:r>
+          </w:p>
+        </w:tc>
+        <w:tc>
+          <w:tcPr/>
+          <w:p>
+            <w:pPr>
+              <w:pStyle w:val="Compact"/>
+              <w:jc w:val="right"/>
+            </w:pPr>
+            <w:r>
+              <w:t xml:space="preserve">3520</w:t>
+            </w:r>
+          </w:p>
+        </w:tc>
+        <w:tc>
+          <w:tcPr/>
+          <w:p>
+            <w:pPr>
+              <w:pStyle w:val="Compact"/>
+              <w:jc w:val="right"/>
+            </w:pPr>
+            <w:r>
+              <w:t xml:space="preserve">0.507</w:t>
+            </w:r>
+          </w:p>
+        </w:tc>
+        <w:tc>
+          <w:tcPr/>
+          <w:p>
+            <w:pPr>
+              <w:pStyle w:val="Compact"/>
+              <w:jc w:val="right"/>
+            </w:pPr>
+            <w:r>
+              <w:t xml:space="preserve">[0.487, 0.530]</w:t>
+            </w:r>
+          </w:p>
+        </w:tc>
+        <w:tc>
+          <w:tcPr/>
+          <w:p>
+            <w:pPr>
+              <w:pStyle w:val="Compact"/>
+              <w:jc w:val="right"/>
+            </w:pPr>
+            <m:oMath>
+              <m:r>
+                <m:rPr>
+                  <m:sty m:val="p"/>
+                </m:rPr>
+                <m:t>&lt;</m:t>
+              </m:r>
+            </m:oMath>
+            <w:r>
+              <w:t xml:space="preserve"> </w:t>
+            </w:r>
+            <w:r>
+              <w:t xml:space="preserve">0.001</w:t>
+            </w:r>
+          </w:p>
+        </w:tc>
+        <w:tc>
+          <w:tcPr/>
+          <w:p>
+            <w:pPr>
+              <w:pStyle w:val="Compact"/>
+              <w:jc w:val="right"/>
+            </w:pPr>
+            <w:r>
+              <w:t xml:space="preserve">+0.000</w:t>
+            </w:r>
+            <w:r>
+              <w:t xml:space="preserve"> </w:t>
+            </w:r>
+            <m:oMath>
+              <m:r>
+                <m:rPr>
+                  <m:sty m:val="p"/>
+                </m:rPr>
+                <m:t>±</m:t>
+              </m:r>
+            </m:oMath>
+            <w:r>
+              <w:t xml:space="preserve"> </w:t>
+            </w:r>
+            <w:r>
+              <w:t xml:space="preserve">0.006</w:t>
+            </w:r>
+          </w:p>
+        </w:tc>
+      </w:tr>
+      <w:tr>
+        <w:tc>
+          <w:tcPr/>
+          <w:p>
+            <w:pPr>
+              <w:pStyle w:val="Compact"/>
+              <w:jc w:val="left"/>
+            </w:pPr>
+            <w:r>
+              <w:t xml:space="preserve">Salinas-A</w:t>
+            </w:r>
+          </w:p>
+        </w:tc>
+        <w:tc>
+          <w:tcPr/>
+          <w:p>
+            <w:pPr>
+              <w:pStyle w:val="Compact"/>
+              <w:jc w:val="left"/>
+            </w:pPr>
+            <w:r>
+              <w:t xml:space="preserve">VNIR</w:t>
+            </w:r>
+          </w:p>
+        </w:tc>
+        <w:tc>
+          <w:tcPr/>
+          <w:p>
+            <w:pPr>
+              <w:pStyle w:val="Compact"/>
+              <w:jc w:val="right"/>
+            </w:pPr>
+            <w:r>
+              <w:t xml:space="preserve">1320</w:t>
+            </w:r>
+          </w:p>
+        </w:tc>
+        <w:tc>
+          <w:tcPr/>
+          <w:p>
+            <w:pPr>
+              <w:pStyle w:val="Compact"/>
+              <w:jc w:val="right"/>
+            </w:pPr>
+            <w:r>
+              <w:t xml:space="preserve">0.521</w:t>
+            </w:r>
+          </w:p>
+        </w:tc>
+        <w:tc>
+          <w:tcPr/>
+          <w:p>
+            <w:pPr>
+              <w:pStyle w:val="Compact"/>
+              <w:jc w:val="right"/>
+            </w:pPr>
+            <w:r>
+              <w:t xml:space="preserve">[0.486, 0.557]</w:t>
+            </w:r>
+          </w:p>
+        </w:tc>
+        <w:tc>
+          <w:tcPr/>
+          <w:p>
+            <w:pPr>
+              <w:pStyle w:val="Compact"/>
+              <w:jc w:val="right"/>
+            </w:pPr>
+            <m:oMath>
+              <m:r>
+                <m:rPr>
+                  <m:sty m:val="p"/>
+                </m:rPr>
+                <m:t>&lt;</m:t>
+              </m:r>
+            </m:oMath>
+            <w:r>
+              <w:t xml:space="preserve"> </w:t>
+            </w:r>
+            <w:r>
+              <w:t xml:space="preserve">0.001</w:t>
+            </w:r>
+          </w:p>
+        </w:tc>
+        <w:tc>
+          <w:tcPr/>
+          <w:p>
+            <w:pPr>
+              <w:pStyle w:val="Compact"/>
+              <w:jc w:val="right"/>
+            </w:pPr>
+            <w:r>
+              <w:t xml:space="preserve">+0.000</w:t>
+            </w:r>
+            <w:r>
+              <w:t xml:space="preserve"> </w:t>
+            </w:r>
+            <m:oMath>
+              <m:r>
+                <m:rPr>
+                  <m:sty m:val="p"/>
+                </m:rPr>
+                <m:t>±</m:t>
+              </m:r>
+            </m:oMath>
+            <w:r>
+              <w:t xml:space="preserve"> </w:t>
+            </w:r>
+            <w:r>
+              <w:t xml:space="preserve">0.006</w:t>
+            </w:r>
+          </w:p>
+        </w:tc>
+      </w:tr>
+      <w:tr>
+        <w:tc>
+          <w:tcPr/>
+          <w:p>
+            <w:pPr>
+              <w:pStyle w:val="Compact"/>
+              <w:jc w:val="left"/>
+            </w:pPr>
+            <w:r>
+              <w:t xml:space="preserve">Salinas-A</w:t>
+            </w:r>
+          </w:p>
+        </w:tc>
+        <w:tc>
+          <w:tcPr/>
+          <w:p>
+            <w:pPr>
+              <w:pStyle w:val="Compact"/>
+              <w:jc w:val="left"/>
+            </w:pPr>
+            <w:r>
+              <w:t xml:space="preserve">SWIR</w:t>
+            </w:r>
+          </w:p>
+        </w:tc>
+        <w:tc>
+          <w:tcPr/>
+          <w:p>
+            <w:pPr>
+              <w:pStyle w:val="Compact"/>
+              <w:jc w:val="right"/>
+            </w:pPr>
+            <w:r>
+              <w:t xml:space="preserve">1320</w:t>
+            </w:r>
+          </w:p>
+        </w:tc>
+        <w:tc>
+          <w:tcPr/>
+          <w:p>
+            <w:pPr>
+              <w:pStyle w:val="Compact"/>
+              <w:jc w:val="right"/>
+            </w:pPr>
+            <w:r>
+              <w:t xml:space="preserve">0.766</w:t>
+            </w:r>
+          </w:p>
+        </w:tc>
+        <w:tc>
+          <w:tcPr/>
+          <w:p>
+            <w:pPr>
+              <w:pStyle w:val="Compact"/>
+              <w:jc w:val="right"/>
+            </w:pPr>
+            <w:r>
+              <w:t xml:space="preserve">[0.735, 0.800]</w:t>
+            </w:r>
+          </w:p>
+        </w:tc>
+        <w:tc>
+          <w:tcPr/>
+          <w:p>
+            <w:pPr>
+              <w:pStyle w:val="Compact"/>
+              <w:jc w:val="right"/>
+            </w:pPr>
+            <m:oMath>
+              <m:r>
+                <m:rPr>
+                  <m:sty m:val="p"/>
+                </m:rPr>
+                <m:t>&lt;</m:t>
+              </m:r>
+            </m:oMath>
+            <w:r>
+              <w:t xml:space="preserve"> </w:t>
+            </w:r>
+            <w:r>
+              <w:t xml:space="preserve">0.001</w:t>
+            </w:r>
+          </w:p>
+        </w:tc>
+        <w:tc>
+          <w:tcPr/>
+          <w:p>
+            <w:pPr>
+              <w:pStyle w:val="Compact"/>
+              <w:jc w:val="right"/>
+            </w:pPr>
+            <w:r>
+              <w:t xml:space="preserve">+0.000</w:t>
+            </w:r>
+            <w:r>
+              <w:t xml:space="preserve"> </w:t>
+            </w:r>
+            <m:oMath>
+              <m:r>
+                <m:rPr>
+                  <m:sty m:val="p"/>
+                </m:rPr>
+                <m:t>±</m:t>
+              </m:r>
+            </m:oMath>
+            <w:r>
+              <w:t xml:space="preserve"> </w:t>
+            </w:r>
+            <w:r>
+              <w:t xml:space="preserve">0.006</w:t>
+            </w:r>
+          </w:p>
+        </w:tc>
+      </w:tr>
+      <w:tr>
+        <w:tc>
+          <w:tcPr/>
+          <w:p>
+            <w:pPr>
+              <w:pStyle w:val="Compact"/>
+              <w:jc w:val="left"/>
+            </w:pPr>
+            <w:r>
+              <w:t xml:space="preserve">Salinas-A</w:t>
+            </w:r>
+          </w:p>
+        </w:tc>
+        <w:tc>
+          <w:tcPr/>
+          <w:p>
+            <w:pPr>
+              <w:pStyle w:val="Compact"/>
+              <w:jc w:val="left"/>
+            </w:pPr>
+            <w:r>
+              <w:t xml:space="preserve">no-water</w:t>
+            </w:r>
+          </w:p>
+        </w:tc>
+        <w:tc>
+          <w:tcPr/>
+          <w:p>
+            <w:pPr>
+              <w:pStyle w:val="Compact"/>
+              <w:jc w:val="right"/>
+            </w:pPr>
+            <w:r>
+              <w:t xml:space="preserve">1320</w:t>
+            </w:r>
+          </w:p>
+        </w:tc>
+        <w:tc>
+          <w:tcPr/>
+          <w:p>
+            <w:pPr>
+              <w:pStyle w:val="Compact"/>
+              <w:jc w:val="right"/>
+            </w:pPr>
+            <w:r>
+              <w:t xml:space="preserve">0.533</w:t>
+            </w:r>
+          </w:p>
+        </w:tc>
+        <w:tc>
+          <w:tcPr/>
+          <w:p>
+            <w:pPr>
+              <w:pStyle w:val="Compact"/>
+              <w:jc w:val="right"/>
+            </w:pPr>
+            <w:r>
+              <w:t xml:space="preserve">[0.513, 0.556]</w:t>
+            </w:r>
+          </w:p>
+        </w:tc>
+        <w:tc>
+          <w:tcPr/>
+          <w:p>
+            <w:pPr>
+              <w:pStyle w:val="Compact"/>
+              <w:jc w:val="right"/>
+            </w:pPr>
+            <m:oMath>
+              <m:r>
+                <m:rPr>
+                  <m:sty m:val="p"/>
+                </m:rPr>
+                <m:t>&lt;</m:t>
+              </m:r>
+            </m:oMath>
+            <w:r>
+              <w:t xml:space="preserve"> </w:t>
+            </w:r>
+            <w:r>
+              <w:t xml:space="preserve">0.001</w:t>
+            </w:r>
+          </w:p>
+        </w:tc>
+        <w:tc>
+          <w:tcPr/>
+          <w:p>
+            <w:pPr>
+              <w:pStyle w:val="Compact"/>
+              <w:jc w:val="right"/>
+            </w:pPr>
+            <w:r>
+              <w:t xml:space="preserve">+0.000</w:t>
+            </w:r>
+            <w:r>
+              <w:t xml:space="preserve"> </w:t>
+            </w:r>
+            <m:oMath>
+              <m:r>
+                <m:rPr>
+                  <m:sty m:val="p"/>
+                </m:rPr>
+                <m:t>±</m:t>
+              </m:r>
+            </m:oMath>
+            <w:r>
+              <w:t xml:space="preserve"> </w:t>
+            </w:r>
+            <w:r>
+              <w:t xml:space="preserve">0.007</w:t>
+            </w:r>
+          </w:p>
+        </w:tc>
+      </w:tr>
+      <w:tr>
+        <w:tc>
+          <w:tcPr/>
+          <w:p>
+            <w:pPr>
+              <w:pStyle w:val="Compact"/>
+              <w:jc w:val="left"/>
+            </w:pPr>
+            <w:r>
+              <w:t xml:space="preserve">Salinas-A</w:t>
+            </w:r>
+          </w:p>
+        </w:tc>
+        <w:tc>
+          <w:tcPr/>
+          <w:p>
+            <w:pPr>
+              <w:pStyle w:val="Compact"/>
+              <w:jc w:val="left"/>
+            </w:pPr>
+            <w:r>
+              <w:t xml:space="preserve">top-50 Fisher</w:t>
+            </w:r>
+          </w:p>
+        </w:tc>
+        <w:tc>
+          <w:tcPr/>
+          <w:p>
+            <w:pPr>
+              <w:pStyle w:val="Compact"/>
+              <w:jc w:val="right"/>
+            </w:pPr>
+            <w:r>
+              <w:t xml:space="preserve">1320</w:t>
+            </w:r>
+          </w:p>
+        </w:tc>
+        <w:tc>
+          <w:tcPr/>
+          <w:p>
+            <w:pPr>
+              <w:pStyle w:val="Compact"/>
+              <w:jc w:val="right"/>
+            </w:pPr>
+            <w:r>
+              <w:t xml:space="preserve">0.352</w:t>
+            </w:r>
+          </w:p>
+        </w:tc>
+        <w:tc>
+          <w:tcPr/>
+          <w:p>
+            <w:pPr>
+              <w:pStyle w:val="Compact"/>
+              <w:jc w:val="right"/>
+            </w:pPr>
+            <w:r>
+              <w:t xml:space="preserve">[0.326, 0.384]</w:t>
+            </w:r>
+          </w:p>
+        </w:tc>
+        <w:tc>
+          <w:tcPr/>
+          <w:p>
+            <w:pPr>
+              <w:pStyle w:val="Compact"/>
+              <w:jc w:val="right"/>
+            </w:pPr>
+            <m:oMath>
+              <m:r>
+                <m:rPr>
+                  <m:sty m:val="p"/>
+                </m:rPr>
+                <m:t>&lt;</m:t>
+              </m:r>
+            </m:oMath>
+            <w:r>
+              <w:t xml:space="preserve"> </w:t>
+            </w:r>
+            <w:r>
+              <w:t xml:space="preserve">0.001</w:t>
+            </w:r>
+          </w:p>
+        </w:tc>
+        <w:tc>
+          <w:tcPr/>
+          <w:p>
+            <w:pPr>
+              <w:pStyle w:val="Compact"/>
+              <w:jc w:val="right"/>
+            </w:pPr>
+            <w:r>
+              <w:t xml:space="preserve">+0.000</w:t>
+            </w:r>
+            <w:r>
+              <w:t xml:space="preserve"> </w:t>
+            </w:r>
+            <m:oMath>
+              <m:r>
+                <m:rPr>
+                  <m:sty m:val="p"/>
+                </m:rPr>
+                <m:t>±</m:t>
+              </m:r>
+            </m:oMath>
+            <w:r>
+              <w:t xml:space="preserve"> </w:t>
+            </w:r>
+            <w:r>
+              <w:t xml:space="preserve">0.007</w:t>
+            </w:r>
+          </w:p>
+        </w:tc>
+      </w:tr>
+      <w:tr>
+        <w:tc>
+          <w:tcPr/>
+          <w:p>
+            <w:pPr>
+              <w:pStyle w:val="Compact"/>
+              <w:jc w:val="left"/>
+            </w:pPr>
+            <w:r>
+              <w:t xml:space="preserve">Pavia U</w:t>
+            </w:r>
+          </w:p>
+        </w:tc>
+        <w:tc>
+          <w:tcPr/>
+          <w:p>
+            <w:pPr>
+              <w:pStyle w:val="Compact"/>
+              <w:jc w:val="left"/>
+            </w:pPr>
+            <w:r>
+              <w:t xml:space="preserve">VNIR</w:t>
+            </w:r>
+          </w:p>
+        </w:tc>
+        <w:tc>
+          <w:tcPr/>
+          <w:p>
+            <w:pPr>
+              <w:pStyle w:val="Compact"/>
+              <w:jc w:val="right"/>
+            </w:pPr>
+            <w:r>
+              <w:t xml:space="preserve">1980</w:t>
+            </w:r>
+          </w:p>
+        </w:tc>
+        <w:tc>
+          <w:tcPr/>
+          <w:p>
+            <w:pPr>
+              <w:pStyle w:val="Compact"/>
+              <w:jc w:val="right"/>
+            </w:pPr>
+            <w:r>
+              <w:t xml:space="preserve">0.415</w:t>
+            </w:r>
+          </w:p>
+        </w:tc>
+        <w:tc>
+          <w:tcPr/>
+          <w:p>
+            <w:pPr>
+              <w:pStyle w:val="Compact"/>
+              <w:jc w:val="right"/>
+            </w:pPr>
+            <w:r>
+              <w:t xml:space="preserve">[0.385, 0.446]</w:t>
+            </w:r>
+          </w:p>
+        </w:tc>
+        <w:tc>
+          <w:tcPr/>
+          <w:p>
+            <w:pPr>
+              <w:pStyle w:val="Compact"/>
+              <w:jc w:val="right"/>
+            </w:pPr>
+            <m:oMath>
+              <m:r>
+                <m:rPr>
+                  <m:sty m:val="p"/>
+                </m:rPr>
+                <m:t>&lt;</m:t>
+              </m:r>
+            </m:oMath>
+            <w:r>
+              <w:t xml:space="preserve"> </w:t>
+            </w:r>
+            <w:r>
+              <w:t xml:space="preserve">0.001</w:t>
+            </w:r>
+          </w:p>
+        </w:tc>
+        <w:tc>
+          <w:tcPr/>
+          <w:p>
+            <w:pPr>
+              <w:pStyle w:val="Compact"/>
+              <w:jc w:val="right"/>
+            </w:pPr>
+            <w:r>
+              <w:t xml:space="preserve">-0.000</w:t>
+            </w:r>
+            <w:r>
+              <w:t xml:space="preserve"> </w:t>
+            </w:r>
+            <m:oMath>
+              <m:r>
+                <m:rPr>
+                  <m:sty m:val="p"/>
+                </m:rPr>
+                <m:t>±</m:t>
+              </m:r>
+            </m:oMath>
+            <w:r>
+              <w:t xml:space="preserve"> </w:t>
+            </w:r>
+            <w:r>
+              <w:t xml:space="preserve">0.003</w:t>
+            </w:r>
+          </w:p>
+        </w:tc>
+      </w:tr>
+      <w:tr>
+        <w:tc>
+          <w:tcPr/>
+          <w:p>
+            <w:pPr>
+              <w:pStyle w:val="Compact"/>
+              <w:jc w:val="left"/>
+            </w:pPr>
+            <w:r>
+              <w:t xml:space="preserve">Pavia U</w:t>
+            </w:r>
+          </w:p>
+        </w:tc>
+        <w:tc>
+          <w:tcPr/>
+          <w:p>
+            <w:pPr>
+              <w:pStyle w:val="Compact"/>
+              <w:jc w:val="left"/>
+            </w:pPr>
+            <w:r>
+              <w:t xml:space="preserve">SWIR</w:t>
+            </w:r>
+          </w:p>
+        </w:tc>
+        <w:tc>
+          <w:tcPr>
+            <w:gridSpan w:val="5"/>
+          </w:tcPr>
+          <w:p>
+            <w:pPr>
+              <w:pStyle w:val="Compact"/>
+              <w:jc w:val="left"/>
+            </w:pPr>
+            <w:r>
+              <w:t xml:space="preserve">(skipped: only 0 bands kept after mask; need &gt;= 8)</w:t>
+            </w:r>
+          </w:p>
+        </w:tc>
+      </w:tr>
+      <w:tr>
+        <w:tc>
+          <w:tcPr/>
+          <w:p>
+            <w:pPr>
+              <w:pStyle w:val="Compact"/>
+              <w:jc w:val="left"/>
+            </w:pPr>
+            <w:r>
+              <w:t xml:space="preserve">Pavia U</w:t>
+            </w:r>
+          </w:p>
+        </w:tc>
+        <w:tc>
+          <w:tcPr/>
+          <w:p>
+            <w:pPr>
+              <w:pStyle w:val="Compact"/>
+              <w:jc w:val="left"/>
+            </w:pPr>
+            <w:r>
+              <w:t xml:space="preserve">no-water</w:t>
+            </w:r>
+          </w:p>
+        </w:tc>
+        <w:tc>
+          <w:tcPr/>
+          <w:p>
+            <w:pPr>
+              <w:pStyle w:val="Compact"/>
+              <w:jc w:val="right"/>
+            </w:pPr>
+            <w:r>
+              <w:t xml:space="preserve">1980</w:t>
+            </w:r>
+          </w:p>
+        </w:tc>
+        <w:tc>
+          <w:tcPr/>
+          <w:p>
+            <w:pPr>
+              <w:pStyle w:val="Compact"/>
+              <w:jc w:val="right"/>
+            </w:pPr>
+            <w:r>
+              <w:t xml:space="preserve">0.415</w:t>
+            </w:r>
+          </w:p>
+        </w:tc>
+        <w:tc>
+          <w:tcPr/>
+          <w:p>
+            <w:pPr>
+              <w:pStyle w:val="Compact"/>
+              <w:jc w:val="right"/>
+            </w:pPr>
+            <w:r>
+              <w:t xml:space="preserve">[0.385, 0.446]</w:t>
+            </w:r>
+          </w:p>
+        </w:tc>
+        <w:tc>
+          <w:tcPr/>
+          <w:p>
+            <w:pPr>
+              <w:pStyle w:val="Compact"/>
+              <w:jc w:val="right"/>
+            </w:pPr>
+            <m:oMath>
+              <m:r>
+                <m:rPr>
+                  <m:sty m:val="p"/>
+                </m:rPr>
+                <m:t>&lt;</m:t>
+              </m:r>
+            </m:oMath>
+            <w:r>
+              <w:t xml:space="preserve"> </w:t>
+            </w:r>
+            <w:r>
+              <w:t xml:space="preserve">0.001</w:t>
+            </w:r>
+          </w:p>
+        </w:tc>
+        <w:tc>
+          <w:tcPr/>
+          <w:p>
+            <w:pPr>
+              <w:pStyle w:val="Compact"/>
+              <w:jc w:val="right"/>
+            </w:pPr>
+            <w:r>
+              <w:t xml:space="preserve">-0.000</w:t>
+            </w:r>
+            <w:r>
+              <w:t xml:space="preserve"> </w:t>
+            </w:r>
+            <m:oMath>
+              <m:r>
+                <m:rPr>
+                  <m:sty m:val="p"/>
+                </m:rPr>
+                <m:t>±</m:t>
+              </m:r>
+            </m:oMath>
+            <w:r>
+              <w:t xml:space="preserve"> </w:t>
+            </w:r>
+            <w:r>
+              <w:t xml:space="preserve">0.003</w:t>
+            </w:r>
+          </w:p>
+        </w:tc>
+      </w:tr>
+      <w:tr>
+        <w:tc>
+          <w:tcPr/>
+          <w:p>
+            <w:pPr>
+              <w:pStyle w:val="Compact"/>
+              <w:jc w:val="left"/>
+            </w:pPr>
+            <w:r>
+              <w:t xml:space="preserve">Pavia U</w:t>
+            </w:r>
+          </w:p>
+        </w:tc>
+        <w:tc>
+          <w:tcPr/>
+          <w:p>
+            <w:pPr>
+              <w:pStyle w:val="Compact"/>
+              <w:jc w:val="left"/>
+            </w:pPr>
+            <w:r>
+              <w:t xml:space="preserve">top-50 Fisher</w:t>
+            </w:r>
+          </w:p>
+        </w:tc>
+        <w:tc>
+          <w:tcPr/>
+          <w:p>
+            <w:pPr>
+              <w:pStyle w:val="Compact"/>
+              <w:jc w:val="right"/>
+            </w:pPr>
+            <w:r>
+              <w:t xml:space="preserve">1980</w:t>
+            </w:r>
+          </w:p>
+        </w:tc>
+        <w:tc>
+          <w:tcPr/>
+          <w:p>
+            <w:pPr>
+              <w:pStyle w:val="Compact"/>
+              <w:jc w:val="right"/>
+            </w:pPr>
+            <w:r>
+              <w:t xml:space="preserve">0.387</w:t>
+            </w:r>
+          </w:p>
+        </w:tc>
+        <w:tc>
+          <w:tcPr/>
+          <w:p>
+            <w:pPr>
+              <w:pStyle w:val="Compact"/>
+              <w:jc w:val="right"/>
+            </w:pPr>
+            <w:r>
+              <w:t xml:space="preserve">[0.358, 0.419]</w:t>
+            </w:r>
+          </w:p>
+        </w:tc>
+        <w:tc>
+          <w:tcPr/>
+          <w:p>
+            <w:pPr>
+              <w:pStyle w:val="Compact"/>
+              <w:jc w:val="right"/>
+            </w:pPr>
+            <m:oMath>
+              <m:r>
+                <m:rPr>
+                  <m:sty m:val="p"/>
+                </m:rPr>
+                <m:t>&lt;</m:t>
+              </m:r>
+            </m:oMath>
+            <w:r>
+              <w:t xml:space="preserve"> </w:t>
+            </w:r>
+            <w:r>
+              <w:t xml:space="preserve">0.001</w:t>
+            </w:r>
+          </w:p>
+        </w:tc>
+        <w:tc>
+          <w:tcPr/>
+          <w:p>
+            <w:pPr>
+              <w:pStyle w:val="Compact"/>
+              <w:jc w:val="right"/>
+            </w:pPr>
+            <w:r>
+              <w:t xml:space="preserve">-0.000</w:t>
+            </w:r>
+            <w:r>
+              <w:t xml:space="preserve"> </w:t>
+            </w:r>
+            <m:oMath>
+              <m:r>
+                <m:rPr>
+                  <m:sty m:val="p"/>
+                </m:rPr>
+                <m:t>±</m:t>
+              </m:r>
+            </m:oMath>
+            <w:r>
+              <w:t xml:space="preserve"> </w:t>
+            </w:r>
+            <w:r>
+              <w:t xml:space="preserve">0.003</w:t>
+            </w:r>
+          </w:p>
+        </w:tc>
+      </w:tr>
+      <w:tr>
+        <w:tc>
+          <w:tcPr/>
+          <w:p>
+            <w:pPr>
+              <w:pStyle w:val="Compact"/>
+              <w:jc w:val="left"/>
+            </w:pPr>
+            <w:r>
+              <w:t xml:space="preserve">KSC</w:t>
+            </w:r>
+          </w:p>
+        </w:tc>
+        <w:tc>
+          <w:tcPr/>
+          <w:p>
+            <w:pPr>
+              <w:pStyle w:val="Compact"/>
+              <w:jc w:val="left"/>
+            </w:pPr>
+            <w:r>
+              <w:t xml:space="preserve">VNIR</w:t>
+            </w:r>
+          </w:p>
+        </w:tc>
+        <w:tc>
+          <w:tcPr/>
+          <w:p>
+            <w:pPr>
+              <w:pStyle w:val="Compact"/>
+              <w:jc w:val="right"/>
+            </w:pPr>
+            <w:r>
+              <w:t xml:space="preserve">2686</w:t>
+            </w:r>
+          </w:p>
+        </w:tc>
+        <w:tc>
+          <w:tcPr/>
+          <w:p>
+            <w:pPr>
+              <w:pStyle w:val="Compact"/>
+              <w:jc w:val="right"/>
+            </w:pPr>
+            <w:r>
+              <w:t xml:space="preserve">0.009</w:t>
+            </w:r>
+          </w:p>
+        </w:tc>
+        <w:tc>
+          <w:tcPr/>
+          <w:p>
+            <w:pPr>
+              <w:pStyle w:val="Compact"/>
+              <w:jc w:val="right"/>
+            </w:pPr>
+            <w:r>
+              <w:t xml:space="preserve">[0.006, 0.013]</w:t>
+            </w:r>
+          </w:p>
+        </w:tc>
+        <w:tc>
+          <w:tcPr/>
+          <w:p>
+            <w:pPr>
+              <w:pStyle w:val="Compact"/>
+              <w:jc w:val="right"/>
+            </w:pPr>
+            <m:oMath>
+              <m:r>
+                <m:rPr>
+                  <m:sty m:val="p"/>
+                </m:rPr>
+                <m:t>&lt;</m:t>
+              </m:r>
+            </m:oMath>
+            <w:r>
+              <w:t xml:space="preserve"> </w:t>
+            </w:r>
+            <w:r>
+              <w:t xml:space="preserve">0.001</w:t>
+            </w:r>
+          </w:p>
+        </w:tc>
+        <w:tc>
+          <w:tcPr/>
+          <w:p>
+            <w:pPr>
+              <w:pStyle w:val="Compact"/>
+              <w:jc w:val="right"/>
+            </w:pPr>
+            <w:r>
+              <w:t xml:space="preserve">+0.000</w:t>
+            </w:r>
+            <w:r>
+              <w:t xml:space="preserve"> </w:t>
+            </w:r>
+            <m:oMath>
+              <m:r>
+                <m:rPr>
+                  <m:sty m:val="p"/>
+                </m:rPr>
+                <m:t>±</m:t>
+              </m:r>
+            </m:oMath>
+            <w:r>
+              <w:t xml:space="preserve"> </w:t>
+            </w:r>
+            <w:r>
+              <w:t xml:space="preserve">0.001</w:t>
+            </w:r>
+          </w:p>
+        </w:tc>
+      </w:tr>
+      <w:tr>
+        <w:tc>
+          <w:tcPr/>
+          <w:p>
+            <w:pPr>
+              <w:pStyle w:val="Compact"/>
+              <w:jc w:val="left"/>
+            </w:pPr>
+            <w:r>
+              <w:t xml:space="preserve">KSC</w:t>
+            </w:r>
+          </w:p>
+        </w:tc>
+        <w:tc>
+          <w:tcPr/>
+          <w:p>
+            <w:pPr>
+              <w:pStyle w:val="Compact"/>
+              <w:jc w:val="left"/>
+            </w:pPr>
+            <w:r>
+              <w:t xml:space="preserve">SWIR</w:t>
+            </w:r>
+          </w:p>
+        </w:tc>
+        <w:tc>
+          <w:tcPr/>
+          <w:p>
+            <w:pPr>
+              <w:pStyle w:val="Compact"/>
+              <w:jc w:val="right"/>
+            </w:pPr>
+            <w:r>
+              <w:t xml:space="preserve">2686</w:t>
+            </w:r>
+          </w:p>
+        </w:tc>
+        <w:tc>
+          <w:tcPr/>
+          <w:p>
+            <w:pPr>
+              <w:pStyle w:val="Compact"/>
+              <w:jc w:val="right"/>
+            </w:pPr>
+            <w:r>
+              <w:t xml:space="preserve">0.011</w:t>
+            </w:r>
+          </w:p>
+        </w:tc>
+        <w:tc>
+          <w:tcPr/>
+          <w:p>
+            <w:pPr>
+              <w:pStyle w:val="Compact"/>
+              <w:jc w:val="right"/>
+            </w:pPr>
+            <w:r>
+              <w:t xml:space="preserve">[0.005, 0.018]</w:t>
+            </w:r>
+          </w:p>
+        </w:tc>
+        <w:tc>
+          <w:tcPr/>
+          <w:p>
+            <w:pPr>
+              <w:pStyle w:val="Compact"/>
+              <w:jc w:val="right"/>
+            </w:pPr>
+            <m:oMath>
+              <m:r>
+                <m:rPr>
+                  <m:sty m:val="p"/>
+                </m:rPr>
+                <m:t>&lt;</m:t>
+              </m:r>
+            </m:oMath>
+            <w:r>
+              <w:t xml:space="preserve"> </w:t>
+            </w:r>
+            <w:r>
+              <w:t xml:space="preserve">0.001</w:t>
+            </w:r>
+          </w:p>
+        </w:tc>
+        <w:tc>
+          <w:tcPr/>
+          <w:p>
+            <w:pPr>
+              <w:pStyle w:val="Compact"/>
+              <w:jc w:val="right"/>
+            </w:pPr>
+            <w:r>
+              <w:t xml:space="preserve">+0.000</w:t>
+            </w:r>
+            <w:r>
+              <w:t xml:space="preserve"> </w:t>
+            </w:r>
+            <m:oMath>
+              <m:r>
+                <m:rPr>
+                  <m:sty m:val="p"/>
+                </m:rPr>
+                <m:t>±</m:t>
+              </m:r>
+            </m:oMath>
+            <w:r>
+              <w:t xml:space="preserve"> </w:t>
+            </w:r>
+            <w:r>
+              <w:t xml:space="preserve">0.002</w:t>
+            </w:r>
+          </w:p>
+        </w:tc>
+      </w:tr>
+      <w:tr>
+        <w:tc>
+          <w:tcPr/>
+          <w:p>
+            <w:pPr>
+              <w:pStyle w:val="Compact"/>
+              <w:jc w:val="left"/>
+            </w:pPr>
+            <w:r>
+              <w:t xml:space="preserve">KSC</w:t>
+            </w:r>
+          </w:p>
+        </w:tc>
+        <w:tc>
+          <w:tcPr/>
+          <w:p>
+            <w:pPr>
+              <w:pStyle w:val="Compact"/>
+              <w:jc w:val="left"/>
+            </w:pPr>
+            <w:r>
+              <w:t xml:space="preserve">no-water</w:t>
+            </w:r>
+          </w:p>
+        </w:tc>
+        <w:tc>
+          <w:tcPr/>
+          <w:p>
+            <w:pPr>
+              <w:pStyle w:val="Compact"/>
+              <w:jc w:val="right"/>
+            </w:pPr>
+            <w:r>
+              <w:t xml:space="preserve">2686</w:t>
+            </w:r>
+          </w:p>
+        </w:tc>
+        <w:tc>
+          <w:tcPr/>
+          <w:p>
+            <w:pPr>
+              <w:pStyle w:val="Compact"/>
+              <w:jc w:val="right"/>
+            </w:pPr>
+            <w:r>
+              <w:t xml:space="preserve">0.007</w:t>
+            </w:r>
+          </w:p>
+        </w:tc>
+        <w:tc>
+          <w:tcPr/>
+          <w:p>
+            <w:pPr>
+              <w:pStyle w:val="Compact"/>
+              <w:jc w:val="right"/>
+            </w:pPr>
+            <w:r>
+              <w:t xml:space="preserve">[0.004, 0.010]</w:t>
+            </w:r>
+          </w:p>
+        </w:tc>
+        <w:tc>
+          <w:tcPr/>
+          <w:p>
+            <w:pPr>
+              <w:pStyle w:val="Compact"/>
+              <w:jc w:val="right"/>
+            </w:pPr>
+            <m:oMath>
+              <m:r>
+                <m:rPr>
+                  <m:sty m:val="p"/>
+                </m:rPr>
+                <m:t>&lt;</m:t>
+              </m:r>
+            </m:oMath>
+            <w:r>
+              <w:t xml:space="preserve"> </w:t>
+            </w:r>
+            <w:r>
+              <w:t xml:space="preserve">0.001</w:t>
+            </w:r>
+          </w:p>
+        </w:tc>
+        <w:tc>
+          <w:tcPr/>
+          <w:p>
+            <w:pPr>
+              <w:pStyle w:val="Compact"/>
+              <w:jc w:val="right"/>
+            </w:pPr>
+            <w:r>
+              <w:t xml:space="preserve">+0.000</w:t>
+            </w:r>
+            <w:r>
+              <w:t xml:space="preserve"> </w:t>
+            </w:r>
+            <m:oMath>
+              <m:r>
+                <m:rPr>
+                  <m:sty m:val="p"/>
+                </m:rPr>
+                <m:t>±</m:t>
+              </m:r>
+            </m:oMath>
+            <w:r>
+              <w:t xml:space="preserve"> </w:t>
+            </w:r>
+            <w:r>
+              <w:t xml:space="preserve">0.001</w:t>
+            </w:r>
+          </w:p>
+        </w:tc>
+      </w:tr>
+      <w:tr>
+        <w:tc>
+          <w:tcPr/>
+          <w:p>
+            <w:pPr>
+              <w:pStyle w:val="Compact"/>
+              <w:jc w:val="left"/>
+            </w:pPr>
+            <w:r>
+              <w:t xml:space="preserve">KSC</w:t>
+            </w:r>
+          </w:p>
+        </w:tc>
+        <w:tc>
+          <w:tcPr/>
+          <w:p>
+            <w:pPr>
+              <w:pStyle w:val="Compact"/>
+              <w:jc w:val="left"/>
+            </w:pPr>
+            <w:r>
+              <w:t xml:space="preserve">top-50 Fisher</w:t>
+            </w:r>
+          </w:p>
+        </w:tc>
+        <w:tc>
+          <w:tcPr/>
+          <w:p>
+            <w:pPr>
+              <w:pStyle w:val="Compact"/>
+              <w:jc w:val="right"/>
+            </w:pPr>
+            <w:r>
+              <w:t xml:space="preserve">2686</w:t>
+            </w:r>
+          </w:p>
+        </w:tc>
+        <w:tc>
+          <w:tcPr/>
+          <w:p>
+            <w:pPr>
+              <w:pStyle w:val="Compact"/>
+              <w:jc w:val="right"/>
+            </w:pPr>
+            <w:r>
+              <w:t xml:space="preserve">0.013</w:t>
+            </w:r>
+          </w:p>
+        </w:tc>
+        <w:tc>
+          <w:tcPr/>
+          <w:p>
+            <w:pPr>
+              <w:pStyle w:val="Compact"/>
+              <w:jc w:val="right"/>
+            </w:pPr>
+            <w:r>
+              <w:t xml:space="preserve">[0.007, 0.019]</w:t>
+            </w:r>
+          </w:p>
+        </w:tc>
+        <w:tc>
+          <w:tcPr/>
+          <w:p>
+            <w:pPr>
+              <w:pStyle w:val="Compact"/>
+              <w:jc w:val="right"/>
+            </w:pPr>
+            <m:oMath>
+              <m:r>
+                <m:rPr>
+                  <m:sty m:val="p"/>
+                </m:rPr>
+                <m:t>&lt;</m:t>
+              </m:r>
+            </m:oMath>
+            <w:r>
+              <w:t xml:space="preserve"> </w:t>
+            </w:r>
+            <w:r>
+              <w:t xml:space="preserve">0.001</w:t>
+            </w:r>
+          </w:p>
+        </w:tc>
+        <w:tc>
+          <w:tcPr/>
+          <w:p>
+            <w:pPr>
+              <w:pStyle w:val="Compact"/>
+              <w:jc w:val="right"/>
+            </w:pPr>
+            <w:r>
+              <w:t xml:space="preserve">+0.000</w:t>
+            </w:r>
+            <w:r>
+              <w:t xml:space="preserve"> </w:t>
+            </w:r>
+            <m:oMath>
+              <m:r>
+                <m:rPr>
+                  <m:sty m:val="p"/>
+                </m:rPr>
+                <m:t>±</m:t>
+              </m:r>
+            </m:oMath>
+            <w:r>
+              <w:t xml:space="preserve"> </w:t>
+            </w:r>
+            <w:r>
+              <w:t xml:space="preserve">0.002</w:t>
+            </w:r>
+          </w:p>
+        </w:tc>
+      </w:tr>
+      <w:tr>
+        <w:tc>
+          <w:tcPr/>
+          <w:p>
+            <w:pPr>
+              <w:pStyle w:val="Compact"/>
+              <w:jc w:val="left"/>
+            </w:pPr>
+            <w:r>
+              <w:t xml:space="preserve">Botswana</w:t>
+            </w:r>
+          </w:p>
+        </w:tc>
+        <w:tc>
+          <w:tcPr/>
+          <w:p>
+            <w:pPr>
+              <w:pStyle w:val="Compact"/>
+              <w:jc w:val="left"/>
+            </w:pPr>
+            <w:r>
+              <w:t xml:space="preserve">VNIR</w:t>
+            </w:r>
+          </w:p>
+        </w:tc>
+        <w:tc>
+          <w:tcPr/>
+          <w:p>
+            <w:pPr>
+              <w:pStyle w:val="Compact"/>
+              <w:jc w:val="right"/>
+            </w:pPr>
+            <w:r>
+              <w:t xml:space="preserve">2775</w:t>
+            </w:r>
+          </w:p>
+        </w:tc>
+        <w:tc>
+          <w:tcPr/>
+          <w:p>
+            <w:pPr>
+              <w:pStyle w:val="Compact"/>
+              <w:jc w:val="right"/>
+            </w:pPr>
+            <w:r>
+              <w:t xml:space="preserve">0.108</w:t>
+            </w:r>
+          </w:p>
+        </w:tc>
+        <w:tc>
+          <w:tcPr/>
+          <w:p>
+            <w:pPr>
+              <w:pStyle w:val="Compact"/>
+              <w:jc w:val="right"/>
+            </w:pPr>
+            <w:r>
+              <w:t xml:space="preserve">[0.096, 0.123]</w:t>
+            </w:r>
+          </w:p>
+        </w:tc>
+        <w:tc>
+          <w:tcPr/>
+          <w:p>
+            <w:pPr>
+              <w:pStyle w:val="Compact"/>
+              <w:jc w:val="right"/>
+            </w:pPr>
+            <m:oMath>
+              <m:r>
+                <m:rPr>
+                  <m:sty m:val="p"/>
+                </m:rPr>
+                <m:t>&lt;</m:t>
+              </m:r>
+            </m:oMath>
+            <w:r>
+              <w:t xml:space="preserve"> </w:t>
+            </w:r>
+            <w:r>
+              <w:t xml:space="preserve">0.001</w:t>
+            </w:r>
+          </w:p>
+        </w:tc>
+        <w:tc>
+          <w:tcPr/>
+          <w:p>
+            <w:pPr>
+              <w:pStyle w:val="Compact"/>
+              <w:jc w:val="right"/>
+            </w:pPr>
+            <w:r>
+              <w:t xml:space="preserve">+0.000</w:t>
+            </w:r>
+            <w:r>
+              <w:t xml:space="preserve"> </w:t>
+            </w:r>
+            <m:oMath>
+              <m:r>
+                <m:rPr>
+                  <m:sty m:val="p"/>
+                </m:rPr>
+                <m:t>±</m:t>
+              </m:r>
+            </m:oMath>
+            <w:r>
+              <w:t xml:space="preserve"> </w:t>
+            </w:r>
+            <w:r>
+              <w:t xml:space="preserve">0.003</w:t>
+            </w:r>
+          </w:p>
+        </w:tc>
+      </w:tr>
+      <w:tr>
+        <w:tc>
+          <w:tcPr/>
+          <w:p>
+            <w:pPr>
+              <w:pStyle w:val="Compact"/>
+              <w:jc w:val="left"/>
+            </w:pPr>
+            <w:r>
+              <w:t xml:space="preserve">Botswana</w:t>
+            </w:r>
+          </w:p>
+        </w:tc>
+        <w:tc>
+          <w:tcPr/>
+          <w:p>
+            <w:pPr>
+              <w:pStyle w:val="Compact"/>
+              <w:jc w:val="left"/>
+            </w:pPr>
+            <w:r>
+              <w:t xml:space="preserve">SWIR</w:t>
+            </w:r>
+          </w:p>
+        </w:tc>
+        <w:tc>
+          <w:tcPr/>
+          <w:p>
+            <w:pPr>
+              <w:pStyle w:val="Compact"/>
+              <w:jc w:val="right"/>
+            </w:pPr>
+            <w:r>
+              <w:t xml:space="preserve">2775</w:t>
+            </w:r>
+          </w:p>
+        </w:tc>
+        <w:tc>
+          <w:tcPr/>
+          <w:p>
+            <w:pPr>
+              <w:pStyle w:val="Compact"/>
+              <w:jc w:val="right"/>
+            </w:pPr>
+            <w:r>
+              <w:t xml:space="preserve">0.013</w:t>
+            </w:r>
+          </w:p>
+        </w:tc>
+        <w:tc>
+          <w:tcPr/>
+          <w:p>
+            <w:pPr>
+              <w:pStyle w:val="Compact"/>
+              <w:jc w:val="right"/>
+            </w:pPr>
+            <w:r>
+              <w:t xml:space="preserve">[0.003, 0.025]</w:t>
+            </w:r>
+          </w:p>
+        </w:tc>
+        <w:tc>
+          <w:tcPr/>
+          <w:p>
+            <w:pPr>
+              <w:pStyle w:val="Compact"/>
+              <w:jc w:val="right"/>
+            </w:pPr>
+            <w:r>
+              <w:t xml:space="preserve">0.003</w:t>
+            </w:r>
+          </w:p>
+        </w:tc>
+        <w:tc>
+          <w:tcPr/>
+          <w:p>
+            <w:pPr>
+              <w:pStyle w:val="Compact"/>
+              <w:jc w:val="right"/>
+            </w:pPr>
+            <w:r>
+              <w:t xml:space="preserve">+0.000</w:t>
+            </w:r>
+            <w:r>
+              <w:t xml:space="preserve"> </w:t>
+            </w:r>
+            <m:oMath>
+              <m:r>
+                <m:rPr>
+                  <m:sty m:val="p"/>
+                </m:rPr>
+                <m:t>±</m:t>
+              </m:r>
+            </m:oMath>
+            <w:r>
+              <w:t xml:space="preserve"> </w:t>
+            </w:r>
+            <w:r>
+              <w:t xml:space="preserve">0.005</w:t>
+            </w:r>
+          </w:p>
+        </w:tc>
+      </w:tr>
+      <w:tr>
+        <w:tc>
+          <w:tcPr/>
+          <w:p>
+            <w:pPr>
+              <w:pStyle w:val="Compact"/>
+              <w:jc w:val="left"/>
+            </w:pPr>
+            <w:r>
+              <w:t xml:space="preserve">Botswana</w:t>
+            </w:r>
+          </w:p>
+        </w:tc>
+        <w:tc>
+          <w:tcPr/>
+          <w:p>
+            <w:pPr>
+              <w:pStyle w:val="Compact"/>
+              <w:jc w:val="left"/>
+            </w:pPr>
+            <w:r>
+              <w:t xml:space="preserve">no-water</w:t>
+            </w:r>
+          </w:p>
+        </w:tc>
+        <w:tc>
+          <w:tcPr/>
+          <w:p>
+            <w:pPr>
+              <w:pStyle w:val="Compact"/>
+              <w:jc w:val="right"/>
+            </w:pPr>
+            <w:r>
+              <w:t xml:space="preserve">2775</w:t>
+            </w:r>
+          </w:p>
+        </w:tc>
+        <w:tc>
+          <w:tcPr/>
+          <w:p>
+            <w:pPr>
+              <w:pStyle w:val="Compact"/>
+              <w:jc w:val="right"/>
+            </w:pPr>
+            <w:r>
+              <w:t xml:space="preserve">0.127</w:t>
+            </w:r>
+          </w:p>
+        </w:tc>
+        <w:tc>
+          <w:tcPr/>
+          <w:p>
+            <w:pPr>
+              <w:pStyle w:val="Compact"/>
+              <w:jc w:val="right"/>
+            </w:pPr>
+            <w:r>
+              <w:t xml:space="preserve">[0.116, 0.140]</w:t>
+            </w:r>
+          </w:p>
+        </w:tc>
+        <w:tc>
+          <w:tcPr/>
+          <w:p>
+            <w:pPr>
+              <w:pStyle w:val="Compact"/>
+              <w:jc w:val="right"/>
+            </w:pPr>
+            <m:oMath>
+              <m:r>
+                <m:rPr>
+                  <m:sty m:val="p"/>
+                </m:rPr>
+                <m:t>&lt;</m:t>
+              </m:r>
+            </m:oMath>
+            <w:r>
+              <w:t xml:space="preserve"> </w:t>
+            </w:r>
+            <w:r>
+              <w:t xml:space="preserve">0.001</w:t>
+            </w:r>
+          </w:p>
+        </w:tc>
+        <w:tc>
+          <w:tcPr/>
+          <w:p>
+            <w:pPr>
+              <w:pStyle w:val="Compact"/>
+              <w:jc w:val="right"/>
+            </w:pPr>
+            <w:r>
+              <w:t xml:space="preserve">-0.000</w:t>
+            </w:r>
+            <w:r>
+              <w:t xml:space="preserve"> </w:t>
+            </w:r>
+            <m:oMath>
+              <m:r>
+                <m:rPr>
+                  <m:sty m:val="p"/>
+                </m:rPr>
+                <m:t>±</m:t>
+              </m:r>
+            </m:oMath>
+            <w:r>
+              <w:t xml:space="preserve"> </w:t>
+            </w:r>
+            <w:r>
+              <w:t xml:space="preserve">0.002</w:t>
+            </w:r>
+          </w:p>
+        </w:tc>
+      </w:tr>
+      <w:tr>
+        <w:tc>
+          <w:tcPr/>
+          <w:p>
+            <w:pPr>
+              <w:pStyle w:val="Compact"/>
+              <w:jc w:val="left"/>
+            </w:pPr>
+            <w:r>
+              <w:t xml:space="preserve">Botswana</w:t>
+            </w:r>
+          </w:p>
+        </w:tc>
+        <w:tc>
+          <w:tcPr/>
+          <w:p>
+            <w:pPr>
+              <w:pStyle w:val="Compact"/>
+              <w:jc w:val="left"/>
+            </w:pPr>
+            <w:r>
+              <w:t xml:space="preserve">top-50 Fisher</w:t>
+            </w:r>
+          </w:p>
+        </w:tc>
+        <w:tc>
+          <w:tcPr/>
+          <w:p>
+            <w:pPr>
+              <w:pStyle w:val="Compact"/>
+              <w:jc w:val="right"/>
+            </w:pPr>
+            <w:r>
+              <w:t xml:space="preserve">2775</w:t>
+            </w:r>
+          </w:p>
+        </w:tc>
+        <w:tc>
+          <w:tcPr/>
+          <w:p>
+            <w:pPr>
+              <w:pStyle w:val="Compact"/>
+              <w:jc w:val="right"/>
+            </w:pPr>
+            <w:r>
+              <w:t xml:space="preserve">0.117</w:t>
+            </w:r>
+          </w:p>
+        </w:tc>
+        <w:tc>
+          <w:tcPr/>
+          <w:p>
+            <w:pPr>
+              <w:pStyle w:val="Compact"/>
+              <w:jc w:val="right"/>
+            </w:pPr>
+            <w:r>
+              <w:t xml:space="preserve">[0.103, 0.135]</w:t>
+            </w:r>
+          </w:p>
+        </w:tc>
+        <w:tc>
+          <w:tcPr/>
+          <w:p>
+            <w:pPr>
+              <w:pStyle w:val="Compact"/>
+              <w:jc w:val="right"/>
+            </w:pPr>
+            <m:oMath>
+              <m:r>
+                <m:rPr>
+                  <m:sty m:val="p"/>
+                </m:rPr>
+                <m:t>&lt;</m:t>
+              </m:r>
+            </m:oMath>
+            <w:r>
+              <w:t xml:space="preserve"> </w:t>
+            </w:r>
+            <w:r>
+              <w:t xml:space="preserve">0.001</w:t>
+            </w:r>
+          </w:p>
+        </w:tc>
+        <w:tc>
+          <w:tcPr/>
+          <w:p>
+            <w:pPr>
+              <w:pStyle w:val="Compact"/>
+              <w:jc w:val="right"/>
+            </w:pPr>
+            <w:r>
+              <w:t xml:space="preserve">+0.000</w:t>
+            </w:r>
+            <w:r>
+              <w:t xml:space="preserve"> </w:t>
+            </w:r>
+            <m:oMath>
+              <m:r>
+                <m:rPr>
+                  <m:sty m:val="p"/>
+                </m:rPr>
+                <m:t>±</m:t>
+              </m:r>
+            </m:oMath>
+            <w:r>
+              <w:t xml:space="preserve"> </w:t>
+            </w:r>
+            <w:r>
+              <w:t xml:space="preserve">0.003</w:t>
+            </w:r>
+          </w:p>
+        </w:tc>
+      </w:tr>
+    </w:tbl>
+    <w:p>
+      <w:pPr>
+        <w:pStyle w:val="BodyText"/>
+      </w:pPr>
+      <w:r>
+        <w:t xml:space="preserve">Every (scene, mask) tuple carries a permutation</w:t>
+      </w:r>
+      <w:r>
+        <w:t xml:space="preserve"> </w:t>
+      </w:r>
+      <m:oMath>
+        <m:r>
+          <m:t>p</m:t>
+        </m:r>
+      </m:oMath>
+      <w:r>
+        <w:t xml:space="preserve">-value below</w:t>
+      </w:r>
+      <w:r>
+        <w:t xml:space="preserve"> </w:t>
+      </w:r>
+      <m:oMath>
+        <m:r>
+          <m:t>0.05</m:t>
+        </m:r>
+      </m:oMath>
+      <w:r>
+        <w:t xml:space="preserve">; 23 of 24 carry</w:t>
+      </w:r>
+      <w:r>
+        <w:t xml:space="preserve"> </w:t>
+      </w:r>
+      <m:oMath>
+        <m:r>
+          <m:t>p</m:t>
+        </m:r>
+        <m:r>
+          <m:rPr>
+            <m:sty m:val="p"/>
+          </m:rPr>
+          <m:t>&lt;</m:t>
+        </m:r>
+        <m:r>
+          <m:t>0.001</m:t>
+        </m:r>
+      </m:oMath>
+      <w:r>
+        <w:t xml:space="preserve"> </w:t>
+      </w:r>
+      <w:r>
+        <w:t xml:space="preserve">(only Botswana / SWIR comes in at</w:t>
+      </w:r>
+      <w:r>
+        <w:t xml:space="preserve"> </w:t>
+      </w:r>
+      <m:oMath>
+        <m:r>
+          <m:t>p</m:t>
+        </m:r>
+        <m:r>
+          <m:rPr>
+            <m:sty m:val="p"/>
+          </m:rPr>
+          <m:t>=</m:t>
+        </m:r>
+        <m:r>
+          <m:t>0.003</m:t>
+        </m:r>
+      </m:oMath>
+      <w:r>
+        <w:t xml:space="preserve">). The Salinas-A / SWIR headline of</w:t>
+      </w:r>
+      <w:r>
+        <w:t xml:space="preserve"> </w:t>
+      </w:r>
+      <m:oMath>
+        <m:r>
+          <m:t>0.766</m:t>
+        </m:r>
+      </m:oMath>
+      <w:r>
+        <w:t xml:space="preserve"> </w:t>
+      </w:r>
+      <w:r>
+        <w:t xml:space="preserve">has</w:t>
+      </w:r>
+      <w:r>
+        <w:t xml:space="preserve"> </w:t>
+      </w:r>
+      <w:r>
+        <w:t xml:space="preserve">95% CI</w:t>
+      </w:r>
+      <w:r>
+        <w:t xml:space="preserve"> </w:t>
+      </w:r>
+      <m:oMath>
+        <m:r>
+          <m:rPr>
+            <m:sty m:val="p"/>
+          </m:rPr>
+          <m:t>[</m:t>
+        </m:r>
+        <m:r>
+          <m:t>0.735</m:t>
+        </m:r>
+        <m:r>
+          <m:rPr>
+            <m:sty m:val="p"/>
+          </m:rPr>
+          <m:t>,</m:t>
+        </m:r>
+        <m:r>
+          <m:t>0.800</m:t>
+        </m:r>
+        <m:r>
+          <m:rPr>
+            <m:sty m:val="p"/>
+          </m:rPr>
+          <m:t>]</m:t>
+        </m:r>
+      </m:oMath>
+      <w:r>
+        <w:t xml:space="preserve"> </w:t>
+      </w:r>
+      <w:r>
+        <w:t xml:space="preserve">— the basis is genuinely</w:t>
+      </w:r>
+      <w:r>
+        <w:t xml:space="preserve"> </w:t>
+      </w:r>
+      <w:r>
+        <w:t xml:space="preserve">SWIR-robust on that scene. The KSC tuples all sit at observed</w:t>
+      </w:r>
+      <w:r>
+        <w:t xml:space="preserve"> </w:t>
+      </w:r>
+      <m:oMath>
+        <m:r>
+          <m:rPr>
+            <m:sty m:val="p"/>
+          </m:rPr>
+          <m:t>∈</m:t>
+        </m:r>
+        <m:r>
+          <m:rPr>
+            <m:sty m:val="p"/>
+          </m:rPr>
+          <m:t>[</m:t>
+        </m:r>
+        <m:r>
+          <m:t>0.007</m:t>
+        </m:r>
+        <m:r>
+          <m:rPr>
+            <m:sty m:val="p"/>
+          </m:rPr>
+          <m:t>,</m:t>
+        </m:r>
+        <m:r>
+          <m:t>0.013</m:t>
+        </m:r>
+        <m:r>
+          <m:rPr>
+            <m:sty m:val="p"/>
+          </m:rPr>
+          <m:t>]</m:t>
+        </m:r>
+      </m:oMath>
+      <w:r>
+        <w:t xml:space="preserve"> </w:t>
+      </w:r>
+      <w:r>
+        <w:t xml:space="preserve">with 95% CIs that do not cross zero; the</w:t>
+      </w:r>
+      <w:r>
+        <w:t xml:space="preserve"> </w:t>
+      </w:r>
+      <w:r>
+        <w:t xml:space="preserve">null mean is exactly zero by construction, so KSC is significantly</w:t>
+      </w:r>
+      <w:r>
+        <w:t xml:space="preserve"> </w:t>
+      </w:r>
+      <w:r>
+        <w:rPr>
+          <w:i/>
+          <w:iCs/>
+        </w:rPr>
+        <w:t xml:space="preserve">non-zero</w:t>
+      </w:r>
+      <w:r>
+        <w:t xml:space="preserve"> </w:t>
+      </w:r>
+      <w:r>
+        <w:t xml:space="preserve">but still genuinely band-fragile relative to every</w:t>
+      </w:r>
+      <w:r>
+        <w:t xml:space="preserve"> </w:t>
+      </w:r>
+      <w:r>
+        <w:t xml:space="preserve">other scene’s tighter alignment.</w:t>
+      </w:r>
+    </w:p>
     <w:bookmarkEnd w:id="21"/>
-    <w:bookmarkStart w:id="23" w:name="axis-f-6-cross-method-ari-per-scene"/>
+    <w:bookmarkEnd w:id="22"/>
+    <w:bookmarkStart w:id="24" w:name="axis-f-6-cross-method-ari-per-scene"/>
     <w:p>
       <w:pPr>
         <w:pStyle w:val="Heading1"/>
@@ -3542,7 +6938,7 @@
         <w:t xml:space="preserve">Axis F-6: cross-method ARI per scene</w:t>
       </w:r>
     </w:p>
-    <w:bookmarkStart w:id="22" w:name="tab:b6-ip"/>
+    <w:bookmarkStart w:id="23" w:name="tab:b6-ip"/>
     <w:p>
       <w:pPr>
         <w:pStyle w:val="TableCaption"/>
@@ -4187,9 +7583,9 @@
         </w:tc>
       </w:tr>
     </w:tbl>
-    <w:bookmarkEnd w:id="22"/>
     <w:bookmarkEnd w:id="23"/>
-    <w:bookmarkStart w:id="25" w:name="axis-f-7-topiclabel-coupling-per-scene"/>
+    <w:bookmarkEnd w:id="24"/>
+    <w:bookmarkStart w:id="26" w:name="axis-f-7-topiclabel-coupling-per-scene"/>
     <w:p>
       <w:pPr>
         <w:pStyle w:val="Heading1"/>
@@ -4198,7 +7594,7 @@
         <w:t xml:space="preserve">Axis F-7: topic–label coupling per scene</w:t>
       </w:r>
     </w:p>
-    <w:bookmarkStart w:id="24" w:name="tab:b7"/>
+    <w:bookmarkStart w:id="25" w:name="tab:b7"/>
     <w:p>
       <w:pPr>
         <w:pStyle w:val="TableCaption"/>
@@ -4562,9 +7958,9 @@
         </w:tc>
       </w:tr>
     </w:tbl>
-    <w:bookmarkEnd w:id="24"/>
     <w:bookmarkEnd w:id="25"/>
-    <w:bookmarkStart w:id="32" w:name="sec:per_class_pr"/>
+    <w:bookmarkEnd w:id="26"/>
+    <w:bookmarkStart w:id="33" w:name="sec:per_class_pr"/>
     <w:p>
       <w:pPr>
         <w:pStyle w:val="Heading1"/>
@@ -4954,7 +8350,7 @@
         <w:t xml:space="preserve">just weakly aligned on a handful of classes.</w:t>
       </w:r>
     </w:p>
-    <w:bookmarkStart w:id="26" w:name="indian-pines"/>
+    <w:bookmarkStart w:id="27" w:name="indian-pines"/>
     <w:p>
       <w:pPr>
         <w:pStyle w:val="Heading2"/>
@@ -6348,8 +9744,8 @@
         </w:tc>
       </w:tr>
     </w:tbl>
-    <w:bookmarkEnd w:id="26"/>
-    <w:bookmarkStart w:id="27" w:name="salinas"/>
+    <w:bookmarkEnd w:id="27"/>
+    <w:bookmarkStart w:id="28" w:name="salinas"/>
     <w:p>
       <w:pPr>
         <w:pStyle w:val="Heading2"/>
@@ -7743,8 +11139,8 @@
         </w:tc>
       </w:tr>
     </w:tbl>
-    <w:bookmarkEnd w:id="27"/>
-    <w:bookmarkStart w:id="28" w:name="salinas-a"/>
+    <w:bookmarkEnd w:id="28"/>
+    <w:bookmarkStart w:id="29" w:name="salinas-a"/>
     <w:p>
       <w:pPr>
         <w:pStyle w:val="Heading2"/>
@@ -8828,8 +12224,8 @@
         </w:tc>
       </w:tr>
     </w:tbl>
-    <w:bookmarkEnd w:id="28"/>
-    <w:bookmarkStart w:id="29" w:name="pavia-u"/>
+    <w:bookmarkEnd w:id="29"/>
+    <w:bookmarkStart w:id="30" w:name="pavia-u"/>
     <w:p>
       <w:pPr>
         <w:pStyle w:val="Heading2"/>
@@ -9789,8 +13185,8 @@
         </w:tc>
       </w:tr>
     </w:tbl>
-    <w:bookmarkEnd w:id="29"/>
-    <w:bookmarkStart w:id="30" w:name="ksc"/>
+    <w:bookmarkEnd w:id="30"/>
+    <w:bookmarkStart w:id="31" w:name="ksc"/>
     <w:p>
       <w:pPr>
         <w:pStyle w:val="Heading2"/>
@@ -10998,8 +14394,8 @@
         </w:tc>
       </w:tr>
     </w:tbl>
-    <w:bookmarkEnd w:id="30"/>
-    <w:bookmarkStart w:id="31" w:name="botswana"/>
+    <w:bookmarkEnd w:id="31"/>
+    <w:bookmarkStart w:id="32" w:name="botswana"/>
     <w:p>
       <w:pPr>
         <w:pStyle w:val="Heading2"/>
@@ -12269,9 +15665,9 @@
         </w:tc>
       </w:tr>
     </w:tbl>
-    <w:bookmarkEnd w:id="31"/>
     <w:bookmarkEnd w:id="32"/>
-    <w:bookmarkStart w:id="38" w:name="X03a497aaac531bc1fbcebda28788d7cd900cf8e"/>
+    <w:bookmarkEnd w:id="33"/>
+    <w:bookmarkStart w:id="39" w:name="X03a497aaac531bc1fbcebda28788d7cd900cf8e"/>
     <w:p>
       <w:pPr>
         <w:pStyle w:val="Heading1"/>
@@ -12280,7 +15676,7 @@
         <w:t xml:space="preserve">Axis F-9: HIDSAG preprocessing stability per subset</w:t>
       </w:r>
     </w:p>
-    <w:bookmarkStart w:id="36" w:name="fig:f9-hidsag-prep"/>
+    <w:bookmarkStart w:id="37" w:name="fig:f9-hidsag-prep"/>
     <w:p>
       <w:pPr>
         <w:pStyle w:val="CaptionedFigure"/>
@@ -12290,18 +15686,18 @@
           <wp:inline>
             <wp:extent cx="5334000" cy="3617967"/>
             <wp:effectExtent b="0" l="0" r="0" t="0"/>
-            <wp:docPr descr="" title="" id="34" name="Picture"/>
+            <wp:docPr descr="" title="" id="35" name="Picture"/>
             <a:graphic>
               <a:graphicData uri="http://schemas.openxmlformats.org/drawingml/2006/picture">
                 <pic:pic>
                   <pic:nvPicPr>
-                    <pic:cNvPr descr="hidsag-preprocessing-stability.pdf" id="35" name="Picture"/>
+                    <pic:cNvPr descr="hidsag-preprocessing-stability.pdf" id="36" name="Picture"/>
                     <pic:cNvPicPr>
                       <a:picLocks noChangeArrowheads="1" noChangeAspect="1"/>
                     </pic:cNvPicPr>
                   </pic:nvPicPr>
                   <pic:blipFill>
-                    <a:blip r:embed="rId33"/>
+                    <a:blip r:embed="rId34"/>
                     <a:stretch>
                       <a:fillRect/>
                     </a:stretch>
@@ -12427,8 +15823,8 @@
         <w:t xml:space="preserve">but near-zero agreement against the raw baseline.</w:t>
       </w:r>
     </w:p>
-    <w:bookmarkEnd w:id="36"/>
-    <w:bookmarkStart w:id="37" w:name="tab:f9"/>
+    <w:bookmarkEnd w:id="37"/>
+    <w:bookmarkStart w:id="38" w:name="tab:f9"/>
     <w:p>
       <w:pPr>
         <w:pStyle w:val="TableCaption"/>
@@ -12708,9 +16104,9 @@
         </w:tc>
       </w:tr>
     </w:tbl>
-    <w:bookmarkEnd w:id="37"/>
     <w:bookmarkEnd w:id="38"/>
-    <w:bookmarkStart w:id="43" w:name="axis-f-10-cross-scene-topic-transfer"/>
+    <w:bookmarkEnd w:id="39"/>
+    <w:bookmarkStart w:id="44" w:name="axis-f-10-cross-scene-topic-transfer"/>
     <w:p>
       <w:pPr>
         <w:pStyle w:val="Heading1"/>
@@ -12719,7 +16115,7 @@
         <w:t xml:space="preserve">Axis F-10: cross-scene topic transfer</w:t>
       </w:r>
     </w:p>
-    <w:bookmarkStart w:id="42" w:name="fig:f10-transfer"/>
+    <w:bookmarkStart w:id="43" w:name="fig:f10-transfer"/>
     <w:p>
       <w:pPr>
         <w:pStyle w:val="CaptionedFigure"/>
@@ -12729,18 +16125,18 @@
           <wp:inline>
             <wp:extent cx="5334000" cy="4208859"/>
             <wp:effectExtent b="0" l="0" r="0" t="0"/>
-            <wp:docPr descr="" title="" id="40" name="Picture"/>
+            <wp:docPr descr="" title="" id="41" name="Picture"/>
             <a:graphic>
               <a:graphicData uri="http://schemas.openxmlformats.org/drawingml/2006/picture">
                 <pic:pic>
                   <pic:nvPicPr>
-                    <pic:cNvPr descr="cross-scene-transfer.pdf" id="41" name="Picture"/>
+                    <pic:cNvPr descr="cross-scene-transfer.pdf" id="42" name="Picture"/>
                     <pic:cNvPicPr>
                       <a:picLocks noChangeArrowheads="1" noChangeAspect="1"/>
                     </pic:cNvPicPr>
                   </pic:nvPicPr>
                   <pic:blipFill>
-                    <a:blip r:embed="rId39"/>
+                    <a:blip r:embed="rId40"/>
                     <a:stretch>
                       <a:fillRect/>
                     </a:stretch>
@@ -12828,7 +16224,7 @@
         <w:t xml:space="preserve">SWIR-spanning AVIRIS / Hyperion scenes’ canonical grid.</w:t>
       </w:r>
     </w:p>
-    <w:bookmarkEnd w:id="42"/>
+    <w:bookmarkEnd w:id="43"/>
     <w:p>
       <w:pPr>
         <w:pStyle w:val="BodyText"/>
@@ -12902,8 +16298,8 @@
         <w:t xml:space="preserve">band-fragile are also harder cross-scene transfer targets.</w:t>
       </w:r>
     </w:p>
-    <w:bookmarkEnd w:id="43"/>
-    <w:bookmarkStart w:id="48" w:name="axis-f-11-ratedistortion"/>
+    <w:bookmarkEnd w:id="44"/>
+    <w:bookmarkStart w:id="49" w:name="axis-f-11-ratedistortion"/>
     <w:p>
       <w:pPr>
         <w:pStyle w:val="Heading1"/>
@@ -12912,7 +16308,7 @@
         <w:t xml:space="preserve">Axis F-11: rate–distortion</w:t>
       </w:r>
     </w:p>
-    <w:bookmarkStart w:id="47" w:name="fig:f11-rd"/>
+    <w:bookmarkStart w:id="48" w:name="fig:f11-rd"/>
     <w:p>
       <w:pPr>
         <w:pStyle w:val="CaptionedFigure"/>
@@ -12922,18 +16318,18 @@
           <wp:inline>
             <wp:extent cx="5334000" cy="3349887"/>
             <wp:effectExtent b="0" l="0" r="0" t="0"/>
-            <wp:docPr descr="" title="" id="45" name="Picture"/>
+            <wp:docPr descr="" title="" id="46" name="Picture"/>
             <a:graphic>
               <a:graphicData uri="http://schemas.openxmlformats.org/drawingml/2006/picture">
                 <pic:pic>
                   <pic:nvPicPr>
-                    <pic:cNvPr descr="rate-distortion.pdf" id="46" name="Picture"/>
+                    <pic:cNvPr descr="rate-distortion.pdf" id="47" name="Picture"/>
                     <pic:cNvPicPr>
                       <a:picLocks noChangeArrowheads="1" noChangeAspect="1"/>
                     </pic:cNvPicPr>
                   </pic:nvPicPr>
                   <pic:blipFill>
-                    <a:blip r:embed="rId44"/>
+                    <a:blip r:embed="rId45"/>
                     <a:stretch>
                       <a:fillRect/>
                     </a:stretch>
@@ -13166,9 +16562,9 @@
         <w:t xml:space="preserve">reconstruction error); see Suppl G §Reporting choices.</w:t>
       </w:r>
     </w:p>
-    <w:bookmarkEnd w:id="47"/>
     <w:bookmarkEnd w:id="48"/>
-    <w:bookmarkStart w:id="53" w:name="X5ae1f51ff6774f2a95931ffde85d78c24978a9c"/>
+    <w:bookmarkEnd w:id="49"/>
+    <w:bookmarkStart w:id="54" w:name="X5ae1f51ff6774f2a95931ffde85d78c24978a9c"/>
     <w:p>
       <w:pPr>
         <w:pStyle w:val="Heading1"/>
@@ -13194,7 +16590,7 @@
         </m:r>
       </m:oMath>
     </w:p>
-    <w:bookmarkStart w:id="52" w:name="fig:n30-deep"/>
+    <w:bookmarkStart w:id="53" w:name="fig:n30-deep"/>
     <w:p>
       <w:pPr>
         <w:pStyle w:val="CaptionedFigure"/>
@@ -13204,18 +16600,18 @@
           <wp:inline>
             <wp:extent cx="5334000" cy="3349887"/>
             <wp:effectExtent b="0" l="0" r="0" t="0"/>
-            <wp:docPr descr="" title="" id="50" name="Picture"/>
+            <wp:docPr descr="" title="" id="51" name="Picture"/>
             <a:graphic>
               <a:graphicData uri="http://schemas.openxmlformats.org/drawingml/2006/picture">
                 <pic:pic>
                   <pic:nvPicPr>
-                    <pic:cNvPr descr="deep-seed-stability-n30.pdf" id="51" name="Picture"/>
+                    <pic:cNvPr descr="deep-seed-stability-n30.pdf" id="52" name="Picture"/>
                     <pic:cNvPicPr>
                       <a:picLocks noChangeArrowheads="1" noChangeAspect="1"/>
                     </pic:cNvPicPr>
                   </pic:nvPicPr>
                   <pic:blipFill>
-                    <a:blip r:embed="rId49"/>
+                    <a:blip r:embed="rId50"/>
                     <a:stretch>
                       <a:fillRect/>
                     </a:stretch>
@@ -13345,9 +16741,9 @@
         <w:t xml:space="preserve">across 30 seeds; CAE-3D dominates on Pavia U.</w:t>
       </w:r>
     </w:p>
-    <w:bookmarkEnd w:id="52"/>
     <w:bookmarkEnd w:id="53"/>
-    <w:bookmarkStart w:id="54" w:name="axis-f-12-external-baseline-deltas"/>
+    <w:bookmarkEnd w:id="54"/>
+    <w:bookmarkStart w:id="55" w:name="axis-f-12-external-baseline-deltas"/>
     <w:p>
       <w:pPr>
         <w:pStyle w:val="Heading1"/>
@@ -13626,7 +17022,7 @@
         <w:t xml:space="preserve">declaration).</w:t>
       </w:r>
     </w:p>
-    <w:bookmarkEnd w:id="54"/>
+    <w:bookmarkEnd w:id="55"/>
     <w:sectPr>
       <w:footnotePr>
         <w:numRestart w:val="eachSect"/>
@@ -13737,8 +17133,114 @@
       </w:pPr>
     </w:lvl>
   </w:abstractNum>
+  <w:abstractNum w:abstractNumId="991">
+    <w:nsid w:val="0000A991"/>
+    <w:multiLevelType w:val="multilevel"/>
+    <w:lvl w:ilvl="0">
+      <w:numFmt w:val="bullet"/>
+      <w:lvlText w:val=""/>
+      <w:lvlJc w:val="left"/>
+      <w:pPr>
+        <w:ind w:left="720" w:hanging="360"/>
+      </w:pPr>
+      <w:rPr>
+        <w:rFonts w:ascii="Symbol" w:hAnsi="Symbol" w:cs="Symbol" w:hint="default"/>
+      </w:rPr>
+    </w:lvl>
+    <w:lvl w:ilvl="1">
+      <w:numFmt w:val="bullet"/>
+      <w:lvlText w:val="o"/>
+      <w:lvlJc w:val="left"/>
+      <w:pPr>
+        <w:ind w:left="1440" w:hanging="360"/>
+      </w:pPr>
+      <w:rPr>
+        <w:rFonts w:ascii="Courier New" w:hAnsi="Courier New" w:cs="Courier New" w:hint="default"/>
+      </w:rPr>
+    </w:lvl>
+    <w:lvl w:ilvl="2">
+      <w:numFmt w:val="bullet"/>
+      <w:lvlText w:val=""/>
+      <w:lvlJc w:val="left"/>
+      <w:pPr>
+        <w:ind w:left="2160" w:hanging="360"/>
+      </w:pPr>
+      <w:rPr>
+        <w:rFonts w:ascii="Wingdings" w:hAnsi="Wingdings" w:cs="Wingdings" w:hint="default"/>
+      </w:rPr>
+    </w:lvl>
+    <w:lvl w:ilvl="3">
+      <w:numFmt w:val="bullet"/>
+      <w:lvlText w:val=""/>
+      <w:lvlJc w:val="left"/>
+      <w:pPr>
+        <w:ind w:left="2880" w:hanging="360"/>
+      </w:pPr>
+      <w:rPr>
+        <w:rFonts w:ascii="Symbol" w:hAnsi="Symbol" w:cs="Symbol" w:hint="default"/>
+      </w:rPr>
+    </w:lvl>
+    <w:lvl w:ilvl="4">
+      <w:numFmt w:val="bullet"/>
+      <w:lvlText w:val="o"/>
+      <w:lvlJc w:val="left"/>
+      <w:pPr>
+        <w:ind w:left="3600" w:hanging="360"/>
+      </w:pPr>
+      <w:rPr>
+        <w:rFonts w:ascii="Courier New" w:hAnsi="Courier New" w:cs="Courier New" w:hint="default"/>
+      </w:rPr>
+    </w:lvl>
+    <w:lvl w:ilvl="5">
+      <w:numFmt w:val="bullet"/>
+      <w:lvlText w:val=""/>
+      <w:lvlJc w:val="left"/>
+      <w:pPr>
+        <w:ind w:left="4320" w:hanging="360"/>
+      </w:pPr>
+      <w:rPr>
+        <w:rFonts w:ascii="Wingdings" w:hAnsi="Wingdings" w:cs="Wingdings" w:hint="default"/>
+      </w:rPr>
+    </w:lvl>
+    <w:lvl w:ilvl="6">
+      <w:numFmt w:val="bullet"/>
+      <w:lvlText w:val=""/>
+      <w:lvlJc w:val="left"/>
+      <w:pPr>
+        <w:ind w:left="5040" w:hanging="360"/>
+      </w:pPr>
+      <w:rPr>
+        <w:rFonts w:ascii="Symbol" w:hAnsi="Symbol" w:cs="Symbol" w:hint="default"/>
+      </w:rPr>
+    </w:lvl>
+    <w:lvl w:ilvl="7">
+      <w:numFmt w:val="bullet"/>
+      <w:lvlText w:val="o"/>
+      <w:lvlJc w:val="left"/>
+      <w:pPr>
+        <w:ind w:left="5760" w:hanging="360"/>
+      </w:pPr>
+      <w:rPr>
+        <w:rFonts w:ascii="Courier New" w:hAnsi="Courier New" w:cs="Courier New" w:hint="default"/>
+      </w:rPr>
+    </w:lvl>
+    <w:lvl w:ilvl="8">
+      <w:numFmt w:val="bullet"/>
+      <w:lvlText w:val=""/>
+      <w:lvlJc w:val="left"/>
+      <w:pPr>
+        <w:ind w:left="6480" w:hanging="360"/>
+      </w:pPr>
+      <w:rPr>
+        <w:rFonts w:ascii="Wingdings" w:hAnsi="Wingdings" w:cs="Wingdings" w:hint="default"/>
+      </w:rPr>
+    </w:lvl>
+  </w:abstractNum>
   <w:num w:numId="1000">
     <w:abstractNumId w:val="990"/>
+  </w:num>
+  <w:num w:numId="1001">
+    <w:abstractNumId w:val="991"/>
   </w:num>
 </w:numbering>
 </file>
